--- a/100+ Logical coding questions.docx
+++ b/100+ Logical coding questions.docx
@@ -2148,6 +2148,705 @@
         <w:t xml:space="preserve"> [1,2]</w:t>
       </w:r>
     </w:p>
+    <w:p/>
+    <w:p>
+      <w:r>
+        <w:t xml:space="preserve">The difference comes from </w:t>
+      </w:r>
+      <w:r>
+        <w:rPr>
+          <w:b/>
+          <w:bCs/>
+        </w:rPr>
+        <w:t>in-place modification vs new object creation</w:t>
+      </w:r>
+      <w:r>
+        <w:t>.</w:t>
+      </w:r>
+    </w:p>
+    <w:p>
+      <w:r>
+        <w:pict w14:anchorId="54853BF1">
+          <v:rect id="_x0000_i1265" style="width:0;height:1.5pt" o:hralign="center" o:hrstd="t" o:hr="t" fillcolor="#a0a0a0" stroked="f"/>
+        </w:pict>
+      </w:r>
+    </w:p>
+    <w:p>
+      <w:pPr>
+        <w:rPr>
+          <w:b/>
+          <w:bCs/>
+        </w:rPr>
+      </w:pPr>
+      <w:r>
+        <w:rPr>
+          <w:rFonts w:ascii="Segoe UI Emoji" w:hAnsi="Segoe UI Emoji" w:cs="Segoe UI Emoji"/>
+          <w:b/>
+          <w:bCs/>
+        </w:rPr>
+        <w:t>🔹</w:t>
+      </w:r>
+      <w:r>
+        <w:rPr>
+          <w:b/>
+          <w:bCs/>
+        </w:rPr>
+        <w:t xml:space="preserve"> Case 1: a += [3] (Augmented assignment)</w:t>
+      </w:r>
+    </w:p>
+    <w:p>
+      <w:r>
+        <w:t>a = [1,2]</w:t>
+      </w:r>
+      <w:r>
+        <w:br/>
+        <w:t>b = a</w:t>
+      </w:r>
+      <w:r>
+        <w:br/>
+        <w:t>a += [3]</w:t>
+      </w:r>
+      <w:r>
+        <w:br/>
+        <w:t>print(b)   # [1,2,3]</w:t>
+      </w:r>
+    </w:p>
+    <w:p>
+      <w:pPr>
+        <w:rPr>
+          <w:b/>
+          <w:bCs/>
+        </w:rPr>
+      </w:pPr>
+      <w:r>
+        <w:rPr>
+          <w:b/>
+          <w:bCs/>
+        </w:rPr>
+        <w:t>What happens:</w:t>
+      </w:r>
+    </w:p>
+    <w:p>
+      <w:pPr>
+        <w:numPr>
+          <w:ilvl w:val="0"/>
+          <w:numId w:val="38"/>
+        </w:numPr>
+      </w:pPr>
+      <w:r>
+        <w:t xml:space="preserve">a += [3] → modifies the </w:t>
+      </w:r>
+      <w:r>
+        <w:rPr>
+          <w:b/>
+          <w:bCs/>
+        </w:rPr>
+        <w:t>same list object (in-place)</w:t>
+      </w:r>
+      <w:r>
+        <w:t xml:space="preserve"> </w:t>
+      </w:r>
+    </w:p>
+    <w:p>
+      <w:pPr>
+        <w:numPr>
+          <w:ilvl w:val="0"/>
+          <w:numId w:val="38"/>
+        </w:numPr>
+      </w:pPr>
+      <w:r>
+        <w:t xml:space="preserve">No new object is created </w:t>
+      </w:r>
+    </w:p>
+    <w:p>
+      <w:pPr>
+        <w:numPr>
+          <w:ilvl w:val="0"/>
+          <w:numId w:val="38"/>
+        </w:numPr>
+      </w:pPr>
+      <w:r>
+        <w:t xml:space="preserve">Both a and b still point to the </w:t>
+      </w:r>
+      <w:r>
+        <w:rPr>
+          <w:b/>
+          <w:bCs/>
+        </w:rPr>
+        <w:t>same memory</w:t>
+      </w:r>
+      <w:r>
+        <w:t xml:space="preserve"> </w:t>
+      </w:r>
+    </w:p>
+    <w:p>
+      <w:r>
+        <w:rPr>
+          <w:rFonts w:ascii="Segoe UI Emoji" w:hAnsi="Segoe UI Emoji" w:cs="Segoe UI Emoji"/>
+        </w:rPr>
+        <w:t>👉</w:t>
+      </w:r>
+      <w:r>
+        <w:t xml:space="preserve"> So b also sees the change</w:t>
+      </w:r>
+    </w:p>
+    <w:p>
+      <w:r>
+        <w:pict w14:anchorId="16596AE3">
+          <v:rect id="_x0000_i1266" style="width:0;height:1.5pt" o:hralign="center" o:hrstd="t" o:hr="t" fillcolor="#a0a0a0" stroked="f"/>
+        </w:pict>
+      </w:r>
+    </w:p>
+    <w:p>
+      <w:pPr>
+        <w:rPr>
+          <w:b/>
+          <w:bCs/>
+        </w:rPr>
+      </w:pPr>
+      <w:r>
+        <w:rPr>
+          <w:rFonts w:ascii="Segoe UI Emoji" w:hAnsi="Segoe UI Emoji" w:cs="Segoe UI Emoji"/>
+          <w:b/>
+          <w:bCs/>
+        </w:rPr>
+        <w:t>🔹</w:t>
+      </w:r>
+      <w:r>
+        <w:rPr>
+          <w:b/>
+          <w:bCs/>
+        </w:rPr>
+        <w:t xml:space="preserve"> Case 2: a = a + [3] (Normal addition)</w:t>
+      </w:r>
+    </w:p>
+    <w:p>
+      <w:r>
+        <w:t>a = [1,2]</w:t>
+      </w:r>
+      <w:r>
+        <w:br/>
+        <w:t>b = a</w:t>
+      </w:r>
+      <w:r>
+        <w:br/>
+        <w:t>a = a + [3]</w:t>
+      </w:r>
+      <w:r>
+        <w:br/>
+        <w:t>print(b)   # [1,2]</w:t>
+      </w:r>
+    </w:p>
+    <w:p>
+      <w:pPr>
+        <w:rPr>
+          <w:b/>
+          <w:bCs/>
+        </w:rPr>
+      </w:pPr>
+      <w:r>
+        <w:rPr>
+          <w:b/>
+          <w:bCs/>
+        </w:rPr>
+        <w:t>What happens:</w:t>
+      </w:r>
+    </w:p>
+    <w:p>
+      <w:pPr>
+        <w:numPr>
+          <w:ilvl w:val="0"/>
+          <w:numId w:val="39"/>
+        </w:numPr>
+      </w:pPr>
+      <w:r>
+        <w:t xml:space="preserve">a + [3] → creates a </w:t>
+      </w:r>
+      <w:r>
+        <w:rPr>
+          <w:b/>
+          <w:bCs/>
+        </w:rPr>
+        <w:t>new list object</w:t>
+      </w:r>
+      <w:r>
+        <w:t xml:space="preserve"> </w:t>
+      </w:r>
+    </w:p>
+    <w:p>
+      <w:pPr>
+        <w:numPr>
+          <w:ilvl w:val="0"/>
+          <w:numId w:val="39"/>
+        </w:numPr>
+      </w:pPr>
+      <w:r>
+        <w:t xml:space="preserve">Then a is reassigned to this new object </w:t>
+      </w:r>
+    </w:p>
+    <w:p>
+      <w:pPr>
+        <w:numPr>
+          <w:ilvl w:val="0"/>
+          <w:numId w:val="39"/>
+        </w:numPr>
+      </w:pPr>
+      <w:r>
+        <w:t xml:space="preserve">b still points to the </w:t>
+      </w:r>
+      <w:r>
+        <w:rPr>
+          <w:b/>
+          <w:bCs/>
+        </w:rPr>
+        <w:t>old list</w:t>
+      </w:r>
+      <w:r>
+        <w:t xml:space="preserve"> </w:t>
+      </w:r>
+    </w:p>
+    <w:p>
+      <w:r>
+        <w:rPr>
+          <w:rFonts w:ascii="Segoe UI Emoji" w:hAnsi="Segoe UI Emoji" w:cs="Segoe UI Emoji"/>
+        </w:rPr>
+        <w:t>👉</w:t>
+      </w:r>
+      <w:r>
+        <w:t xml:space="preserve"> So b remains unchanged</w:t>
+      </w:r>
+    </w:p>
+    <w:p>
+      <w:r>
+        <w:pict w14:anchorId="7F66543D">
+          <v:rect id="_x0000_i1267" style="width:0;height:1.5pt" o:hralign="center" o:hrstd="t" o:hr="t" fillcolor="#a0a0a0" stroked="f"/>
+        </w:pict>
+      </w:r>
+    </w:p>
+    <w:p>
+      <w:pPr>
+        <w:rPr>
+          <w:b/>
+          <w:bCs/>
+        </w:rPr>
+      </w:pPr>
+      <w:r>
+        <w:rPr>
+          <w:rFonts w:ascii="Segoe UI Emoji" w:hAnsi="Segoe UI Emoji" w:cs="Segoe UI Emoji"/>
+          <w:b/>
+          <w:bCs/>
+        </w:rPr>
+        <w:t>🔹</w:t>
+      </w:r>
+      <w:r>
+        <w:rPr>
+          <w:b/>
+          <w:bCs/>
+        </w:rPr>
+        <w:t xml:space="preserve"> Visual understanding</w:t>
+      </w:r>
+    </w:p>
+    <w:p>
+      <w:pPr>
+        <w:rPr>
+          <w:b/>
+          <w:bCs/>
+        </w:rPr>
+      </w:pPr>
+      <w:r>
+        <w:rPr>
+          <w:b/>
+          <w:bCs/>
+        </w:rPr>
+        <w:t>Case 1 (+=)</w:t>
+      </w:r>
+    </w:p>
+    <w:p>
+      <w:r>
+        <w:lastRenderedPageBreak/>
+        <w:t>a ──┐</w:t>
+      </w:r>
+      <w:r>
+        <w:br/>
+        <w:t xml:space="preserve">    </w:t>
+      </w:r>
+      <w:r>
+        <w:rPr>
+          <w:rFonts w:ascii="Arial" w:hAnsi="Arial" w:cs="Arial"/>
+        </w:rPr>
+        <w:t>├</w:t>
+      </w:r>
+      <w:r>
+        <w:rPr>
+          <w:rFonts w:ascii="Aptos" w:hAnsi="Aptos" w:cs="Aptos"/>
+        </w:rPr>
+        <w:t>──</w:t>
+      </w:r>
+      <w:r>
+        <w:t>&gt; [1,2,3]  (same object modified)</w:t>
+      </w:r>
+      <w:r>
+        <w:br/>
+        <w:t xml:space="preserve">b </w:t>
+      </w:r>
+      <w:r>
+        <w:rPr>
+          <w:rFonts w:ascii="Aptos" w:hAnsi="Aptos" w:cs="Aptos"/>
+        </w:rPr>
+        <w:t>──┘</w:t>
+      </w:r>
+    </w:p>
+    <w:p>
+      <w:pPr>
+        <w:rPr>
+          <w:b/>
+          <w:bCs/>
+        </w:rPr>
+      </w:pPr>
+      <w:r>
+        <w:rPr>
+          <w:b/>
+          <w:bCs/>
+        </w:rPr>
+        <w:t>Case 2 (a = a + [3])</w:t>
+      </w:r>
+    </w:p>
+    <w:p>
+      <w:r>
+        <w:t>Before:</w:t>
+      </w:r>
+      <w:r>
+        <w:br/>
+        <w:t>a ──┐</w:t>
+      </w:r>
+      <w:r>
+        <w:br/>
+        <w:t xml:space="preserve">    </w:t>
+      </w:r>
+      <w:r>
+        <w:rPr>
+          <w:rFonts w:ascii="Arial" w:hAnsi="Arial" w:cs="Arial"/>
+        </w:rPr>
+        <w:t>├</w:t>
+      </w:r>
+      <w:r>
+        <w:rPr>
+          <w:rFonts w:ascii="Aptos" w:hAnsi="Aptos" w:cs="Aptos"/>
+        </w:rPr>
+        <w:t>──</w:t>
+      </w:r>
+      <w:r>
+        <w:t>&gt; [1,2]</w:t>
+      </w:r>
+      <w:r>
+        <w:br/>
+        <w:t xml:space="preserve">b </w:t>
+      </w:r>
+      <w:r>
+        <w:rPr>
+          <w:rFonts w:ascii="Aptos" w:hAnsi="Aptos" w:cs="Aptos"/>
+        </w:rPr>
+        <w:t>──┘</w:t>
+      </w:r>
+      <w:r>
+        <w:br/>
+      </w:r>
+      <w:r>
+        <w:br/>
+        <w:t>After:</w:t>
+      </w:r>
+      <w:r>
+        <w:br/>
+        <w:t xml:space="preserve">a </w:t>
+      </w:r>
+      <w:r>
+        <w:rPr>
+          <w:rFonts w:ascii="Aptos" w:hAnsi="Aptos" w:cs="Aptos"/>
+        </w:rPr>
+        <w:t>─────</w:t>
+      </w:r>
+      <w:r>
+        <w:t>&gt; [1,2,3]  (new object)</w:t>
+      </w:r>
+      <w:r>
+        <w:br/>
+        <w:t xml:space="preserve">b </w:t>
+      </w:r>
+      <w:r>
+        <w:rPr>
+          <w:rFonts w:ascii="Aptos" w:hAnsi="Aptos" w:cs="Aptos"/>
+        </w:rPr>
+        <w:t>─────</w:t>
+      </w:r>
+      <w:r>
+        <w:t>&gt; [1,2]    (old object)</w:t>
+      </w:r>
+    </w:p>
+    <w:p>
+      <w:r>
+        <w:pict w14:anchorId="13BA96D5">
+          <v:rect id="_x0000_i1268" style="width:0;height:1.5pt" o:hralign="center" o:hrstd="t" o:hr="t" fillcolor="#a0a0a0" stroked="f"/>
+        </w:pict>
+      </w:r>
+    </w:p>
+    <w:p>
+      <w:pPr>
+        <w:rPr>
+          <w:b/>
+          <w:bCs/>
+        </w:rPr>
+      </w:pPr>
+      <w:r>
+        <w:rPr>
+          <w:rFonts w:ascii="Segoe UI Emoji" w:hAnsi="Segoe UI Emoji" w:cs="Segoe UI Emoji"/>
+          <w:b/>
+          <w:bCs/>
+        </w:rPr>
+        <w:t>🔹</w:t>
+      </w:r>
+      <w:r>
+        <w:rPr>
+          <w:b/>
+          <w:bCs/>
+        </w:rPr>
+        <w:t xml:space="preserve"> Key concept</w:t>
+      </w:r>
+    </w:p>
+    <w:tbl>
+      <w:tblPr>
+        <w:tblStyle w:val="TableGrid"/>
+        <w:tblW w:w="0" w:type="auto"/>
+        <w:tblLook w:val="04A0" w:firstRow="1" w:lastRow="0" w:firstColumn="1" w:lastColumn="0" w:noHBand="0" w:noVBand="1"/>
+      </w:tblPr>
+      <w:tblGrid>
+        <w:gridCol w:w="1306"/>
+        <w:gridCol w:w="2229"/>
+      </w:tblGrid>
+      <w:tr>
+        <w:tc>
+          <w:tcPr>
+            <w:tcW w:w="0" w:type="auto"/>
+            <w:hideMark/>
+          </w:tcPr>
+          <w:p>
+            <w:pPr>
+              <w:spacing w:after="160" w:line="278" w:lineRule="auto"/>
+              <w:rPr>
+                <w:b/>
+                <w:bCs/>
+              </w:rPr>
+            </w:pPr>
+            <w:r>
+              <w:rPr>
+                <w:b/>
+                <w:bCs/>
+              </w:rPr>
+              <w:t>Operation</w:t>
+            </w:r>
+          </w:p>
+        </w:tc>
+        <w:tc>
+          <w:tcPr>
+            <w:tcW w:w="0" w:type="auto"/>
+            <w:hideMark/>
+          </w:tcPr>
+          <w:p>
+            <w:pPr>
+              <w:spacing w:after="160" w:line="278" w:lineRule="auto"/>
+              <w:rPr>
+                <w:b/>
+                <w:bCs/>
+              </w:rPr>
+            </w:pPr>
+            <w:r>
+              <w:rPr>
+                <w:b/>
+                <w:bCs/>
+              </w:rPr>
+              <w:t>Behavior</w:t>
+            </w:r>
+          </w:p>
+        </w:tc>
+      </w:tr>
+      <w:tr>
+        <w:tc>
+          <w:tcPr>
+            <w:tcW w:w="0" w:type="auto"/>
+            <w:hideMark/>
+          </w:tcPr>
+          <w:p>
+            <w:pPr>
+              <w:spacing w:after="160" w:line="278" w:lineRule="auto"/>
+            </w:pPr>
+            <w:r>
+              <w:t>+=</w:t>
+            </w:r>
+          </w:p>
+        </w:tc>
+        <w:tc>
+          <w:tcPr>
+            <w:tcW w:w="0" w:type="auto"/>
+            <w:hideMark/>
+          </w:tcPr>
+          <w:p>
+            <w:pPr>
+              <w:spacing w:after="160" w:line="278" w:lineRule="auto"/>
+            </w:pPr>
+            <w:r>
+              <w:t>In-place (mutable)</w:t>
+            </w:r>
+          </w:p>
+        </w:tc>
+      </w:tr>
+      <w:tr>
+        <w:tc>
+          <w:tcPr>
+            <w:tcW w:w="0" w:type="auto"/>
+            <w:hideMark/>
+          </w:tcPr>
+          <w:p>
+            <w:pPr>
+              <w:spacing w:after="160" w:line="278" w:lineRule="auto"/>
+            </w:pPr>
+            <w:r>
+              <w:t>a = a + ...</w:t>
+            </w:r>
+          </w:p>
+        </w:tc>
+        <w:tc>
+          <w:tcPr>
+            <w:tcW w:w="0" w:type="auto"/>
+            <w:hideMark/>
+          </w:tcPr>
+          <w:p>
+            <w:pPr>
+              <w:spacing w:after="160" w:line="278" w:lineRule="auto"/>
+            </w:pPr>
+            <w:r>
+              <w:t>New object created</w:t>
+            </w:r>
+          </w:p>
+        </w:tc>
+      </w:tr>
+    </w:tbl>
+    <w:p>
+      <w:r>
+        <w:pict w14:anchorId="783927CB">
+          <v:rect id="_x0000_i1269" style="width:0;height:1.5pt" o:hralign="center" o:hrstd="t" o:hr="t" fillcolor="#a0a0a0" stroked="f"/>
+        </w:pict>
+      </w:r>
+    </w:p>
+    <w:p>
+      <w:pPr>
+        <w:rPr>
+          <w:b/>
+          <w:bCs/>
+        </w:rPr>
+      </w:pPr>
+      <w:r>
+        <w:rPr>
+          <w:rFonts w:ascii="Segoe UI Emoji" w:hAnsi="Segoe UI Emoji" w:cs="Segoe UI Emoji"/>
+          <w:b/>
+          <w:bCs/>
+        </w:rPr>
+        <w:t>🔹</w:t>
+      </w:r>
+      <w:r>
+        <w:rPr>
+          <w:b/>
+          <w:bCs/>
+        </w:rPr>
+        <w:t xml:space="preserve"> Important note (interview point)</w:t>
+      </w:r>
+    </w:p>
+    <w:p>
+      <w:pPr>
+        <w:numPr>
+          <w:ilvl w:val="0"/>
+          <w:numId w:val="40"/>
+        </w:numPr>
+        <w:rPr>
+          <w:highlight w:val="cyan"/>
+        </w:rPr>
+      </w:pPr>
+      <w:r>
+        <w:rPr>
+          <w:highlight w:val="cyan"/>
+        </w:rPr>
+        <w:t xml:space="preserve">+= works </w:t>
+      </w:r>
+      <w:r>
+        <w:rPr>
+          <w:b/>
+          <w:bCs/>
+          <w:highlight w:val="cyan"/>
+        </w:rPr>
+        <w:t>in-place only for mutable types</w:t>
+      </w:r>
+      <w:r>
+        <w:rPr>
+          <w:highlight w:val="cyan"/>
+        </w:rPr>
+        <w:t xml:space="preserve"> (like list, set, dict) </w:t>
+      </w:r>
+    </w:p>
+    <w:p>
+      <w:pPr>
+        <w:numPr>
+          <w:ilvl w:val="0"/>
+          <w:numId w:val="40"/>
+        </w:numPr>
+        <w:rPr>
+          <w:highlight w:val="cyan"/>
+        </w:rPr>
+      </w:pPr>
+      <w:r>
+        <w:rPr>
+          <w:highlight w:val="cyan"/>
+        </w:rPr>
+        <w:t xml:space="preserve">For immutable types (like int, string), both behave similarly </w:t>
+      </w:r>
+    </w:p>
+    <w:p>
+      <w:r>
+        <w:pict w14:anchorId="43B87C59">
+          <v:rect id="_x0000_i1270" style="width:0;height:1.5pt" o:hralign="center" o:hrstd="t" o:hr="t" fillcolor="#a0a0a0" stroked="f"/>
+        </w:pict>
+      </w:r>
+    </w:p>
+    <w:p>
+      <w:pPr>
+        <w:rPr>
+          <w:b/>
+          <w:bCs/>
+        </w:rPr>
+      </w:pPr>
+      <w:r>
+        <w:rPr>
+          <w:rFonts w:ascii="Segoe UI Emoji" w:hAnsi="Segoe UI Emoji" w:cs="Segoe UI Emoji"/>
+          <w:b/>
+          <w:bCs/>
+        </w:rPr>
+        <w:t>🔹</w:t>
+      </w:r>
+      <w:r>
+        <w:rPr>
+          <w:b/>
+          <w:bCs/>
+        </w:rPr>
+        <w:t xml:space="preserve"> One-line answer</w:t>
+      </w:r>
+    </w:p>
+    <w:p>
+      <w:r>
+        <w:rPr>
+          <w:b/>
+          <w:bCs/>
+        </w:rPr>
+        <w:t>+= modifies the same object, while a = a + ... creates a new object and reassigns the variable.</w:t>
+      </w:r>
+    </w:p>
+    <w:p/>
     <w:p>
       <w:r>
         <w:pict w14:anchorId="4707DF5A">
@@ -2193,6 +2892,7 @@
     </w:p>
     <w:p>
       <w:r>
+        <w:lastRenderedPageBreak/>
         <w:pict w14:anchorId="14105292">
           <v:rect id="_x0000_i1068" style="width:0;height:1.5pt" o:hralign="center" o:hrstd="t" o:hr="t" fillcolor="#a0a0a0" stroked="f"/>
         </w:pict>
@@ -2369,7 +3069,6 @@
     </w:p>
     <w:p>
       <w:r>
-        <w:lastRenderedPageBreak/>
         <w:t>def f(*args, **kwargs):</w:t>
       </w:r>
       <w:r>
@@ -2447,6 +3146,7 @@
           <w:b/>
           <w:bCs/>
         </w:rPr>
+        <w:lastRenderedPageBreak/>
         <w:t>17. String interning</w:t>
       </w:r>
     </w:p>
@@ -2610,7 +3310,6 @@
           <w:b/>
           <w:bCs/>
         </w:rPr>
-        <w:lastRenderedPageBreak/>
         <w:t>Best practice:</w:t>
       </w:r>
       <w:r>
@@ -2691,6 +3390,7 @@
           <w:b/>
           <w:bCs/>
         </w:rPr>
+        <w:lastRenderedPageBreak/>
         <w:t>22. Safe way</w:t>
       </w:r>
     </w:p>
@@ -2849,7 +3549,6 @@
     </w:p>
     <w:p>
       <w:r>
-        <w:lastRenderedPageBreak/>
         <w:pict w14:anchorId="25E72624">
           <v:rect id="_x0000_i1084" style="width:0;height:1.5pt" o:hralign="center" o:hrstd="t" o:hr="t" fillcolor="#a0a0a0" stroked="f"/>
         </w:pict>
@@ -2927,6 +3626,7 @@
     </w:p>
     <w:p>
       <w:r>
+        <w:lastRenderedPageBreak/>
         <w:pict w14:anchorId="6844D3EA">
           <v:rect id="_x0000_i1086" style="width:0;height:1.5pt" o:hralign="center" o:hrstd="t" o:hr="t" fillcolor="#a0a0a0" stroked="f"/>
         </w:pict>
@@ -3080,7 +3780,6 @@
           <w:b/>
           <w:bCs/>
         </w:rPr>
-        <w:lastRenderedPageBreak/>
         <w:t>Pattern:</w:t>
       </w:r>
       <w:r>
@@ -3181,6 +3880,7 @@
           <w:b/>
           <w:bCs/>
         </w:rPr>
+        <w:lastRenderedPageBreak/>
         <w:t>4. Maximum Subarray (Kadane’s)</w:t>
       </w:r>
     </w:p>
@@ -3301,7 +4001,6 @@
     </w:p>
     <w:p>
       <w:r>
-        <w:lastRenderedPageBreak/>
         <w:pict w14:anchorId="6D678414">
           <v:rect id="_x0000_i1094" style="width:0;height:1.5pt" o:hralign="center" o:hrstd="t" o:hr="t" fillcolor="#a0a0a0" stroked="f"/>
         </w:pict>
@@ -3384,6 +4083,7 @@
     </w:p>
     <w:p>
       <w:r>
+        <w:lastRenderedPageBreak/>
         <w:pict w14:anchorId="1C724311">
           <v:rect id="_x0000_i1096" style="width:0;height:1.5pt" o:hralign="center" o:hrstd="t" o:hr="t" fillcolor="#a0a0a0" stroked="f"/>
         </w:pict>
@@ -3512,9 +4212,6 @@
       </w:r>
       <w:r>
         <w:br/>
-      </w:r>
-      <w:r>
-        <w:lastRenderedPageBreak/>
         <w:t xml:space="preserve">        while s[r] in seen:</w:t>
       </w:r>
       <w:r>
@@ -3601,6 +4298,7 @@
     </w:p>
     <w:p>
       <w:r>
+        <w:lastRenderedPageBreak/>
         <w:t>def valid(s):</w:t>
       </w:r>
       <w:r>
@@ -3720,7 +4418,6 @@
     </w:p>
     <w:p>
       <w:r>
-        <w:lastRenderedPageBreak/>
         <w:pict w14:anchorId="5A52578F">
           <v:rect id="_x0000_i1103" style="width:0;height:1.5pt" o:hralign="center" o:hrstd="t" o:hr="t" fillcolor="#a0a0a0" stroked="f"/>
         </w:pict>
@@ -3816,6 +4513,7 @@
           <w:b/>
           <w:bCs/>
         </w:rPr>
+        <w:lastRenderedPageBreak/>
         <w:t>18. Binary Search</w:t>
       </w:r>
     </w:p>
@@ -3931,9 +4629,6 @@
       </w:r>
       <w:r>
         <w:br/>
-      </w:r>
-      <w:r>
-        <w:lastRenderedPageBreak/>
         <w:t xml:space="preserve">        count += d.get(s-k,0)</w:t>
       </w:r>
       <w:r>
@@ -4020,6 +4715,9 @@
       </w:r>
       <w:r>
         <w:br/>
+      </w:r>
+      <w:r>
+        <w:lastRenderedPageBreak/>
         <w:t xml:space="preserve">    a,b=0,1</w:t>
       </w:r>
       <w:r>
@@ -4135,7 +4833,6 @@
     </w:p>
     <w:p>
       <w:r>
-        <w:lastRenderedPageBreak/>
         <w:pict w14:anchorId="65D43CCE">
           <v:rect id="_x0000_i1112" style="width:0;height:1.5pt" o:hralign="center" o:hrstd="t" o:hr="t" fillcolor="#a0a0a0" stroked="f"/>
         </w:pict>
@@ -4222,6 +4919,7 @@
     </w:p>
     <w:p>
       <w:r>
+        <w:lastRenderedPageBreak/>
         <w:pict w14:anchorId="600569FB">
           <v:rect id="_x0000_i1114" style="width:0;height:1.5pt" o:hralign="center" o:hrstd="t" o:hr="t" fillcolor="#a0a0a0" stroked="f"/>
         </w:pict>
@@ -4357,9 +5055,6 @@
       </w:r>
       <w:r>
         <w:br/>
-      </w:r>
-      <w:r>
-        <w:lastRenderedPageBreak/>
         <w:t xml:space="preserve">            res[-1][1]=max(res[-1][1], e)</w:t>
       </w:r>
       <w:r>
@@ -4591,6 +5286,7 @@
           </w:tcPr>
           <w:p>
             <w:r>
+              <w:lastRenderedPageBreak/>
               <w:t>Stack</w:t>
             </w:r>
           </w:p>
@@ -4784,7 +5480,6 @@
           <w:b/>
           <w:bCs/>
         </w:rPr>
-        <w:lastRenderedPageBreak/>
         <w:t>2. Unexpected output</w:t>
       </w:r>
     </w:p>
@@ -4876,6 +5571,7 @@
           <w:b/>
           <w:bCs/>
         </w:rPr>
+        <w:lastRenderedPageBreak/>
         <w:t>4. Infinite loop bug</w:t>
       </w:r>
     </w:p>
@@ -5021,7 +5717,6 @@
     </w:p>
     <w:p>
       <w:r>
-        <w:lastRenderedPageBreak/>
         <w:pict w14:anchorId="36A15878">
           <v:rect id="_x0000_i1125" style="width:0;height:1.5pt" o:hralign="center" o:hrstd="t" o:hr="t" fillcolor="#a0a0a0" stroked="f"/>
         </w:pict>
@@ -5102,6 +5797,7 @@
           <w:b/>
           <w:bCs/>
         </w:rPr>
+        <w:lastRenderedPageBreak/>
         <w:t>Issue:</w:t>
       </w:r>
       <w:r>
@@ -5259,7 +5955,6 @@
     </w:p>
     <w:p>
       <w:r>
-        <w:lastRenderedPageBreak/>
         <w:t>import time</w:t>
       </w:r>
       <w:r>
@@ -5346,6 +6041,7 @@
           <w:b/>
           <w:bCs/>
         </w:rPr>
+        <w:lastRenderedPageBreak/>
         <w:t>Problem:</w:t>
       </w:r>
       <w:r>
@@ -5525,7 +6221,6 @@
     </w:p>
     <w:p>
       <w:r>
-        <w:lastRenderedPageBreak/>
         <w:t>query = "SELECT * FROM users WHERE name = '"+name+"'"</w:t>
       </w:r>
     </w:p>
@@ -5638,6 +6333,7 @@
           <w:b/>
           <w:bCs/>
         </w:rPr>
+        <w:lastRenderedPageBreak/>
         <w:t>20. Floating precision issue</w:t>
       </w:r>
     </w:p>
@@ -5799,7 +6495,6 @@
           <w:b/>
           <w:bCs/>
         </w:rPr>
-        <w:lastRenderedPageBreak/>
         <w:t>23. Incorrect recursion base</w:t>
       </w:r>
     </w:p>
@@ -5903,6 +6598,7 @@
         </w:numPr>
       </w:pPr>
       <w:r>
+        <w:lastRenderedPageBreak/>
         <w:t xml:space="preserve">Retry mechanism </w:t>
       </w:r>
     </w:p>
@@ -6086,7 +6782,6 @@
           <w:b/>
           <w:bCs/>
         </w:rPr>
-        <w:lastRenderedPageBreak/>
         <w:t>Problem:</w:t>
       </w:r>
       <w:r>
@@ -6211,6 +6906,7 @@
           <w:b/>
           <w:bCs/>
         </w:rPr>
+        <w:lastRenderedPageBreak/>
         <w:t>Answer structure:</w:t>
       </w:r>
     </w:p>
@@ -6349,9 +7045,6 @@
       </w:r>
       <w:r>
         <w:br/>
-      </w:r>
-      <w:r>
-        <w:lastRenderedPageBreak/>
         <w:t xml:space="preserve">        </w:t>
       </w:r>
       <w:r>
@@ -6458,6 +7151,7 @@
         </w:numPr>
       </w:pPr>
       <w:r>
+        <w:lastRenderedPageBreak/>
         <w:t xml:space="preserve">Time Complexity: </w:t>
       </w:r>
       <w:r>
@@ -6605,95 +7299,93 @@
       </w:r>
       <w:r>
         <w:br/>
-      </w:r>
-      <w:r>
+        <w:t xml:space="preserve">    for i in range(1, len(s)):</w:t>
+      </w:r>
+      <w:r>
+        <w:br/>
+        <w:t xml:space="preserve">        if s[i] == s[i-1]:</w:t>
+      </w:r>
+      <w:r>
+        <w:br/>
+        <w:t xml:space="preserve">            count += 1</w:t>
+      </w:r>
+      <w:r>
+        <w:br/>
+        <w:t xml:space="preserve">        else:</w:t>
+      </w:r>
+      <w:r>
+        <w:br/>
+        <w:t xml:space="preserve">            result.append(s[i-1] + str(count))</w:t>
+      </w:r>
+      <w:r>
+        <w:br/>
+        <w:t xml:space="preserve">            count = 1</w:t>
+      </w:r>
+      <w:r>
+        <w:br/>
+        <w:t xml:space="preserve">    </w:t>
+      </w:r>
+      <w:r>
+        <w:br/>
+        <w:t xml:space="preserve">    # last character</w:t>
+      </w:r>
+      <w:r>
+        <w:br/>
+        <w:t xml:space="preserve">    result.append(s[-1] + str(count))</w:t>
+      </w:r>
+      <w:r>
+        <w:br/>
+        <w:t xml:space="preserve">    </w:t>
+      </w:r>
+      <w:r>
+        <w:br/>
+        <w:t xml:space="preserve">    return ''.join(result)</w:t>
+      </w:r>
+      <w:r>
+        <w:br/>
+      </w:r>
+      <w:r>
+        <w:br/>
+        <w:t>a = "asssssaaaaabbbbssaa"</w:t>
+      </w:r>
+      <w:r>
+        <w:br/>
+        <w:t>print(compress_string(a))</w:t>
+      </w:r>
+    </w:p>
+    <w:p>
+      <w:pPr>
+        <w:rPr>
+          <w:b/>
+          <w:bCs/>
+        </w:rPr>
+      </w:pPr>
+      <w:r>
+        <w:rPr>
+          <w:b/>
+          <w:bCs/>
+        </w:rPr>
+        <w:t>Output</w:t>
+      </w:r>
+    </w:p>
+    <w:p>
+      <w:r>
+        <w:t>a1s5a5b4s2a2</w:t>
+      </w:r>
+    </w:p>
+    <w:p>
+      <w:pPr>
+        <w:rPr>
+          <w:b/>
+          <w:bCs/>
+        </w:rPr>
+      </w:pPr>
+      <w:r>
+        <w:rPr>
+          <w:b/>
+          <w:bCs/>
+        </w:rPr>
         <w:lastRenderedPageBreak/>
-        <w:t xml:space="preserve">    for i in range(1, len(s)):</w:t>
-      </w:r>
-      <w:r>
-        <w:br/>
-        <w:t xml:space="preserve">        if s[i] == s[i-1]:</w:t>
-      </w:r>
-      <w:r>
-        <w:br/>
-        <w:t xml:space="preserve">            count += 1</w:t>
-      </w:r>
-      <w:r>
-        <w:br/>
-        <w:t xml:space="preserve">        else:</w:t>
-      </w:r>
-      <w:r>
-        <w:br/>
-        <w:t xml:space="preserve">            result.append(s[i-1] + str(count))</w:t>
-      </w:r>
-      <w:r>
-        <w:br/>
-        <w:t xml:space="preserve">            count = 1</w:t>
-      </w:r>
-      <w:r>
-        <w:br/>
-        <w:t xml:space="preserve">    </w:t>
-      </w:r>
-      <w:r>
-        <w:br/>
-        <w:t xml:space="preserve">    # last character</w:t>
-      </w:r>
-      <w:r>
-        <w:br/>
-        <w:t xml:space="preserve">    result.append(s[-1] + str(count))</w:t>
-      </w:r>
-      <w:r>
-        <w:br/>
-        <w:t xml:space="preserve">    </w:t>
-      </w:r>
-      <w:r>
-        <w:br/>
-        <w:t xml:space="preserve">    return ''.join(result)</w:t>
-      </w:r>
-      <w:r>
-        <w:br/>
-      </w:r>
-      <w:r>
-        <w:br/>
-        <w:t>a = "asssssaaaaabbbbssaa"</w:t>
-      </w:r>
-      <w:r>
-        <w:br/>
-        <w:t>print(compress_string(a))</w:t>
-      </w:r>
-    </w:p>
-    <w:p>
-      <w:pPr>
-        <w:rPr>
-          <w:b/>
-          <w:bCs/>
-        </w:rPr>
-      </w:pPr>
-      <w:r>
-        <w:rPr>
-          <w:b/>
-          <w:bCs/>
-        </w:rPr>
-        <w:t>Output</w:t>
-      </w:r>
-    </w:p>
-    <w:p>
-      <w:r>
-        <w:t>a1s5a5b4s2a2</w:t>
-      </w:r>
-    </w:p>
-    <w:p>
-      <w:pPr>
-        <w:rPr>
-          <w:b/>
-          <w:bCs/>
-        </w:rPr>
-      </w:pPr>
-      <w:r>
-        <w:rPr>
-          <w:b/>
-          <w:bCs/>
-        </w:rPr>
         <w:t>Logic</w:t>
       </w:r>
     </w:p>
@@ -6816,9 +7508,6 @@
       </w:r>
       <w:r>
         <w:br/>
-      </w:r>
-      <w:r>
-        <w:lastRenderedPageBreak/>
         <w:t xml:space="preserve">    for i in range(n-1, -1, -1):</w:t>
       </w:r>
       <w:r>
@@ -6922,6 +7611,7 @@
         </w:numPr>
       </w:pPr>
       <w:r>
+        <w:lastRenderedPageBreak/>
         <w:t xml:space="preserve">Interview explanation (how to explain to Deloitte interviewer) </w:t>
       </w:r>
     </w:p>
@@ -7055,7 +7745,6 @@
           <w:b/>
           <w:bCs/>
         </w:rPr>
-        <w:lastRenderedPageBreak/>
         <w:t>Explanation</w:t>
       </w:r>
     </w:p>
@@ -7201,6 +7890,7 @@
         </w:numPr>
       </w:pPr>
       <w:r>
+        <w:lastRenderedPageBreak/>
         <w:t xml:space="preserve">261 may not be cached → different objects → c is d → False </w:t>
       </w:r>
     </w:p>
@@ -7348,7 +8038,6 @@
           <w:b/>
           <w:bCs/>
         </w:rPr>
-        <w:lastRenderedPageBreak/>
         <w:t>Correct Approach</w:t>
       </w:r>
     </w:p>
@@ -7446,6 +8135,7 @@
         </w:numPr>
       </w:pPr>
       <w:r>
+        <w:lastRenderedPageBreak/>
         <w:t xml:space="preserve">== → value comparison </w:t>
       </w:r>
     </w:p>
@@ -7583,7 +8273,6 @@
           <w:b/>
           <w:bCs/>
         </w:rPr>
-        <w:lastRenderedPageBreak/>
         <w:t>Output</w:t>
       </w:r>
     </w:p>
@@ -7717,6 +8406,7 @@
         </w:numPr>
       </w:pPr>
       <w:r>
+        <w:lastRenderedPageBreak/>
         <w:t xml:space="preserve">Second call: </w:t>
       </w:r>
     </w:p>
@@ -7890,7 +8580,6 @@
           <w:b/>
           <w:bCs/>
         </w:rPr>
-        <w:lastRenderedPageBreak/>
         <w:t>Output</w:t>
       </w:r>
     </w:p>
@@ -8022,6 +8711,7 @@
           <w:b/>
           <w:bCs/>
         </w:rPr>
+        <w:lastRenderedPageBreak/>
         <w:t>1. Mutable + None trap</w:t>
       </w:r>
     </w:p>
@@ -8154,7 +8844,6 @@
     </w:p>
     <w:p>
       <w:r>
-        <w:lastRenderedPageBreak/>
         <w:t>def outer():</w:t>
       </w:r>
       <w:r>
@@ -8265,6 +8954,7 @@
           <w:b/>
           <w:bCs/>
         </w:rPr>
+        <w:lastRenderedPageBreak/>
         <w:t>3. Closure + default argument (very tricky)</w:t>
       </w:r>
     </w:p>
@@ -8384,9 +9074,6 @@
       </w:r>
       <w:r>
         <w:br/>
-      </w:r>
-      <w:r>
-        <w:lastRenderedPageBreak/>
         <w:t xml:space="preserve">        return i</w:t>
       </w:r>
       <w:r>
@@ -8484,6 +9171,7 @@
     </w:p>
     <w:p>
       <w:r>
+        <w:lastRenderedPageBreak/>
         <w:t>[1]</w:t>
       </w:r>
     </w:p>
@@ -8632,7 +9320,6 @@
           <w:b/>
           <w:bCs/>
         </w:rPr>
-        <w:lastRenderedPageBreak/>
         <w:t>7. Function returns None implicitly</w:t>
       </w:r>
     </w:p>
@@ -8719,6 +9406,9 @@
       </w:r>
       <w:r>
         <w:br/>
+      </w:r>
+      <w:r>
+        <w:lastRenderedPageBreak/>
         <w:t>print(check(None))</w:t>
       </w:r>
       <w:r>
@@ -8851,9 +9541,6 @@
       </w:r>
       <w:r>
         <w:br/>
-      </w:r>
-      <w:r>
-        <w:lastRenderedPageBreak/>
         <w:t>a = []</w:t>
       </w:r>
       <w:r>
@@ -8960,6 +9647,7 @@
           <w:b/>
           <w:bCs/>
         </w:rPr>
+        <w:lastRenderedPageBreak/>
         <w:t>12. Fix</w:t>
       </w:r>
     </w:p>
@@ -9087,7 +9775,6 @@
     </w:p>
     <w:p>
       <w:r>
-        <w:lastRenderedPageBreak/>
         <w:pict w14:anchorId="1A70AEA2">
           <v:rect id="_x0000_i1176" style="width:0;height:1.5pt" o:hralign="center" o:hrstd="t" o:hr="t" fillcolor="#a0a0a0" stroked="f"/>
         </w:pict>
@@ -9197,6 +9884,7 @@
           <w:b/>
           <w:bCs/>
         </w:rPr>
+        <w:lastRenderedPageBreak/>
         <w:t>16. Correct version</w:t>
       </w:r>
     </w:p>
@@ -9317,9 +10005,6 @@
       </w:r>
       <w:r>
         <w:br/>
-      </w:r>
-      <w:r>
-        <w:lastRenderedPageBreak/>
         <w:t>g = gen()</w:t>
       </w:r>
       <w:r>
@@ -9421,6 +10106,7 @@
           <w:b/>
           <w:bCs/>
         </w:rPr>
+        <w:lastRenderedPageBreak/>
         <w:t>20. Fix</w:t>
       </w:r>
     </w:p>
@@ -9556,7 +10242,6 @@
         <w:br/>
       </w:r>
       <w:r>
-        <w:lastRenderedPageBreak/>
         <w:br/>
         <w:t>f().append(1)</w:t>
       </w:r>
@@ -9646,6 +10331,7 @@
     </w:p>
     <w:p>
       <w:r>
+        <w:lastRenderedPageBreak/>
         <w:pict w14:anchorId="36F844A7">
           <v:rect id="_x0000_i1186" style="width:0;height:1.5pt" o:hralign="center" o:hrstd="t" o:hr="t" fillcolor="#a0a0a0" stroked="f"/>
         </w:pict>
@@ -9797,7 +10483,6 @@
     </w:p>
     <w:p>
       <w:r>
-        <w:lastRenderedPageBreak/>
         <w:t>def f(flag):</w:t>
       </w:r>
       <w:r>
@@ -9909,6 +10594,7 @@
           <w:b/>
           <w:bCs/>
         </w:rPr>
+        <w:lastRenderedPageBreak/>
         <w:t>Root Causes:</w:t>
       </w:r>
     </w:p>
@@ -10047,7 +10733,6 @@
     </w:p>
     <w:p>
       <w:r>
-        <w:lastRenderedPageBreak/>
         <w:t>int(True)  → 1</w:t>
       </w:r>
       <w:r>
@@ -10241,6 +10926,7 @@
           <w:b/>
           <w:bCs/>
         </w:rPr>
+        <w:lastRenderedPageBreak/>
         <w:t>More Examples</w:t>
       </w:r>
     </w:p>
@@ -10343,7 +11029,6 @@
           <w:b/>
           <w:bCs/>
         </w:rPr>
-        <w:lastRenderedPageBreak/>
         <w:t>Tricky Boolean + None + Comparison Questions (Interview Level)</w:t>
       </w:r>
     </w:p>
@@ -10447,6 +11132,7 @@
     </w:p>
     <w:p>
       <w:r>
+        <w:lastRenderedPageBreak/>
         <w:t>print(None == 0)</w:t>
       </w:r>
       <w:r>
@@ -10581,7 +11267,6 @@
           <w:b/>
           <w:bCs/>
         </w:rPr>
-        <w:lastRenderedPageBreak/>
         <w:t>5. Mixed truthy values</w:t>
       </w:r>
     </w:p>
@@ -10695,6 +11380,7 @@
     </w:p>
     <w:p>
       <w:r>
+        <w:lastRenderedPageBreak/>
         <w:t>None</w:t>
       </w:r>
       <w:r>
@@ -10828,7 +11514,6 @@
     </w:p>
     <w:p>
       <w:r>
-        <w:lastRenderedPageBreak/>
         <w:t>if x is None:</w:t>
       </w:r>
       <w:r>
@@ -10928,6 +11613,7 @@
     </w:p>
     <w:p>
       <w:r>
+        <w:lastRenderedPageBreak/>
         <w:t>print(1 &lt; True &lt; 3)</w:t>
       </w:r>
     </w:p>
@@ -11061,7 +11747,6 @@
     </w:p>
     <w:p>
       <w:r>
-        <w:lastRenderedPageBreak/>
         <w:t>print(list(filter(None, [0, None, 1, 2])))</w:t>
       </w:r>
     </w:p>
@@ -11174,6 +11859,7 @@
     </w:p>
     <w:p>
       <w:r>
+        <w:lastRenderedPageBreak/>
         <w:t>False</w:t>
       </w:r>
       <w:r>
@@ -11320,7 +12006,6 @@
     </w:p>
     <w:p>
       <w:r>
-        <w:lastRenderedPageBreak/>
         <w:pict w14:anchorId="025A6A7B">
           <v:rect id="_x0000_i1217" style="width:0;height:1.5pt" o:hralign="center" o:hrstd="t" o:hr="t" fillcolor="#a0a0a0" stroked="f"/>
         </w:pict>
@@ -11450,6 +12135,7 @@
     </w:p>
     <w:p>
       <w:r>
+        <w:lastRenderedPageBreak/>
         <w:pict w14:anchorId="1D4E19E9">
           <v:rect id="_x0000_i1220" style="width:0;height:1.5pt" o:hralign="center" o:hrstd="t" o:hr="t" fillcolor="#a0a0a0" stroked="f"/>
         </w:pict>
@@ -11597,7 +12283,6 @@
     </w:p>
     <w:p>
       <w:r>
-        <w:lastRenderedPageBreak/>
         <w:t>result = x if x is not None else 10</w:t>
       </w:r>
     </w:p>
@@ -11716,6 +12401,7 @@
     </w:p>
     <w:p>
       <w:r>
+        <w:lastRenderedPageBreak/>
         <w:t>if data:</w:t>
       </w:r>
       <w:r>
@@ -11875,7 +12561,6 @@
     </w:p>
     <w:p>
       <w:r>
-        <w:lastRenderedPageBreak/>
         <w:t>if not x   # unless intentional</w:t>
       </w:r>
     </w:p>
@@ -11931,6 +12616,155 @@
 <file path=word/numbering.xml><?xml version="1.0" encoding="utf-8"?>
 <w:numbering xmlns:wpc="http://schemas.microsoft.com/office/word/2010/wordprocessingCanvas" xmlns:cx="http://schemas.microsoft.com/office/drawing/2014/chartex" xmlns:cx1="http://schemas.microsoft.com/office/drawing/2015/9/8/chartex" xmlns:cx2="http://schemas.microsoft.com/office/drawing/2015/10/21/chartex" xmlns:cx3="http://schemas.microsoft.com/office/drawing/2016/5/9/chartex" xmlns:cx4="http://schemas.microsoft.com/office/drawing/2016/5/10/chartex" xmlns:cx5="http://schemas.microsoft.com/office/drawing/2016/5/11/chartex" xmlns:cx6="http://schemas.microsoft.com/office/drawing/2016/5/12/chartex" xmlns:cx7="http://schemas.microsoft.com/office/drawing/2016/5/13/chartex" xmlns:cx8="http://schemas.microsoft.com/office/drawing/2016/5/14/chartex" xmlns:mc="http://schemas.openxmlformats.org/markup-compatibility/2006" xmlns:aink="http://schemas.microsoft.com/office/drawing/2016/ink" xmlns:am3d="http://schemas.microsoft.com/office/drawing/2017/model3d" xmlns:o="urn:schemas-microsoft-com:office:office" xmlns:oel="http://schemas.microsoft.com/office/2019/extlst" xmlns:r="http://schemas.openxmlformats.org/officeDocument/2006/relationships" xmlns:m="http://schemas.openxmlformats.org/officeDocument/2006/math" xmlns:v="urn:schemas-microsoft-com:vml" xmlns:wp14="http://schemas.microsoft.com/office/word/2010/wordprocessingDrawing" xmlns:wp="http://schemas.openxmlformats.org/drawingml/2006/wordprocessingDrawing" xmlns:w10="urn:schemas-microsoft-com:office:word" xmlns:w="http://schemas.openxmlformats.org/wordprocessingml/2006/main" xmlns:w14="http://schemas.microsoft.com/office/word/2010/wordml" xmlns:w15="http://schemas.microsoft.com/office/word/2012/wordml" xmlns:w16cex="http://schemas.microsoft.com/office/word/2018/wordml/cex" xmlns:w16cid="http://schemas.microsoft.com/office/word/2016/wordml/cid" xmlns:w16="http://schemas.microsoft.com/office/word/2018/wordml" xmlns:w16sdtdh="http://schemas.microsoft.com/office/word/2020/wordml/sdtdatahash" xmlns:w16se="http://schemas.microsoft.com/office/word/2015/wordml/symex" xmlns:wpg="http://schemas.microsoft.com/office/word/2010/wordprocessingGroup" xmlns:wpi="http://schemas.microsoft.com/office/word/2010/wordprocessingInk" xmlns:wne="http://schemas.microsoft.com/office/word/2006/wordml" xmlns:wps="http://schemas.microsoft.com/office/word/2010/wordprocessingShape" mc:Ignorable="w14 w15 w16se w16cid w16 w16cex w16sdtdh wp14">
   <w:abstractNum w:abstractNumId="0" w15:restartNumberingAfterBreak="0">
+    <w:nsid w:val="02F1049B"/>
+    <w:multiLevelType w:val="multilevel"/>
+    <w:tmpl w:val="DFAAF77A"/>
+    <w:lvl w:ilvl="0">
+      <w:start w:val="1"/>
+      <w:numFmt w:val="bullet"/>
+      <w:lvlText w:val=""/>
+      <w:lvlJc w:val="left"/>
+      <w:pPr>
+        <w:tabs>
+          <w:tab w:val="num" w:pos="720"/>
+        </w:tabs>
+        <w:ind w:left="720" w:hanging="360"/>
+      </w:pPr>
+      <w:rPr>
+        <w:rFonts w:ascii="Symbol" w:hAnsi="Symbol" w:hint="default"/>
+        <w:sz w:val="20"/>
+      </w:rPr>
+    </w:lvl>
+    <w:lvl w:ilvl="1" w:tentative="1">
+      <w:start w:val="1"/>
+      <w:numFmt w:val="bullet"/>
+      <w:lvlText w:val="o"/>
+      <w:lvlJc w:val="left"/>
+      <w:pPr>
+        <w:tabs>
+          <w:tab w:val="num" w:pos="1440"/>
+        </w:tabs>
+        <w:ind w:left="1440" w:hanging="360"/>
+      </w:pPr>
+      <w:rPr>
+        <w:rFonts w:ascii="Courier New" w:hAnsi="Courier New" w:hint="default"/>
+        <w:sz w:val="20"/>
+      </w:rPr>
+    </w:lvl>
+    <w:lvl w:ilvl="2" w:tentative="1">
+      <w:start w:val="1"/>
+      <w:numFmt w:val="bullet"/>
+      <w:lvlText w:val=""/>
+      <w:lvlJc w:val="left"/>
+      <w:pPr>
+        <w:tabs>
+          <w:tab w:val="num" w:pos="2160"/>
+        </w:tabs>
+        <w:ind w:left="2160" w:hanging="360"/>
+      </w:pPr>
+      <w:rPr>
+        <w:rFonts w:ascii="Wingdings" w:hAnsi="Wingdings" w:hint="default"/>
+        <w:sz w:val="20"/>
+      </w:rPr>
+    </w:lvl>
+    <w:lvl w:ilvl="3" w:tentative="1">
+      <w:start w:val="1"/>
+      <w:numFmt w:val="bullet"/>
+      <w:lvlText w:val=""/>
+      <w:lvlJc w:val="left"/>
+      <w:pPr>
+        <w:tabs>
+          <w:tab w:val="num" w:pos="2880"/>
+        </w:tabs>
+        <w:ind w:left="2880" w:hanging="360"/>
+      </w:pPr>
+      <w:rPr>
+        <w:rFonts w:ascii="Wingdings" w:hAnsi="Wingdings" w:hint="default"/>
+        <w:sz w:val="20"/>
+      </w:rPr>
+    </w:lvl>
+    <w:lvl w:ilvl="4" w:tentative="1">
+      <w:start w:val="1"/>
+      <w:numFmt w:val="bullet"/>
+      <w:lvlText w:val=""/>
+      <w:lvlJc w:val="left"/>
+      <w:pPr>
+        <w:tabs>
+          <w:tab w:val="num" w:pos="3600"/>
+        </w:tabs>
+        <w:ind w:left="3600" w:hanging="360"/>
+      </w:pPr>
+      <w:rPr>
+        <w:rFonts w:ascii="Wingdings" w:hAnsi="Wingdings" w:hint="default"/>
+        <w:sz w:val="20"/>
+      </w:rPr>
+    </w:lvl>
+    <w:lvl w:ilvl="5" w:tentative="1">
+      <w:start w:val="1"/>
+      <w:numFmt w:val="bullet"/>
+      <w:lvlText w:val=""/>
+      <w:lvlJc w:val="left"/>
+      <w:pPr>
+        <w:tabs>
+          <w:tab w:val="num" w:pos="4320"/>
+        </w:tabs>
+        <w:ind w:left="4320" w:hanging="360"/>
+      </w:pPr>
+      <w:rPr>
+        <w:rFonts w:ascii="Wingdings" w:hAnsi="Wingdings" w:hint="default"/>
+        <w:sz w:val="20"/>
+      </w:rPr>
+    </w:lvl>
+    <w:lvl w:ilvl="6" w:tentative="1">
+      <w:start w:val="1"/>
+      <w:numFmt w:val="bullet"/>
+      <w:lvlText w:val=""/>
+      <w:lvlJc w:val="left"/>
+      <w:pPr>
+        <w:tabs>
+          <w:tab w:val="num" w:pos="5040"/>
+        </w:tabs>
+        <w:ind w:left="5040" w:hanging="360"/>
+      </w:pPr>
+      <w:rPr>
+        <w:rFonts w:ascii="Wingdings" w:hAnsi="Wingdings" w:hint="default"/>
+        <w:sz w:val="20"/>
+      </w:rPr>
+    </w:lvl>
+    <w:lvl w:ilvl="7" w:tentative="1">
+      <w:start w:val="1"/>
+      <w:numFmt w:val="bullet"/>
+      <w:lvlText w:val=""/>
+      <w:lvlJc w:val="left"/>
+      <w:pPr>
+        <w:tabs>
+          <w:tab w:val="num" w:pos="5760"/>
+        </w:tabs>
+        <w:ind w:left="5760" w:hanging="360"/>
+      </w:pPr>
+      <w:rPr>
+        <w:rFonts w:ascii="Wingdings" w:hAnsi="Wingdings" w:hint="default"/>
+        <w:sz w:val="20"/>
+      </w:rPr>
+    </w:lvl>
+    <w:lvl w:ilvl="8" w:tentative="1">
+      <w:start w:val="1"/>
+      <w:numFmt w:val="bullet"/>
+      <w:lvlText w:val=""/>
+      <w:lvlJc w:val="left"/>
+      <w:pPr>
+        <w:tabs>
+          <w:tab w:val="num" w:pos="6480"/>
+        </w:tabs>
+        <w:ind w:left="6480" w:hanging="360"/>
+      </w:pPr>
+      <w:rPr>
+        <w:rFonts w:ascii="Wingdings" w:hAnsi="Wingdings" w:hint="default"/>
+        <w:sz w:val="20"/>
+      </w:rPr>
+    </w:lvl>
+  </w:abstractNum>
+  <w:abstractNum w:abstractNumId="1" w15:restartNumberingAfterBreak="0">
     <w:nsid w:val="04513DD7"/>
     <w:multiLevelType w:val="multilevel"/>
     <w:tmpl w:val="31F02BDC"/>
@@ -12043,7 +12877,7 @@
       </w:pPr>
     </w:lvl>
   </w:abstractNum>
-  <w:abstractNum w:abstractNumId="1" w15:restartNumberingAfterBreak="0">
+  <w:abstractNum w:abstractNumId="2" w15:restartNumberingAfterBreak="0">
     <w:nsid w:val="0830392A"/>
     <w:multiLevelType w:val="multilevel"/>
     <w:tmpl w:val="9ADC6092"/>
@@ -12192,7 +13026,7 @@
       </w:rPr>
     </w:lvl>
   </w:abstractNum>
-  <w:abstractNum w:abstractNumId="2" w15:restartNumberingAfterBreak="0">
+  <w:abstractNum w:abstractNumId="3" w15:restartNumberingAfterBreak="0">
     <w:nsid w:val="0DAB7B42"/>
     <w:multiLevelType w:val="multilevel"/>
     <w:tmpl w:val="E9CE3430"/>
@@ -12341,7 +13175,7 @@
       </w:rPr>
     </w:lvl>
   </w:abstractNum>
-  <w:abstractNum w:abstractNumId="3" w15:restartNumberingAfterBreak="0">
+  <w:abstractNum w:abstractNumId="4" w15:restartNumberingAfterBreak="0">
     <w:nsid w:val="0E242069"/>
     <w:multiLevelType w:val="multilevel"/>
     <w:tmpl w:val="049C2ADE"/>
@@ -12490,7 +13324,7 @@
       </w:rPr>
     </w:lvl>
   </w:abstractNum>
-  <w:abstractNum w:abstractNumId="4" w15:restartNumberingAfterBreak="0">
+  <w:abstractNum w:abstractNumId="5" w15:restartNumberingAfterBreak="0">
     <w:nsid w:val="0E382871"/>
     <w:multiLevelType w:val="multilevel"/>
     <w:tmpl w:val="608C4E80"/>
@@ -12603,7 +13437,7 @@
       </w:pPr>
     </w:lvl>
   </w:abstractNum>
-  <w:abstractNum w:abstractNumId="5" w15:restartNumberingAfterBreak="0">
+  <w:abstractNum w:abstractNumId="6" w15:restartNumberingAfterBreak="0">
     <w:nsid w:val="0F322C59"/>
     <w:multiLevelType w:val="multilevel"/>
     <w:tmpl w:val="349EE86A"/>
@@ -12752,7 +13586,7 @@
       </w:rPr>
     </w:lvl>
   </w:abstractNum>
-  <w:abstractNum w:abstractNumId="6" w15:restartNumberingAfterBreak="0">
+  <w:abstractNum w:abstractNumId="7" w15:restartNumberingAfterBreak="0">
     <w:nsid w:val="0F8924DD"/>
     <w:multiLevelType w:val="multilevel"/>
     <w:tmpl w:val="EC262802"/>
@@ -12901,7 +13735,7 @@
       </w:rPr>
     </w:lvl>
   </w:abstractNum>
-  <w:abstractNum w:abstractNumId="7" w15:restartNumberingAfterBreak="0">
+  <w:abstractNum w:abstractNumId="8" w15:restartNumberingAfterBreak="0">
     <w:nsid w:val="104672B0"/>
     <w:multiLevelType w:val="multilevel"/>
     <w:tmpl w:val="5356966C"/>
@@ -13050,7 +13884,7 @@
       </w:rPr>
     </w:lvl>
   </w:abstractNum>
-  <w:abstractNum w:abstractNumId="8" w15:restartNumberingAfterBreak="0">
+  <w:abstractNum w:abstractNumId="9" w15:restartNumberingAfterBreak="0">
     <w:nsid w:val="1F9F425C"/>
     <w:multiLevelType w:val="multilevel"/>
     <w:tmpl w:val="FE06F874"/>
@@ -13199,7 +14033,7 @@
       </w:rPr>
     </w:lvl>
   </w:abstractNum>
-  <w:abstractNum w:abstractNumId="9" w15:restartNumberingAfterBreak="0">
+  <w:abstractNum w:abstractNumId="10" w15:restartNumberingAfterBreak="0">
     <w:nsid w:val="20144D89"/>
     <w:multiLevelType w:val="multilevel"/>
     <w:tmpl w:val="7946F46E"/>
@@ -13348,7 +14182,7 @@
       </w:rPr>
     </w:lvl>
   </w:abstractNum>
-  <w:abstractNum w:abstractNumId="10" w15:restartNumberingAfterBreak="0">
+  <w:abstractNum w:abstractNumId="11" w15:restartNumberingAfterBreak="0">
     <w:nsid w:val="20E63EDE"/>
     <w:multiLevelType w:val="multilevel"/>
     <w:tmpl w:val="1D189B00"/>
@@ -13497,7 +14331,7 @@
       </w:rPr>
     </w:lvl>
   </w:abstractNum>
-  <w:abstractNum w:abstractNumId="11" w15:restartNumberingAfterBreak="0">
+  <w:abstractNum w:abstractNumId="12" w15:restartNumberingAfterBreak="0">
     <w:nsid w:val="22A37648"/>
     <w:multiLevelType w:val="multilevel"/>
     <w:tmpl w:val="F07A2950"/>
@@ -13646,7 +14480,7 @@
       </w:rPr>
     </w:lvl>
   </w:abstractNum>
-  <w:abstractNum w:abstractNumId="12" w15:restartNumberingAfterBreak="0">
+  <w:abstractNum w:abstractNumId="13" w15:restartNumberingAfterBreak="0">
     <w:nsid w:val="245465FE"/>
     <w:multiLevelType w:val="multilevel"/>
     <w:tmpl w:val="FD0C4870"/>
@@ -13795,7 +14629,7 @@
       </w:rPr>
     </w:lvl>
   </w:abstractNum>
-  <w:abstractNum w:abstractNumId="13" w15:restartNumberingAfterBreak="0">
+  <w:abstractNum w:abstractNumId="14" w15:restartNumberingAfterBreak="0">
     <w:nsid w:val="3555384E"/>
     <w:multiLevelType w:val="multilevel"/>
     <w:tmpl w:val="6FACB8F0"/>
@@ -13944,7 +14778,7 @@
       </w:rPr>
     </w:lvl>
   </w:abstractNum>
-  <w:abstractNum w:abstractNumId="14" w15:restartNumberingAfterBreak="0">
+  <w:abstractNum w:abstractNumId="15" w15:restartNumberingAfterBreak="0">
     <w:nsid w:val="356E0BC0"/>
     <w:multiLevelType w:val="multilevel"/>
     <w:tmpl w:val="F378D996"/>
@@ -14093,7 +14927,7 @@
       </w:rPr>
     </w:lvl>
   </w:abstractNum>
-  <w:abstractNum w:abstractNumId="15" w15:restartNumberingAfterBreak="0">
+  <w:abstractNum w:abstractNumId="16" w15:restartNumberingAfterBreak="0">
     <w:nsid w:val="35D31CD9"/>
     <w:multiLevelType w:val="multilevel"/>
     <w:tmpl w:val="F356C074"/>
@@ -14206,7 +15040,7 @@
       </w:pPr>
     </w:lvl>
   </w:abstractNum>
-  <w:abstractNum w:abstractNumId="16" w15:restartNumberingAfterBreak="0">
+  <w:abstractNum w:abstractNumId="17" w15:restartNumberingAfterBreak="0">
     <w:nsid w:val="3A2D1036"/>
     <w:multiLevelType w:val="multilevel"/>
     <w:tmpl w:val="1E309C16"/>
@@ -14319,7 +15153,7 @@
       </w:pPr>
     </w:lvl>
   </w:abstractNum>
-  <w:abstractNum w:abstractNumId="17" w15:restartNumberingAfterBreak="0">
+  <w:abstractNum w:abstractNumId="18" w15:restartNumberingAfterBreak="0">
     <w:nsid w:val="3CE9680E"/>
     <w:multiLevelType w:val="multilevel"/>
     <w:tmpl w:val="3B78B42E"/>
@@ -14468,7 +15302,7 @@
       </w:rPr>
     </w:lvl>
   </w:abstractNum>
-  <w:abstractNum w:abstractNumId="18" w15:restartNumberingAfterBreak="0">
+  <w:abstractNum w:abstractNumId="19" w15:restartNumberingAfterBreak="0">
     <w:nsid w:val="40B2358B"/>
     <w:multiLevelType w:val="multilevel"/>
     <w:tmpl w:val="C3F8AB26"/>
@@ -14617,7 +15451,156 @@
       </w:rPr>
     </w:lvl>
   </w:abstractNum>
-  <w:abstractNum w:abstractNumId="19" w15:restartNumberingAfterBreak="0">
+  <w:abstractNum w:abstractNumId="20" w15:restartNumberingAfterBreak="0">
+    <w:nsid w:val="411D3E5B"/>
+    <w:multiLevelType w:val="multilevel"/>
+    <w:tmpl w:val="F86A8522"/>
+    <w:lvl w:ilvl="0">
+      <w:start w:val="1"/>
+      <w:numFmt w:val="bullet"/>
+      <w:lvlText w:val=""/>
+      <w:lvlJc w:val="left"/>
+      <w:pPr>
+        <w:tabs>
+          <w:tab w:val="num" w:pos="720"/>
+        </w:tabs>
+        <w:ind w:left="720" w:hanging="360"/>
+      </w:pPr>
+      <w:rPr>
+        <w:rFonts w:ascii="Symbol" w:hAnsi="Symbol" w:hint="default"/>
+        <w:sz w:val="20"/>
+      </w:rPr>
+    </w:lvl>
+    <w:lvl w:ilvl="1" w:tentative="1">
+      <w:start w:val="1"/>
+      <w:numFmt w:val="bullet"/>
+      <w:lvlText w:val="o"/>
+      <w:lvlJc w:val="left"/>
+      <w:pPr>
+        <w:tabs>
+          <w:tab w:val="num" w:pos="1440"/>
+        </w:tabs>
+        <w:ind w:left="1440" w:hanging="360"/>
+      </w:pPr>
+      <w:rPr>
+        <w:rFonts w:ascii="Courier New" w:hAnsi="Courier New" w:hint="default"/>
+        <w:sz w:val="20"/>
+      </w:rPr>
+    </w:lvl>
+    <w:lvl w:ilvl="2" w:tentative="1">
+      <w:start w:val="1"/>
+      <w:numFmt w:val="bullet"/>
+      <w:lvlText w:val=""/>
+      <w:lvlJc w:val="left"/>
+      <w:pPr>
+        <w:tabs>
+          <w:tab w:val="num" w:pos="2160"/>
+        </w:tabs>
+        <w:ind w:left="2160" w:hanging="360"/>
+      </w:pPr>
+      <w:rPr>
+        <w:rFonts w:ascii="Wingdings" w:hAnsi="Wingdings" w:hint="default"/>
+        <w:sz w:val="20"/>
+      </w:rPr>
+    </w:lvl>
+    <w:lvl w:ilvl="3" w:tentative="1">
+      <w:start w:val="1"/>
+      <w:numFmt w:val="bullet"/>
+      <w:lvlText w:val=""/>
+      <w:lvlJc w:val="left"/>
+      <w:pPr>
+        <w:tabs>
+          <w:tab w:val="num" w:pos="2880"/>
+        </w:tabs>
+        <w:ind w:left="2880" w:hanging="360"/>
+      </w:pPr>
+      <w:rPr>
+        <w:rFonts w:ascii="Wingdings" w:hAnsi="Wingdings" w:hint="default"/>
+        <w:sz w:val="20"/>
+      </w:rPr>
+    </w:lvl>
+    <w:lvl w:ilvl="4" w:tentative="1">
+      <w:start w:val="1"/>
+      <w:numFmt w:val="bullet"/>
+      <w:lvlText w:val=""/>
+      <w:lvlJc w:val="left"/>
+      <w:pPr>
+        <w:tabs>
+          <w:tab w:val="num" w:pos="3600"/>
+        </w:tabs>
+        <w:ind w:left="3600" w:hanging="360"/>
+      </w:pPr>
+      <w:rPr>
+        <w:rFonts w:ascii="Wingdings" w:hAnsi="Wingdings" w:hint="default"/>
+        <w:sz w:val="20"/>
+      </w:rPr>
+    </w:lvl>
+    <w:lvl w:ilvl="5" w:tentative="1">
+      <w:start w:val="1"/>
+      <w:numFmt w:val="bullet"/>
+      <w:lvlText w:val=""/>
+      <w:lvlJc w:val="left"/>
+      <w:pPr>
+        <w:tabs>
+          <w:tab w:val="num" w:pos="4320"/>
+        </w:tabs>
+        <w:ind w:left="4320" w:hanging="360"/>
+      </w:pPr>
+      <w:rPr>
+        <w:rFonts w:ascii="Wingdings" w:hAnsi="Wingdings" w:hint="default"/>
+        <w:sz w:val="20"/>
+      </w:rPr>
+    </w:lvl>
+    <w:lvl w:ilvl="6" w:tentative="1">
+      <w:start w:val="1"/>
+      <w:numFmt w:val="bullet"/>
+      <w:lvlText w:val=""/>
+      <w:lvlJc w:val="left"/>
+      <w:pPr>
+        <w:tabs>
+          <w:tab w:val="num" w:pos="5040"/>
+        </w:tabs>
+        <w:ind w:left="5040" w:hanging="360"/>
+      </w:pPr>
+      <w:rPr>
+        <w:rFonts w:ascii="Wingdings" w:hAnsi="Wingdings" w:hint="default"/>
+        <w:sz w:val="20"/>
+      </w:rPr>
+    </w:lvl>
+    <w:lvl w:ilvl="7" w:tentative="1">
+      <w:start w:val="1"/>
+      <w:numFmt w:val="bullet"/>
+      <w:lvlText w:val=""/>
+      <w:lvlJc w:val="left"/>
+      <w:pPr>
+        <w:tabs>
+          <w:tab w:val="num" w:pos="5760"/>
+        </w:tabs>
+        <w:ind w:left="5760" w:hanging="360"/>
+      </w:pPr>
+      <w:rPr>
+        <w:rFonts w:ascii="Wingdings" w:hAnsi="Wingdings" w:hint="default"/>
+        <w:sz w:val="20"/>
+      </w:rPr>
+    </w:lvl>
+    <w:lvl w:ilvl="8" w:tentative="1">
+      <w:start w:val="1"/>
+      <w:numFmt w:val="bullet"/>
+      <w:lvlText w:val=""/>
+      <w:lvlJc w:val="left"/>
+      <w:pPr>
+        <w:tabs>
+          <w:tab w:val="num" w:pos="6480"/>
+        </w:tabs>
+        <w:ind w:left="6480" w:hanging="360"/>
+      </w:pPr>
+      <w:rPr>
+        <w:rFonts w:ascii="Wingdings" w:hAnsi="Wingdings" w:hint="default"/>
+        <w:sz w:val="20"/>
+      </w:rPr>
+    </w:lvl>
+  </w:abstractNum>
+  <w:abstractNum w:abstractNumId="21" w15:restartNumberingAfterBreak="0">
     <w:nsid w:val="44344CDE"/>
     <w:multiLevelType w:val="multilevel"/>
     <w:tmpl w:val="6A863420"/>
@@ -14766,7 +15749,7 @@
       </w:rPr>
     </w:lvl>
   </w:abstractNum>
-  <w:abstractNum w:abstractNumId="20" w15:restartNumberingAfterBreak="0">
+  <w:abstractNum w:abstractNumId="22" w15:restartNumberingAfterBreak="0">
     <w:nsid w:val="47320D67"/>
     <w:multiLevelType w:val="multilevel"/>
     <w:tmpl w:val="BB60079A"/>
@@ -14915,7 +15898,7 @@
       </w:rPr>
     </w:lvl>
   </w:abstractNum>
-  <w:abstractNum w:abstractNumId="21" w15:restartNumberingAfterBreak="0">
+  <w:abstractNum w:abstractNumId="23" w15:restartNumberingAfterBreak="0">
     <w:nsid w:val="4A0E302C"/>
     <w:multiLevelType w:val="multilevel"/>
     <w:tmpl w:val="92287982"/>
@@ -15064,7 +16047,7 @@
       </w:rPr>
     </w:lvl>
   </w:abstractNum>
-  <w:abstractNum w:abstractNumId="22" w15:restartNumberingAfterBreak="0">
+  <w:abstractNum w:abstractNumId="24" w15:restartNumberingAfterBreak="0">
     <w:nsid w:val="50980E28"/>
     <w:multiLevelType w:val="multilevel"/>
     <w:tmpl w:val="9C7AA564"/>
@@ -15181,7 +16164,7 @@
       </w:pPr>
     </w:lvl>
   </w:abstractNum>
-  <w:abstractNum w:abstractNumId="23" w15:restartNumberingAfterBreak="0">
+  <w:abstractNum w:abstractNumId="25" w15:restartNumberingAfterBreak="0">
     <w:nsid w:val="59F376A3"/>
     <w:multiLevelType w:val="multilevel"/>
     <w:tmpl w:val="3DAA0180"/>
@@ -15330,7 +16313,7 @@
       </w:rPr>
     </w:lvl>
   </w:abstractNum>
-  <w:abstractNum w:abstractNumId="24" w15:restartNumberingAfterBreak="0">
+  <w:abstractNum w:abstractNumId="26" w15:restartNumberingAfterBreak="0">
     <w:nsid w:val="5C8E6FE4"/>
     <w:multiLevelType w:val="multilevel"/>
     <w:tmpl w:val="B302EE1A"/>
@@ -15479,7 +16462,7 @@
       </w:rPr>
     </w:lvl>
   </w:abstractNum>
-  <w:abstractNum w:abstractNumId="25" w15:restartNumberingAfterBreak="0">
+  <w:abstractNum w:abstractNumId="27" w15:restartNumberingAfterBreak="0">
     <w:nsid w:val="5E801626"/>
     <w:multiLevelType w:val="multilevel"/>
     <w:tmpl w:val="D13A3152"/>
@@ -15628,7 +16611,7 @@
       </w:rPr>
     </w:lvl>
   </w:abstractNum>
-  <w:abstractNum w:abstractNumId="26" w15:restartNumberingAfterBreak="0">
+  <w:abstractNum w:abstractNumId="28" w15:restartNumberingAfterBreak="0">
     <w:nsid w:val="606D784D"/>
     <w:multiLevelType w:val="multilevel"/>
     <w:tmpl w:val="0BEA631C"/>
@@ -15777,7 +16760,7 @@
       </w:rPr>
     </w:lvl>
   </w:abstractNum>
-  <w:abstractNum w:abstractNumId="27" w15:restartNumberingAfterBreak="0">
+  <w:abstractNum w:abstractNumId="29" w15:restartNumberingAfterBreak="0">
     <w:nsid w:val="611A72D8"/>
     <w:multiLevelType w:val="multilevel"/>
     <w:tmpl w:val="0FAECA8E"/>
@@ -15926,7 +16909,156 @@
       </w:rPr>
     </w:lvl>
   </w:abstractNum>
-  <w:abstractNum w:abstractNumId="28" w15:restartNumberingAfterBreak="0">
+  <w:abstractNum w:abstractNumId="30" w15:restartNumberingAfterBreak="0">
+    <w:nsid w:val="64747C38"/>
+    <w:multiLevelType w:val="multilevel"/>
+    <w:tmpl w:val="6B147E1A"/>
+    <w:lvl w:ilvl="0">
+      <w:start w:val="1"/>
+      <w:numFmt w:val="bullet"/>
+      <w:lvlText w:val=""/>
+      <w:lvlJc w:val="left"/>
+      <w:pPr>
+        <w:tabs>
+          <w:tab w:val="num" w:pos="720"/>
+        </w:tabs>
+        <w:ind w:left="720" w:hanging="360"/>
+      </w:pPr>
+      <w:rPr>
+        <w:rFonts w:ascii="Symbol" w:hAnsi="Symbol" w:hint="default"/>
+        <w:sz w:val="20"/>
+      </w:rPr>
+    </w:lvl>
+    <w:lvl w:ilvl="1" w:tentative="1">
+      <w:start w:val="1"/>
+      <w:numFmt w:val="bullet"/>
+      <w:lvlText w:val="o"/>
+      <w:lvlJc w:val="left"/>
+      <w:pPr>
+        <w:tabs>
+          <w:tab w:val="num" w:pos="1440"/>
+        </w:tabs>
+        <w:ind w:left="1440" w:hanging="360"/>
+      </w:pPr>
+      <w:rPr>
+        <w:rFonts w:ascii="Courier New" w:hAnsi="Courier New" w:hint="default"/>
+        <w:sz w:val="20"/>
+      </w:rPr>
+    </w:lvl>
+    <w:lvl w:ilvl="2" w:tentative="1">
+      <w:start w:val="1"/>
+      <w:numFmt w:val="bullet"/>
+      <w:lvlText w:val=""/>
+      <w:lvlJc w:val="left"/>
+      <w:pPr>
+        <w:tabs>
+          <w:tab w:val="num" w:pos="2160"/>
+        </w:tabs>
+        <w:ind w:left="2160" w:hanging="360"/>
+      </w:pPr>
+      <w:rPr>
+        <w:rFonts w:ascii="Wingdings" w:hAnsi="Wingdings" w:hint="default"/>
+        <w:sz w:val="20"/>
+      </w:rPr>
+    </w:lvl>
+    <w:lvl w:ilvl="3" w:tentative="1">
+      <w:start w:val="1"/>
+      <w:numFmt w:val="bullet"/>
+      <w:lvlText w:val=""/>
+      <w:lvlJc w:val="left"/>
+      <w:pPr>
+        <w:tabs>
+          <w:tab w:val="num" w:pos="2880"/>
+        </w:tabs>
+        <w:ind w:left="2880" w:hanging="360"/>
+      </w:pPr>
+      <w:rPr>
+        <w:rFonts w:ascii="Wingdings" w:hAnsi="Wingdings" w:hint="default"/>
+        <w:sz w:val="20"/>
+      </w:rPr>
+    </w:lvl>
+    <w:lvl w:ilvl="4" w:tentative="1">
+      <w:start w:val="1"/>
+      <w:numFmt w:val="bullet"/>
+      <w:lvlText w:val=""/>
+      <w:lvlJc w:val="left"/>
+      <w:pPr>
+        <w:tabs>
+          <w:tab w:val="num" w:pos="3600"/>
+        </w:tabs>
+        <w:ind w:left="3600" w:hanging="360"/>
+      </w:pPr>
+      <w:rPr>
+        <w:rFonts w:ascii="Wingdings" w:hAnsi="Wingdings" w:hint="default"/>
+        <w:sz w:val="20"/>
+      </w:rPr>
+    </w:lvl>
+    <w:lvl w:ilvl="5" w:tentative="1">
+      <w:start w:val="1"/>
+      <w:numFmt w:val="bullet"/>
+      <w:lvlText w:val=""/>
+      <w:lvlJc w:val="left"/>
+      <w:pPr>
+        <w:tabs>
+          <w:tab w:val="num" w:pos="4320"/>
+        </w:tabs>
+        <w:ind w:left="4320" w:hanging="360"/>
+      </w:pPr>
+      <w:rPr>
+        <w:rFonts w:ascii="Wingdings" w:hAnsi="Wingdings" w:hint="default"/>
+        <w:sz w:val="20"/>
+      </w:rPr>
+    </w:lvl>
+    <w:lvl w:ilvl="6" w:tentative="1">
+      <w:start w:val="1"/>
+      <w:numFmt w:val="bullet"/>
+      <w:lvlText w:val=""/>
+      <w:lvlJc w:val="left"/>
+      <w:pPr>
+        <w:tabs>
+          <w:tab w:val="num" w:pos="5040"/>
+        </w:tabs>
+        <w:ind w:left="5040" w:hanging="360"/>
+      </w:pPr>
+      <w:rPr>
+        <w:rFonts w:ascii="Wingdings" w:hAnsi="Wingdings" w:hint="default"/>
+        <w:sz w:val="20"/>
+      </w:rPr>
+    </w:lvl>
+    <w:lvl w:ilvl="7" w:tentative="1">
+      <w:start w:val="1"/>
+      <w:numFmt w:val="bullet"/>
+      <w:lvlText w:val=""/>
+      <w:lvlJc w:val="left"/>
+      <w:pPr>
+        <w:tabs>
+          <w:tab w:val="num" w:pos="5760"/>
+        </w:tabs>
+        <w:ind w:left="5760" w:hanging="360"/>
+      </w:pPr>
+      <w:rPr>
+        <w:rFonts w:ascii="Wingdings" w:hAnsi="Wingdings" w:hint="default"/>
+        <w:sz w:val="20"/>
+      </w:rPr>
+    </w:lvl>
+    <w:lvl w:ilvl="8" w:tentative="1">
+      <w:start w:val="1"/>
+      <w:numFmt w:val="bullet"/>
+      <w:lvlText w:val=""/>
+      <w:lvlJc w:val="left"/>
+      <w:pPr>
+        <w:tabs>
+          <w:tab w:val="num" w:pos="6480"/>
+        </w:tabs>
+        <w:ind w:left="6480" w:hanging="360"/>
+      </w:pPr>
+      <w:rPr>
+        <w:rFonts w:ascii="Wingdings" w:hAnsi="Wingdings" w:hint="default"/>
+        <w:sz w:val="20"/>
+      </w:rPr>
+    </w:lvl>
+  </w:abstractNum>
+  <w:abstractNum w:abstractNumId="31" w15:restartNumberingAfterBreak="0">
     <w:nsid w:val="64A43F9D"/>
     <w:multiLevelType w:val="multilevel"/>
     <w:tmpl w:val="5436EB4A"/>
@@ -16075,7 +17207,7 @@
       </w:rPr>
     </w:lvl>
   </w:abstractNum>
-  <w:abstractNum w:abstractNumId="29" w15:restartNumberingAfterBreak="0">
+  <w:abstractNum w:abstractNumId="32" w15:restartNumberingAfterBreak="0">
     <w:nsid w:val="68DB5628"/>
     <w:multiLevelType w:val="multilevel"/>
     <w:tmpl w:val="ED28A396"/>
@@ -16224,7 +17356,7 @@
       </w:rPr>
     </w:lvl>
   </w:abstractNum>
-  <w:abstractNum w:abstractNumId="30" w15:restartNumberingAfterBreak="0">
+  <w:abstractNum w:abstractNumId="33" w15:restartNumberingAfterBreak="0">
     <w:nsid w:val="69FC3127"/>
     <w:multiLevelType w:val="multilevel"/>
     <w:tmpl w:val="C5F043EC"/>
@@ -16373,7 +17505,7 @@
       </w:rPr>
     </w:lvl>
   </w:abstractNum>
-  <w:abstractNum w:abstractNumId="31" w15:restartNumberingAfterBreak="0">
+  <w:abstractNum w:abstractNumId="34" w15:restartNumberingAfterBreak="0">
     <w:nsid w:val="6AE10228"/>
     <w:multiLevelType w:val="multilevel"/>
     <w:tmpl w:val="AFE0A3EE"/>
@@ -16522,7 +17654,7 @@
       </w:rPr>
     </w:lvl>
   </w:abstractNum>
-  <w:abstractNum w:abstractNumId="32" w15:restartNumberingAfterBreak="0">
+  <w:abstractNum w:abstractNumId="35" w15:restartNumberingAfterBreak="0">
     <w:nsid w:val="6D063E2A"/>
     <w:multiLevelType w:val="multilevel"/>
     <w:tmpl w:val="21CE1E4C"/>
@@ -16671,7 +17803,7 @@
       </w:rPr>
     </w:lvl>
   </w:abstractNum>
-  <w:abstractNum w:abstractNumId="33" w15:restartNumberingAfterBreak="0">
+  <w:abstractNum w:abstractNumId="36" w15:restartNumberingAfterBreak="0">
     <w:nsid w:val="756736E9"/>
     <w:multiLevelType w:val="multilevel"/>
     <w:tmpl w:val="6EEA7148"/>
@@ -16820,7 +17952,7 @@
       </w:rPr>
     </w:lvl>
   </w:abstractNum>
-  <w:abstractNum w:abstractNumId="34" w15:restartNumberingAfterBreak="0">
+  <w:abstractNum w:abstractNumId="37" w15:restartNumberingAfterBreak="0">
     <w:nsid w:val="770C5EF5"/>
     <w:multiLevelType w:val="multilevel"/>
     <w:tmpl w:val="545CAE2A"/>
@@ -16969,7 +18101,7 @@
       </w:rPr>
     </w:lvl>
   </w:abstractNum>
-  <w:abstractNum w:abstractNumId="35" w15:restartNumberingAfterBreak="0">
+  <w:abstractNum w:abstractNumId="38" w15:restartNumberingAfterBreak="0">
     <w:nsid w:val="7AE15945"/>
     <w:multiLevelType w:val="multilevel"/>
     <w:tmpl w:val="FC666C02"/>
@@ -17118,7 +18250,7 @@
       </w:rPr>
     </w:lvl>
   </w:abstractNum>
-  <w:abstractNum w:abstractNumId="36" w15:restartNumberingAfterBreak="0">
+  <w:abstractNum w:abstractNumId="39" w15:restartNumberingAfterBreak="0">
     <w:nsid w:val="7B48493A"/>
     <w:multiLevelType w:val="multilevel"/>
     <w:tmpl w:val="E4FAEE6C"/>
@@ -17268,115 +18400,124 @@
     </w:lvl>
   </w:abstractNum>
   <w:num w:numId="1" w16cid:durableId="525796328">
+    <w:abstractNumId w:val="29"/>
+  </w:num>
+  <w:num w:numId="2" w16cid:durableId="1939211344">
+    <w:abstractNumId w:val="26"/>
+  </w:num>
+  <w:num w:numId="3" w16cid:durableId="1054544790">
+    <w:abstractNumId w:val="3"/>
+  </w:num>
+  <w:num w:numId="4" w16cid:durableId="1086223801">
+    <w:abstractNumId w:val="13"/>
+  </w:num>
+  <w:num w:numId="5" w16cid:durableId="484014608">
+    <w:abstractNumId w:val="7"/>
+  </w:num>
+  <w:num w:numId="6" w16cid:durableId="1997373327">
+    <w:abstractNumId w:val="1"/>
+  </w:num>
+  <w:num w:numId="7" w16cid:durableId="208886537">
+    <w:abstractNumId w:val="38"/>
+  </w:num>
+  <w:num w:numId="8" w16cid:durableId="1110902293">
+    <w:abstractNumId w:val="14"/>
+  </w:num>
+  <w:num w:numId="9" w16cid:durableId="1976792901">
+    <w:abstractNumId w:val="37"/>
+  </w:num>
+  <w:num w:numId="10" w16cid:durableId="1528637552">
+    <w:abstractNumId w:val="35"/>
+  </w:num>
+  <w:num w:numId="11" w16cid:durableId="279839893">
+    <w:abstractNumId w:val="31"/>
+  </w:num>
+  <w:num w:numId="12" w16cid:durableId="676809308">
+    <w:abstractNumId w:val="36"/>
+  </w:num>
+  <w:num w:numId="13" w16cid:durableId="658120361">
+    <w:abstractNumId w:val="19"/>
+  </w:num>
+  <w:num w:numId="14" w16cid:durableId="986400021">
+    <w:abstractNumId w:val="34"/>
+  </w:num>
+  <w:num w:numId="15" w16cid:durableId="1957439993">
+    <w:abstractNumId w:val="15"/>
+  </w:num>
+  <w:num w:numId="16" w16cid:durableId="1490170371">
+    <w:abstractNumId w:val="10"/>
+  </w:num>
+  <w:num w:numId="17" w16cid:durableId="78529451">
+    <w:abstractNumId w:val="25"/>
+  </w:num>
+  <w:num w:numId="18" w16cid:durableId="581723104">
+    <w:abstractNumId w:val="9"/>
+  </w:num>
+  <w:num w:numId="19" w16cid:durableId="1011755963">
+    <w:abstractNumId w:val="24"/>
+  </w:num>
+  <w:num w:numId="20" w16cid:durableId="1295019730">
     <w:abstractNumId w:val="27"/>
   </w:num>
-  <w:num w:numId="2" w16cid:durableId="1939211344">
-    <w:abstractNumId w:val="24"/>
+  <w:num w:numId="21" w16cid:durableId="1218931210">
+    <w:abstractNumId w:val="28"/>
   </w:num>
-  <w:num w:numId="3" w16cid:durableId="1054544790">
+  <w:num w:numId="22" w16cid:durableId="623970275">
+    <w:abstractNumId w:val="39"/>
+  </w:num>
+  <w:num w:numId="23" w16cid:durableId="354767606">
+    <w:abstractNumId w:val="12"/>
+  </w:num>
+  <w:num w:numId="24" w16cid:durableId="1582761484">
+    <w:abstractNumId w:val="6"/>
+  </w:num>
+  <w:num w:numId="25" w16cid:durableId="1877039011">
+    <w:abstractNumId w:val="18"/>
+  </w:num>
+  <w:num w:numId="26" w16cid:durableId="619916430">
+    <w:abstractNumId w:val="32"/>
+  </w:num>
+  <w:num w:numId="27" w16cid:durableId="1858735496">
+    <w:abstractNumId w:val="22"/>
+  </w:num>
+  <w:num w:numId="28" w16cid:durableId="1755862448">
+    <w:abstractNumId w:val="11"/>
+  </w:num>
+  <w:num w:numId="29" w16cid:durableId="388312575">
+    <w:abstractNumId w:val="8"/>
+  </w:num>
+  <w:num w:numId="30" w16cid:durableId="2101486499">
+    <w:abstractNumId w:val="21"/>
+  </w:num>
+  <w:num w:numId="31" w16cid:durableId="1847284282">
+    <w:abstractNumId w:val="4"/>
+  </w:num>
+  <w:num w:numId="32" w16cid:durableId="1762094911">
+    <w:abstractNumId w:val="23"/>
+  </w:num>
+  <w:num w:numId="33" w16cid:durableId="1261260276">
+    <w:abstractNumId w:val="16"/>
+  </w:num>
+  <w:num w:numId="34" w16cid:durableId="2057973450">
+    <w:abstractNumId w:val="5"/>
+  </w:num>
+  <w:num w:numId="35" w16cid:durableId="920673925">
+    <w:abstractNumId w:val="17"/>
+  </w:num>
+  <w:num w:numId="36" w16cid:durableId="483590188">
+    <w:abstractNumId w:val="33"/>
+  </w:num>
+  <w:num w:numId="37" w16cid:durableId="594902241">
     <w:abstractNumId w:val="2"/>
   </w:num>
-  <w:num w:numId="4" w16cid:durableId="1086223801">
-    <w:abstractNumId w:val="12"/>
-  </w:num>
-  <w:num w:numId="5" w16cid:durableId="484014608">
-    <w:abstractNumId w:val="6"/>
-  </w:num>
-  <w:num w:numId="6" w16cid:durableId="1997373327">
+  <w:num w:numId="38" w16cid:durableId="1177429552">
     <w:abstractNumId w:val="0"/>
   </w:num>
-  <w:num w:numId="7" w16cid:durableId="208886537">
-    <w:abstractNumId w:val="35"/>
-  </w:num>
-  <w:num w:numId="8" w16cid:durableId="1110902293">
-    <w:abstractNumId w:val="13"/>
-  </w:num>
-  <w:num w:numId="9" w16cid:durableId="1976792901">
-    <w:abstractNumId w:val="34"/>
-  </w:num>
-  <w:num w:numId="10" w16cid:durableId="1528637552">
-    <w:abstractNumId w:val="32"/>
-  </w:num>
-  <w:num w:numId="11" w16cid:durableId="279839893">
-    <w:abstractNumId w:val="28"/>
-  </w:num>
-  <w:num w:numId="12" w16cid:durableId="676809308">
-    <w:abstractNumId w:val="33"/>
-  </w:num>
-  <w:num w:numId="13" w16cid:durableId="658120361">
-    <w:abstractNumId w:val="18"/>
-  </w:num>
-  <w:num w:numId="14" w16cid:durableId="986400021">
-    <w:abstractNumId w:val="31"/>
-  </w:num>
-  <w:num w:numId="15" w16cid:durableId="1957439993">
-    <w:abstractNumId w:val="14"/>
-  </w:num>
-  <w:num w:numId="16" w16cid:durableId="1490170371">
-    <w:abstractNumId w:val="9"/>
-  </w:num>
-  <w:num w:numId="17" w16cid:durableId="78529451">
-    <w:abstractNumId w:val="23"/>
-  </w:num>
-  <w:num w:numId="18" w16cid:durableId="581723104">
-    <w:abstractNumId w:val="8"/>
-  </w:num>
-  <w:num w:numId="19" w16cid:durableId="1011755963">
-    <w:abstractNumId w:val="22"/>
-  </w:num>
-  <w:num w:numId="20" w16cid:durableId="1295019730">
-    <w:abstractNumId w:val="25"/>
-  </w:num>
-  <w:num w:numId="21" w16cid:durableId="1218931210">
-    <w:abstractNumId w:val="26"/>
-  </w:num>
-  <w:num w:numId="22" w16cid:durableId="623970275">
-    <w:abstractNumId w:val="36"/>
-  </w:num>
-  <w:num w:numId="23" w16cid:durableId="354767606">
-    <w:abstractNumId w:val="11"/>
-  </w:num>
-  <w:num w:numId="24" w16cid:durableId="1582761484">
-    <w:abstractNumId w:val="5"/>
-  </w:num>
-  <w:num w:numId="25" w16cid:durableId="1877039011">
-    <w:abstractNumId w:val="17"/>
-  </w:num>
-  <w:num w:numId="26" w16cid:durableId="619916430">
-    <w:abstractNumId w:val="29"/>
-  </w:num>
-  <w:num w:numId="27" w16cid:durableId="1858735496">
+  <w:num w:numId="39" w16cid:durableId="1863779139">
     <w:abstractNumId w:val="20"/>
   </w:num>
-  <w:num w:numId="28" w16cid:durableId="1755862448">
-    <w:abstractNumId w:val="10"/>
-  </w:num>
-  <w:num w:numId="29" w16cid:durableId="388312575">
-    <w:abstractNumId w:val="7"/>
-  </w:num>
-  <w:num w:numId="30" w16cid:durableId="2101486499">
-    <w:abstractNumId w:val="19"/>
-  </w:num>
-  <w:num w:numId="31" w16cid:durableId="1847284282">
-    <w:abstractNumId w:val="3"/>
-  </w:num>
-  <w:num w:numId="32" w16cid:durableId="1762094911">
-    <w:abstractNumId w:val="21"/>
-  </w:num>
-  <w:num w:numId="33" w16cid:durableId="1261260276">
-    <w:abstractNumId w:val="15"/>
-  </w:num>
-  <w:num w:numId="34" w16cid:durableId="2057973450">
-    <w:abstractNumId w:val="4"/>
-  </w:num>
-  <w:num w:numId="35" w16cid:durableId="920673925">
-    <w:abstractNumId w:val="16"/>
-  </w:num>
-  <w:num w:numId="36" w16cid:durableId="483590188">
+  <w:num w:numId="40" w16cid:durableId="128330571">
     <w:abstractNumId w:val="30"/>
-  </w:num>
-  <w:num w:numId="37" w16cid:durableId="594902241">
-    <w:abstractNumId w:val="1"/>
   </w:num>
 </w:numbering>
 </file>
@@ -17984,7 +19125,6 @@
   <w:style w:type="character" w:default="1" w:styleId="DefaultParagraphFont">
     <w:name w:val="Default Paragraph Font"/>
     <w:uiPriority w:val="1"/>
-    <w:semiHidden/>
     <w:unhideWhenUsed/>
   </w:style>
   <w:style w:type="table" w:default="1" w:styleId="TableNormal">
@@ -18298,6 +19438,25 @@
       <w:spacing w:val="5"/>
     </w:rPr>
   </w:style>
+  <w:style w:type="table" w:styleId="TableGrid">
+    <w:name w:val="Table Grid"/>
+    <w:basedOn w:val="TableNormal"/>
+    <w:uiPriority w:val="39"/>
+    <w:rsid w:val="00BA735C"/>
+    <w:pPr>
+      <w:spacing w:after="0" w:line="240" w:lineRule="auto"/>
+    </w:pPr>
+    <w:tblPr>
+      <w:tblBorders>
+        <w:top w:val="single" w:sz="4" w:space="0" w:color="auto"/>
+        <w:left w:val="single" w:sz="4" w:space="0" w:color="auto"/>
+        <w:bottom w:val="single" w:sz="4" w:space="0" w:color="auto"/>
+        <w:right w:val="single" w:sz="4" w:space="0" w:color="auto"/>
+        <w:insideH w:val="single" w:sz="4" w:space="0" w:color="auto"/>
+        <w:insideV w:val="single" w:sz="4" w:space="0" w:color="auto"/>
+      </w:tblBorders>
+    </w:tblPr>
+  </w:style>
 </w:styles>
 </file>
 

--- a/100+ Logical coding questions.docx
+++ b/100+ Logical coding questions.docx
@@ -2167,7 +2167,7 @@
     <w:p>
       <w:r>
         <w:pict w14:anchorId="54853BF1">
-          <v:rect id="_x0000_i1265" style="width:0;height:1.5pt" o:hralign="center" o:hrstd="t" o:hr="t" fillcolor="#a0a0a0" stroked="f"/>
+          <v:rect id="_x0000_i1067" style="width:0;height:1.5pt" o:hralign="center" o:hrstd="t" o:hr="t" fillcolor="#a0a0a0" stroked="f"/>
         </w:pict>
       </w:r>
     </w:p>
@@ -2293,7 +2293,7 @@
     <w:p>
       <w:r>
         <w:pict w14:anchorId="16596AE3">
-          <v:rect id="_x0000_i1266" style="width:0;height:1.5pt" o:hralign="center" o:hrstd="t" o:hr="t" fillcolor="#a0a0a0" stroked="f"/>
+          <v:rect id="_x0000_i1068" style="width:0;height:1.5pt" o:hralign="center" o:hrstd="t" o:hr="t" fillcolor="#a0a0a0" stroked="f"/>
         </w:pict>
       </w:r>
     </w:p>
@@ -2419,7 +2419,7 @@
     <w:p>
       <w:r>
         <w:pict w14:anchorId="7F66543D">
-          <v:rect id="_x0000_i1267" style="width:0;height:1.5pt" o:hralign="center" o:hrstd="t" o:hr="t" fillcolor="#a0a0a0" stroked="f"/>
+          <v:rect id="_x0000_i1069" style="width:0;height:1.5pt" o:hralign="center" o:hrstd="t" o:hr="t" fillcolor="#a0a0a0" stroked="f"/>
         </w:pict>
       </w:r>
     </w:p>
@@ -2585,7 +2585,7 @@
     <w:p>
       <w:r>
         <w:pict w14:anchorId="13BA96D5">
-          <v:rect id="_x0000_i1268" style="width:0;height:1.5pt" o:hralign="center" o:hrstd="t" o:hr="t" fillcolor="#a0a0a0" stroked="f"/>
+          <v:rect id="_x0000_i1070" style="width:0;height:1.5pt" o:hralign="center" o:hrstd="t" o:hr="t" fillcolor="#a0a0a0" stroked="f"/>
         </w:pict>
       </w:r>
     </w:p>
@@ -2732,7 +2732,7 @@
     <w:p>
       <w:r>
         <w:pict w14:anchorId="783927CB">
-          <v:rect id="_x0000_i1269" style="width:0;height:1.5pt" o:hralign="center" o:hrstd="t" o:hr="t" fillcolor="#a0a0a0" stroked="f"/>
+          <v:rect id="_x0000_i1071" style="width:0;height:1.5pt" o:hralign="center" o:hrstd="t" o:hr="t" fillcolor="#a0a0a0" stroked="f"/>
         </w:pict>
       </w:r>
     </w:p>
@@ -2810,7 +2810,7 @@
     <w:p>
       <w:r>
         <w:pict w14:anchorId="43B87C59">
-          <v:rect id="_x0000_i1270" style="width:0;height:1.5pt" o:hralign="center" o:hrstd="t" o:hr="t" fillcolor="#a0a0a0" stroked="f"/>
+          <v:rect id="_x0000_i1072" style="width:0;height:1.5pt" o:hralign="center" o:hrstd="t" o:hr="t" fillcolor="#a0a0a0" stroked="f"/>
         </w:pict>
       </w:r>
     </w:p>
@@ -2850,7 +2850,7 @@
     <w:p>
       <w:r>
         <w:pict w14:anchorId="4707DF5A">
-          <v:rect id="_x0000_i1067" style="width:0;height:1.5pt" o:hralign="center" o:hrstd="t" o:hr="t" fillcolor="#a0a0a0" stroked="f"/>
+          <v:rect id="_x0000_i1073" style="width:0;height:1.5pt" o:hralign="center" o:hrstd="t" o:hr="t" fillcolor="#a0a0a0" stroked="f"/>
         </w:pict>
       </w:r>
     </w:p>
@@ -2894,7 +2894,7 @@
       <w:r>
         <w:lastRenderedPageBreak/>
         <w:pict w14:anchorId="14105292">
-          <v:rect id="_x0000_i1068" style="width:0;height:1.5pt" o:hralign="center" o:hrstd="t" o:hr="t" fillcolor="#a0a0a0" stroked="f"/>
+          <v:rect id="_x0000_i1074" style="width:0;height:1.5pt" o:hralign="center" o:hrstd="t" o:hr="t" fillcolor="#a0a0a0" stroked="f"/>
         </w:pict>
       </w:r>
     </w:p>
@@ -2933,7 +2933,7 @@
     <w:p>
       <w:r>
         <w:pict w14:anchorId="513C5A78">
-          <v:rect id="_x0000_i1069" style="width:0;height:1.5pt" o:hralign="center" o:hrstd="t" o:hr="t" fillcolor="#a0a0a0" stroked="f"/>
+          <v:rect id="_x0000_i1075" style="width:0;height:1.5pt" o:hralign="center" o:hrstd="t" o:hr="t" fillcolor="#a0a0a0" stroked="f"/>
         </w:pict>
       </w:r>
     </w:p>
@@ -2960,7 +2960,7 @@
     <w:p>
       <w:r>
         <w:pict w14:anchorId="1367869D">
-          <v:rect id="_x0000_i1070" style="width:0;height:1.5pt" o:hralign="center" o:hrstd="t" o:hr="t" fillcolor="#a0a0a0" stroked="f"/>
+          <v:rect id="_x0000_i1076" style="width:0;height:1.5pt" o:hralign="center" o:hrstd="t" o:hr="t" fillcolor="#a0a0a0" stroked="f"/>
         </w:pict>
       </w:r>
     </w:p>
@@ -3010,7 +3010,7 @@
     <w:p>
       <w:r>
         <w:pict w14:anchorId="05A3E06C">
-          <v:rect id="_x0000_i1071" style="width:0;height:1.5pt" o:hralign="center" o:hrstd="t" o:hr="t" fillcolor="#a0a0a0" stroked="f"/>
+          <v:rect id="_x0000_i1077" style="width:0;height:1.5pt" o:hralign="center" o:hrstd="t" o:hr="t" fillcolor="#a0a0a0" stroked="f"/>
         </w:pict>
       </w:r>
     </w:p>
@@ -3048,7 +3048,7 @@
     <w:p>
       <w:r>
         <w:pict w14:anchorId="7AE5493A">
-          <v:rect id="_x0000_i1072" style="width:0;height:1.5pt" o:hralign="center" o:hrstd="t" o:hr="t" fillcolor="#a0a0a0" stroked="f"/>
+          <v:rect id="_x0000_i1078" style="width:0;height:1.5pt" o:hralign="center" o:hrstd="t" o:hr="t" fillcolor="#a0a0a0" stroked="f"/>
         </w:pict>
       </w:r>
     </w:p>
@@ -3086,7 +3086,7 @@
     <w:p>
       <w:r>
         <w:pict w14:anchorId="4937268A">
-          <v:rect id="_x0000_i1073" style="width:0;height:1.5pt" o:hralign="center" o:hrstd="t" o:hr="t" fillcolor="#a0a0a0" stroked="f"/>
+          <v:rect id="_x0000_i1079" style="width:0;height:1.5pt" o:hralign="center" o:hrstd="t" o:hr="t" fillcolor="#a0a0a0" stroked="f"/>
         </w:pict>
       </w:r>
     </w:p>
@@ -3130,7 +3130,7 @@
     <w:p>
       <w:r>
         <w:pict w14:anchorId="63CE4855">
-          <v:rect id="_x0000_i1074" style="width:0;height:1.5pt" o:hralign="center" o:hrstd="t" o:hr="t" fillcolor="#a0a0a0" stroked="f"/>
+          <v:rect id="_x0000_i1080" style="width:0;height:1.5pt" o:hralign="center" o:hrstd="t" o:hr="t" fillcolor="#a0a0a0" stroked="f"/>
         </w:pict>
       </w:r>
     </w:p>
@@ -3178,7 +3178,7 @@
     <w:p>
       <w:r>
         <w:pict w14:anchorId="7BB9DAAA">
-          <v:rect id="_x0000_i1075" style="width:0;height:1.5pt" o:hralign="center" o:hrstd="t" o:hr="t" fillcolor="#a0a0a0" stroked="f"/>
+          <v:rect id="_x0000_i1081" style="width:0;height:1.5pt" o:hralign="center" o:hrstd="t" o:hr="t" fillcolor="#a0a0a0" stroked="f"/>
         </w:pict>
       </w:r>
     </w:p>
@@ -3225,7 +3225,7 @@
     <w:p>
       <w:r>
         <w:pict w14:anchorId="24069A47">
-          <v:rect id="_x0000_i1076" style="width:0;height:1.5pt" o:hralign="center" o:hrstd="t" o:hr="t" fillcolor="#a0a0a0" stroked="f"/>
+          <v:rect id="_x0000_i1082" style="width:0;height:1.5pt" o:hralign="center" o:hrstd="t" o:hr="t" fillcolor="#a0a0a0" stroked="f"/>
         </w:pict>
       </w:r>
     </w:p>
@@ -3272,7 +3272,7 @@
     <w:p>
       <w:r>
         <w:pict w14:anchorId="2C596CA3">
-          <v:rect id="_x0000_i1077" style="width:0;height:1.5pt" o:hralign="center" o:hrstd="t" o:hr="t" fillcolor="#a0a0a0" stroked="f"/>
+          <v:rect id="_x0000_i1083" style="width:0;height:1.5pt" o:hralign="center" o:hrstd="t" o:hr="t" fillcolor="#a0a0a0" stroked="f"/>
         </w:pict>
       </w:r>
     </w:p>
@@ -3319,7 +3319,7 @@
     <w:p>
       <w:r>
         <w:pict w14:anchorId="7DA970B1">
-          <v:rect id="_x0000_i1078" style="width:0;height:1.5pt" o:hralign="center" o:hrstd="t" o:hr="t" fillcolor="#a0a0a0" stroked="f"/>
+          <v:rect id="_x0000_i1084" style="width:0;height:1.5pt" o:hralign="center" o:hrstd="t" o:hr="t" fillcolor="#a0a0a0" stroked="f"/>
         </w:pict>
       </w:r>
     </w:p>
@@ -3374,7 +3374,7 @@
     <w:p>
       <w:r>
         <w:pict w14:anchorId="68554171">
-          <v:rect id="_x0000_i1079" style="width:0;height:1.5pt" o:hralign="center" o:hrstd="t" o:hr="t" fillcolor="#a0a0a0" stroked="f"/>
+          <v:rect id="_x0000_i1085" style="width:0;height:1.5pt" o:hralign="center" o:hrstd="t" o:hr="t" fillcolor="#a0a0a0" stroked="f"/>
         </w:pict>
       </w:r>
     </w:p>
@@ -3402,7 +3402,7 @@
     <w:p>
       <w:r>
         <w:pict w14:anchorId="29BC71BB">
-          <v:rect id="_x0000_i1080" style="width:0;height:1.5pt" o:hralign="center" o:hrstd="t" o:hr="t" fillcolor="#a0a0a0" stroked="f"/>
+          <v:rect id="_x0000_i1086" style="width:0;height:1.5pt" o:hralign="center" o:hrstd="t" o:hr="t" fillcolor="#a0a0a0" stroked="f"/>
         </w:pict>
       </w:r>
     </w:p>
@@ -3449,7 +3449,7 @@
     <w:p>
       <w:r>
         <w:pict w14:anchorId="3D63D911">
-          <v:rect id="_x0000_i1081" style="width:0;height:1.5pt" o:hralign="center" o:hrstd="t" o:hr="t" fillcolor="#a0a0a0" stroked="f"/>
+          <v:rect id="_x0000_i1087" style="width:0;height:1.5pt" o:hralign="center" o:hrstd="t" o:hr="t" fillcolor="#a0a0a0" stroked="f"/>
         </w:pict>
       </w:r>
     </w:p>
@@ -3492,7 +3492,7 @@
     <w:p>
       <w:r>
         <w:pict w14:anchorId="3A8B3B9D">
-          <v:rect id="_x0000_i1082" style="width:0;height:1.5pt" o:hralign="center" o:hrstd="t" o:hr="t" fillcolor="#a0a0a0" stroked="f"/>
+          <v:rect id="_x0000_i1088" style="width:0;height:1.5pt" o:hralign="center" o:hrstd="t" o:hr="t" fillcolor="#a0a0a0" stroked="f"/>
         </w:pict>
       </w:r>
     </w:p>
@@ -3519,7 +3519,7 @@
     <w:p>
       <w:r>
         <w:pict w14:anchorId="0A7AD918">
-          <v:rect id="_x0000_i1083" style="width:0;height:1.5pt" o:hralign="center" o:hrstd="t" o:hr="t" fillcolor="#a0a0a0" stroked="f"/>
+          <v:rect id="_x0000_i1089" style="width:0;height:1.5pt" o:hralign="center" o:hrstd="t" o:hr="t" fillcolor="#a0a0a0" stroked="f"/>
         </w:pict>
       </w:r>
     </w:p>
@@ -3550,7 +3550,7 @@
     <w:p>
       <w:r>
         <w:pict w14:anchorId="25E72624">
-          <v:rect id="_x0000_i1084" style="width:0;height:1.5pt" o:hralign="center" o:hrstd="t" o:hr="t" fillcolor="#a0a0a0" stroked="f"/>
+          <v:rect id="_x0000_i1090" style="width:0;height:1.5pt" o:hralign="center" o:hrstd="t" o:hr="t" fillcolor="#a0a0a0" stroked="f"/>
         </w:pict>
       </w:r>
     </w:p>
@@ -3589,7 +3589,7 @@
     <w:p>
       <w:r>
         <w:pict w14:anchorId="2FAF044D">
-          <v:rect id="_x0000_i1085" style="width:0;height:1.5pt" o:hralign="center" o:hrstd="t" o:hr="t" fillcolor="#a0a0a0" stroked="f"/>
+          <v:rect id="_x0000_i1091" style="width:0;height:1.5pt" o:hralign="center" o:hrstd="t" o:hr="t" fillcolor="#a0a0a0" stroked="f"/>
         </w:pict>
       </w:r>
     </w:p>
@@ -3628,7 +3628,7 @@
       <w:r>
         <w:lastRenderedPageBreak/>
         <w:pict w14:anchorId="6844D3EA">
-          <v:rect id="_x0000_i1086" style="width:0;height:1.5pt" o:hralign="center" o:hrstd="t" o:hr="t" fillcolor="#a0a0a0" stroked="f"/>
+          <v:rect id="_x0000_i1092" style="width:0;height:1.5pt" o:hralign="center" o:hrstd="t" o:hr="t" fillcolor="#a0a0a0" stroked="f"/>
         </w:pict>
       </w:r>
     </w:p>
@@ -3667,7 +3667,7 @@
     <w:p>
       <w:r>
         <w:pict w14:anchorId="33829EF6">
-          <v:rect id="_x0000_i1087" style="width:0;height:1.5pt" o:hralign="center" o:hrstd="t" o:hr="t" fillcolor="#a0a0a0" stroked="f"/>
+          <v:rect id="_x0000_i1093" style="width:0;height:1.5pt" o:hralign="center" o:hrstd="t" o:hr="t" fillcolor="#a0a0a0" stroked="f"/>
         </w:pict>
       </w:r>
     </w:p>
@@ -3730,7 +3730,7 @@
     <w:p>
       <w:r>
         <w:pict w14:anchorId="6284116A">
-          <v:rect id="_x0000_i1088" style="width:0;height:1.5pt" o:hralign="center" o:hrstd="t" o:hr="t" fillcolor="#a0a0a0" stroked="f"/>
+          <v:rect id="_x0000_i1094" style="width:0;height:1.5pt" o:hralign="center" o:hrstd="t" o:hr="t" fillcolor="#a0a0a0" stroked="f"/>
         </w:pict>
       </w:r>
     </w:p>
@@ -3802,7 +3802,7 @@
     <w:p>
       <w:r>
         <w:pict w14:anchorId="7F9CF389">
-          <v:rect id="_x0000_i1089" style="width:0;height:1.5pt" o:hralign="center" o:hrstd="t" o:hr="t" fillcolor="#a0a0a0" stroked="f"/>
+          <v:rect id="_x0000_i1095" style="width:0;height:1.5pt" o:hralign="center" o:hrstd="t" o:hr="t" fillcolor="#a0a0a0" stroked="f"/>
         </w:pict>
       </w:r>
     </w:p>
@@ -3833,7 +3833,7 @@
     <w:p>
       <w:r>
         <w:pict w14:anchorId="4337BB6A">
-          <v:rect id="_x0000_i1090" style="width:0;height:1.5pt" o:hralign="center" o:hrstd="t" o:hr="t" fillcolor="#a0a0a0" stroked="f"/>
+          <v:rect id="_x0000_i1096" style="width:0;height:1.5pt" o:hralign="center" o:hrstd="t" o:hr="t" fillcolor="#a0a0a0" stroked="f"/>
         </w:pict>
       </w:r>
     </w:p>
@@ -3864,7 +3864,7 @@
     <w:p>
       <w:r>
         <w:pict w14:anchorId="4C1DBA08">
-          <v:rect id="_x0000_i1091" style="width:0;height:1.5pt" o:hralign="center" o:hrstd="t" o:hr="t" fillcolor="#a0a0a0" stroked="f"/>
+          <v:rect id="_x0000_i1097" style="width:0;height:1.5pt" o:hralign="center" o:hrstd="t" o:hr="t" fillcolor="#a0a0a0" stroked="f"/>
         </w:pict>
       </w:r>
     </w:p>
@@ -3912,7 +3912,7 @@
     <w:p>
       <w:r>
         <w:pict w14:anchorId="2B76ADA8">
-          <v:rect id="_x0000_i1092" style="width:0;height:1.5pt" o:hralign="center" o:hrstd="t" o:hr="t" fillcolor="#a0a0a0" stroked="f"/>
+          <v:rect id="_x0000_i1098" style="width:0;height:1.5pt" o:hralign="center" o:hrstd="t" o:hr="t" fillcolor="#a0a0a0" stroked="f"/>
         </w:pict>
       </w:r>
     </w:p>
@@ -3959,7 +3959,7 @@
     <w:p>
       <w:r>
         <w:pict w14:anchorId="02F0DD54">
-          <v:rect id="_x0000_i1093" style="width:0;height:1.5pt" o:hralign="center" o:hrstd="t" o:hr="t" fillcolor="#a0a0a0" stroked="f"/>
+          <v:rect id="_x0000_i1099" style="width:0;height:1.5pt" o:hralign="center" o:hrstd="t" o:hr="t" fillcolor="#a0a0a0" stroked="f"/>
         </w:pict>
       </w:r>
     </w:p>
@@ -4002,7 +4002,7 @@
     <w:p>
       <w:r>
         <w:pict w14:anchorId="6D678414">
-          <v:rect id="_x0000_i1094" style="width:0;height:1.5pt" o:hralign="center" o:hrstd="t" o:hr="t" fillcolor="#a0a0a0" stroked="f"/>
+          <v:rect id="_x0000_i1100" style="width:0;height:1.5pt" o:hralign="center" o:hrstd="t" o:hr="t" fillcolor="#a0a0a0" stroked="f"/>
         </w:pict>
       </w:r>
     </w:p>
@@ -4037,7 +4037,7 @@
     <w:p>
       <w:r>
         <w:pict w14:anchorId="3742E5AF">
-          <v:rect id="_x0000_i1095" style="width:0;height:1.5pt" o:hralign="center" o:hrstd="t" o:hr="t" fillcolor="#a0a0a0" stroked="f"/>
+          <v:rect id="_x0000_i1101" style="width:0;height:1.5pt" o:hralign="center" o:hrstd="t" o:hr="t" fillcolor="#a0a0a0" stroked="f"/>
         </w:pict>
       </w:r>
     </w:p>
@@ -4085,7 +4085,7 @@
       <w:r>
         <w:lastRenderedPageBreak/>
         <w:pict w14:anchorId="1C724311">
-          <v:rect id="_x0000_i1096" style="width:0;height:1.5pt" o:hralign="center" o:hrstd="t" o:hr="t" fillcolor="#a0a0a0" stroked="f"/>
+          <v:rect id="_x0000_i1102" style="width:0;height:1.5pt" o:hralign="center" o:hrstd="t" o:hr="t" fillcolor="#a0a0a0" stroked="f"/>
         </w:pict>
       </w:r>
     </w:p>
@@ -4144,7 +4144,7 @@
     <w:p>
       <w:r>
         <w:pict w14:anchorId="6683AA81">
-          <v:rect id="_x0000_i1097" style="width:0;height:1.5pt" o:hralign="center" o:hrstd="t" o:hr="t" fillcolor="#a0a0a0" stroked="f"/>
+          <v:rect id="_x0000_i1103" style="width:0;height:1.5pt" o:hralign="center" o:hrstd="t" o:hr="t" fillcolor="#a0a0a0" stroked="f"/>
         </w:pict>
       </w:r>
     </w:p>
@@ -4175,7 +4175,7 @@
     <w:p>
       <w:r>
         <w:pict w14:anchorId="64311411">
-          <v:rect id="_x0000_i1098" style="width:0;height:1.5pt" o:hralign="center" o:hrstd="t" o:hr="t" fillcolor="#a0a0a0" stroked="f"/>
+          <v:rect id="_x0000_i1104" style="width:0;height:1.5pt" o:hralign="center" o:hrstd="t" o:hr="t" fillcolor="#a0a0a0" stroked="f"/>
         </w:pict>
       </w:r>
     </w:p>
@@ -4246,7 +4246,7 @@
     <w:p>
       <w:r>
         <w:pict w14:anchorId="49DBBE05">
-          <v:rect id="_x0000_i1099" style="width:0;height:1.5pt" o:hralign="center" o:hrstd="t" o:hr="t" fillcolor="#a0a0a0" stroked="f"/>
+          <v:rect id="_x0000_i1105" style="width:0;height:1.5pt" o:hralign="center" o:hrstd="t" o:hr="t" fillcolor="#a0a0a0" stroked="f"/>
         </w:pict>
       </w:r>
     </w:p>
@@ -4277,7 +4277,7 @@
     <w:p>
       <w:r>
         <w:pict w14:anchorId="0E15AA99">
-          <v:rect id="_x0000_i1100" style="width:0;height:1.5pt" o:hralign="center" o:hrstd="t" o:hr="t" fillcolor="#a0a0a0" stroked="f"/>
+          <v:rect id="_x0000_i1106" style="width:0;height:1.5pt" o:hralign="center" o:hrstd="t" o:hr="t" fillcolor="#a0a0a0" stroked="f"/>
         </w:pict>
       </w:r>
     </w:p>
@@ -4341,7 +4341,7 @@
     <w:p>
       <w:r>
         <w:pict w14:anchorId="703E6ED2">
-          <v:rect id="_x0000_i1101" style="width:0;height:1.5pt" o:hralign="center" o:hrstd="t" o:hr="t" fillcolor="#a0a0a0" stroked="f"/>
+          <v:rect id="_x0000_i1107" style="width:0;height:1.5pt" o:hralign="center" o:hrstd="t" o:hr="t" fillcolor="#a0a0a0" stroked="f"/>
         </w:pict>
       </w:r>
     </w:p>
@@ -4368,7 +4368,7 @@
     <w:p>
       <w:r>
         <w:pict w14:anchorId="262E53D2">
-          <v:rect id="_x0000_i1102" style="width:0;height:1.5pt" o:hralign="center" o:hrstd="t" o:hr="t" fillcolor="#a0a0a0" stroked="f"/>
+          <v:rect id="_x0000_i1108" style="width:0;height:1.5pt" o:hralign="center" o:hrstd="t" o:hr="t" fillcolor="#a0a0a0" stroked="f"/>
         </w:pict>
       </w:r>
     </w:p>
@@ -4419,7 +4419,7 @@
     <w:p>
       <w:r>
         <w:pict w14:anchorId="5A52578F">
-          <v:rect id="_x0000_i1103" style="width:0;height:1.5pt" o:hralign="center" o:hrstd="t" o:hr="t" fillcolor="#a0a0a0" stroked="f"/>
+          <v:rect id="_x0000_i1109" style="width:0;height:1.5pt" o:hralign="center" o:hrstd="t" o:hr="t" fillcolor="#a0a0a0" stroked="f"/>
         </w:pict>
       </w:r>
     </w:p>
@@ -4454,7 +4454,7 @@
     <w:p>
       <w:r>
         <w:pict w14:anchorId="23F5F29A">
-          <v:rect id="_x0000_i1104" style="width:0;height:1.5pt" o:hralign="center" o:hrstd="t" o:hr="t" fillcolor="#a0a0a0" stroked="f"/>
+          <v:rect id="_x0000_i1110" style="width:0;height:1.5pt" o:hralign="center" o:hrstd="t" o:hr="t" fillcolor="#a0a0a0" stroked="f"/>
         </w:pict>
       </w:r>
     </w:p>
@@ -4497,7 +4497,7 @@
     <w:p>
       <w:r>
         <w:pict w14:anchorId="2D68B5C5">
-          <v:rect id="_x0000_i1105" style="width:0;height:1.5pt" o:hralign="center" o:hrstd="t" o:hr="t" fillcolor="#a0a0a0" stroked="f"/>
+          <v:rect id="_x0000_i1111" style="width:0;height:1.5pt" o:hralign="center" o:hrstd="t" o:hr="t" fillcolor="#a0a0a0" stroked="f"/>
         </w:pict>
       </w:r>
     </w:p>
@@ -4561,7 +4561,7 @@
     <w:p>
       <w:r>
         <w:pict w14:anchorId="25120668">
-          <v:rect id="_x0000_i1106" style="width:0;height:1.5pt" o:hralign="center" o:hrstd="t" o:hr="t" fillcolor="#a0a0a0" stroked="f"/>
+          <v:rect id="_x0000_i1112" style="width:0;height:1.5pt" o:hralign="center" o:hrstd="t" o:hr="t" fillcolor="#a0a0a0" stroked="f"/>
         </w:pict>
       </w:r>
     </w:p>
@@ -4592,7 +4592,7 @@
     <w:p>
       <w:r>
         <w:pict w14:anchorId="3F8C9454">
-          <v:rect id="_x0000_i1107" style="width:0;height:1.5pt" o:hralign="center" o:hrstd="t" o:hr="t" fillcolor="#a0a0a0" stroked="f"/>
+          <v:rect id="_x0000_i1113" style="width:0;height:1.5pt" o:hralign="center" o:hrstd="t" o:hr="t" fillcolor="#a0a0a0" stroked="f"/>
         </w:pict>
       </w:r>
     </w:p>
@@ -4643,7 +4643,7 @@
     <w:p>
       <w:r>
         <w:pict w14:anchorId="0F233E79">
-          <v:rect id="_x0000_i1108" style="width:0;height:1.5pt" o:hralign="center" o:hrstd="t" o:hr="t" fillcolor="#a0a0a0" stroked="f"/>
+          <v:rect id="_x0000_i1114" style="width:0;height:1.5pt" o:hralign="center" o:hrstd="t" o:hr="t" fillcolor="#a0a0a0" stroked="f"/>
         </w:pict>
       </w:r>
     </w:p>
@@ -4686,7 +4686,7 @@
     <w:p>
       <w:r>
         <w:pict w14:anchorId="56206745">
-          <v:rect id="_x0000_i1109" style="width:0;height:1.5pt" o:hralign="center" o:hrstd="t" o:hr="t" fillcolor="#a0a0a0" stroked="f"/>
+          <v:rect id="_x0000_i1115" style="width:0;height:1.5pt" o:hralign="center" o:hrstd="t" o:hr="t" fillcolor="#a0a0a0" stroked="f"/>
         </w:pict>
       </w:r>
     </w:p>
@@ -4736,7 +4736,7 @@
     <w:p>
       <w:r>
         <w:pict w14:anchorId="3426AE90">
-          <v:rect id="_x0000_i1110" style="width:0;height:1.5pt" o:hralign="center" o:hrstd="t" o:hr="t" fillcolor="#a0a0a0" stroked="f"/>
+          <v:rect id="_x0000_i1116" style="width:0;height:1.5pt" o:hralign="center" o:hrstd="t" o:hr="t" fillcolor="#a0a0a0" stroked="f"/>
         </w:pict>
       </w:r>
     </w:p>
@@ -4787,7 +4787,7 @@
     <w:p>
       <w:r>
         <w:pict w14:anchorId="4B03A4C0">
-          <v:rect id="_x0000_i1111" style="width:0;height:1.5pt" o:hralign="center" o:hrstd="t" o:hr="t" fillcolor="#a0a0a0" stroked="f"/>
+          <v:rect id="_x0000_i1117" style="width:0;height:1.5pt" o:hralign="center" o:hrstd="t" o:hr="t" fillcolor="#a0a0a0" stroked="f"/>
         </w:pict>
       </w:r>
     </w:p>
@@ -4834,7 +4834,7 @@
     <w:p>
       <w:r>
         <w:pict w14:anchorId="65D43CCE">
-          <v:rect id="_x0000_i1112" style="width:0;height:1.5pt" o:hralign="center" o:hrstd="t" o:hr="t" fillcolor="#a0a0a0" stroked="f"/>
+          <v:rect id="_x0000_i1118" style="width:0;height:1.5pt" o:hralign="center" o:hrstd="t" o:hr="t" fillcolor="#a0a0a0" stroked="f"/>
         </w:pict>
       </w:r>
     </w:p>
@@ -4885,7 +4885,7 @@
     <w:p>
       <w:r>
         <w:pict w14:anchorId="1A2D899F">
-          <v:rect id="_x0000_i1113" style="width:0;height:1.5pt" o:hralign="center" o:hrstd="t" o:hr="t" fillcolor="#a0a0a0" stroked="f"/>
+          <v:rect id="_x0000_i1119" style="width:0;height:1.5pt" o:hralign="center" o:hrstd="t" o:hr="t" fillcolor="#a0a0a0" stroked="f"/>
         </w:pict>
       </w:r>
     </w:p>
@@ -4921,7 +4921,7 @@
       <w:r>
         <w:lastRenderedPageBreak/>
         <w:pict w14:anchorId="600569FB">
-          <v:rect id="_x0000_i1114" style="width:0;height:1.5pt" o:hralign="center" o:hrstd="t" o:hr="t" fillcolor="#a0a0a0" stroked="f"/>
+          <v:rect id="_x0000_i1120" style="width:0;height:1.5pt" o:hralign="center" o:hrstd="t" o:hr="t" fillcolor="#a0a0a0" stroked="f"/>
         </w:pict>
       </w:r>
     </w:p>
@@ -4952,7 +4952,7 @@
     <w:p>
       <w:r>
         <w:pict w14:anchorId="4ABFBE7D">
-          <v:rect id="_x0000_i1115" style="width:0;height:1.5pt" o:hralign="center" o:hrstd="t" o:hr="t" fillcolor="#a0a0a0" stroked="f"/>
+          <v:rect id="_x0000_i1121" style="width:0;height:1.5pt" o:hralign="center" o:hrstd="t" o:hr="t" fillcolor="#a0a0a0" stroked="f"/>
         </w:pict>
       </w:r>
     </w:p>
@@ -4983,7 +4983,7 @@
     <w:p>
       <w:r>
         <w:pict w14:anchorId="38FBA85D">
-          <v:rect id="_x0000_i1116" style="width:0;height:1.5pt" o:hralign="center" o:hrstd="t" o:hr="t" fillcolor="#a0a0a0" stroked="f"/>
+          <v:rect id="_x0000_i1122" style="width:0;height:1.5pt" o:hralign="center" o:hrstd="t" o:hr="t" fillcolor="#a0a0a0" stroked="f"/>
         </w:pict>
       </w:r>
     </w:p>
@@ -5014,7 +5014,7 @@
     <w:p>
       <w:r>
         <w:pict w14:anchorId="2976C14B">
-          <v:rect id="_x0000_i1117" style="width:0;height:1.5pt" o:hralign="center" o:hrstd="t" o:hr="t" fillcolor="#a0a0a0" stroked="f"/>
+          <v:rect id="_x0000_i1123" style="width:0;height:1.5pt" o:hralign="center" o:hrstd="t" o:hr="t" fillcolor="#a0a0a0" stroked="f"/>
         </w:pict>
       </w:r>
     </w:p>
@@ -5073,7 +5073,7 @@
     <w:p>
       <w:r>
         <w:pict w14:anchorId="4BE214FD">
-          <v:rect id="_x0000_i1118" style="width:0;height:1.5pt" o:hralign="center" o:hrstd="t" o:hr="t" fillcolor="#a0a0a0" stroked="f"/>
+          <v:rect id="_x0000_i1124" style="width:0;height:1.5pt" o:hralign="center" o:hrstd="t" o:hr="t" fillcolor="#a0a0a0" stroked="f"/>
         </w:pict>
       </w:r>
     </w:p>
@@ -5386,7 +5386,7 @@
     <w:p>
       <w:r>
         <w:pict w14:anchorId="4E381159">
-          <v:rect id="_x0000_i1119" style="width:0;height:1.5pt" o:hralign="center" o:hrstd="t" o:hr="t" fillcolor="#a0a0a0" stroked="f"/>
+          <v:rect id="_x0000_i1125" style="width:0;height:1.5pt" o:hralign="center" o:hrstd="t" o:hr="t" fillcolor="#a0a0a0" stroked="f"/>
         </w:pict>
       </w:r>
     </w:p>
@@ -5464,7 +5464,7 @@
     <w:p>
       <w:r>
         <w:pict w14:anchorId="57FE5561">
-          <v:rect id="_x0000_i1120" style="width:0;height:1.5pt" o:hralign="center" o:hrstd="t" o:hr="t" fillcolor="#a0a0a0" stroked="f"/>
+          <v:rect id="_x0000_i1126" style="width:0;height:1.5pt" o:hralign="center" o:hrstd="t" o:hr="t" fillcolor="#a0a0a0" stroked="f"/>
         </w:pict>
       </w:r>
     </w:p>
@@ -5528,7 +5528,7 @@
     <w:p>
       <w:r>
         <w:pict w14:anchorId="531E401B">
-          <v:rect id="_x0000_i1121" style="width:0;height:1.5pt" o:hralign="center" o:hrstd="t" o:hr="t" fillcolor="#a0a0a0" stroked="f"/>
+          <v:rect id="_x0000_i1127" style="width:0;height:1.5pt" o:hralign="center" o:hrstd="t" o:hr="t" fillcolor="#a0a0a0" stroked="f"/>
         </w:pict>
       </w:r>
     </w:p>
@@ -5555,7 +5555,7 @@
     <w:p>
       <w:r>
         <w:pict w14:anchorId="4A8E2BCB">
-          <v:rect id="_x0000_i1122" style="width:0;height:1.5pt" o:hralign="center" o:hrstd="t" o:hr="t" fillcolor="#a0a0a0" stroked="f"/>
+          <v:rect id="_x0000_i1128" style="width:0;height:1.5pt" o:hralign="center" o:hrstd="t" o:hr="t" fillcolor="#a0a0a0" stroked="f"/>
         </w:pict>
       </w:r>
     </w:p>
@@ -5603,7 +5603,7 @@
     <w:p>
       <w:r>
         <w:pict w14:anchorId="4B32D85F">
-          <v:rect id="_x0000_i1123" style="width:0;height:1.5pt" o:hralign="center" o:hrstd="t" o:hr="t" fillcolor="#a0a0a0" stroked="f"/>
+          <v:rect id="_x0000_i1129" style="width:0;height:1.5pt" o:hralign="center" o:hrstd="t" o:hr="t" fillcolor="#a0a0a0" stroked="f"/>
         </w:pict>
       </w:r>
     </w:p>
@@ -5669,7 +5669,7 @@
     <w:p>
       <w:r>
         <w:pict w14:anchorId="78A3953E">
-          <v:rect id="_x0000_i1124" style="width:0;height:1.5pt" o:hralign="center" o:hrstd="t" o:hr="t" fillcolor="#a0a0a0" stroked="f"/>
+          <v:rect id="_x0000_i1130" style="width:0;height:1.5pt" o:hralign="center" o:hrstd="t" o:hr="t" fillcolor="#a0a0a0" stroked="f"/>
         </w:pict>
       </w:r>
     </w:p>
@@ -5718,7 +5718,7 @@
     <w:p>
       <w:r>
         <w:pict w14:anchorId="36A15878">
-          <v:rect id="_x0000_i1125" style="width:0;height:1.5pt" o:hralign="center" o:hrstd="t" o:hr="t" fillcolor="#a0a0a0" stroked="f"/>
+          <v:rect id="_x0000_i1131" style="width:0;height:1.5pt" o:hralign="center" o:hrstd="t" o:hr="t" fillcolor="#a0a0a0" stroked="f"/>
         </w:pict>
       </w:r>
     </w:p>
@@ -5763,7 +5763,7 @@
     <w:p>
       <w:r>
         <w:pict w14:anchorId="66CBD1A0">
-          <v:rect id="_x0000_i1126" style="width:0;height:1.5pt" o:hralign="center" o:hrstd="t" o:hr="t" fillcolor="#a0a0a0" stroked="f"/>
+          <v:rect id="_x0000_i1132" style="width:0;height:1.5pt" o:hralign="center" o:hrstd="t" o:hr="t" fillcolor="#a0a0a0" stroked="f"/>
         </w:pict>
       </w:r>
     </w:p>
@@ -5826,7 +5826,7 @@
     <w:p>
       <w:r>
         <w:pict w14:anchorId="3435E5C1">
-          <v:rect id="_x0000_i1127" style="width:0;height:1.5pt" o:hralign="center" o:hrstd="t" o:hr="t" fillcolor="#a0a0a0" stroked="f"/>
+          <v:rect id="_x0000_i1133" style="width:0;height:1.5pt" o:hralign="center" o:hrstd="t" o:hr="t" fillcolor="#a0a0a0" stroked="f"/>
         </w:pict>
       </w:r>
     </w:p>
@@ -5869,7 +5869,7 @@
     <w:p>
       <w:r>
         <w:pict w14:anchorId="12BBF5E8">
-          <v:rect id="_x0000_i1128" style="width:0;height:1.5pt" o:hralign="center" o:hrstd="t" o:hr="t" fillcolor="#a0a0a0" stroked="f"/>
+          <v:rect id="_x0000_i1134" style="width:0;height:1.5pt" o:hralign="center" o:hrstd="t" o:hr="t" fillcolor="#a0a0a0" stroked="f"/>
         </w:pict>
       </w:r>
     </w:p>
@@ -5912,7 +5912,7 @@
     <w:p>
       <w:r>
         <w:pict w14:anchorId="4FD5821F">
-          <v:rect id="_x0000_i1129" style="width:0;height:1.5pt" o:hralign="center" o:hrstd="t" o:hr="t" fillcolor="#a0a0a0" stroked="f"/>
+          <v:rect id="_x0000_i1135" style="width:0;height:1.5pt" o:hralign="center" o:hrstd="t" o:hr="t" fillcolor="#a0a0a0" stroked="f"/>
         </w:pict>
       </w:r>
     </w:p>
@@ -5985,7 +5985,7 @@
     <w:p>
       <w:r>
         <w:pict w14:anchorId="4CEDCBFB">
-          <v:rect id="_x0000_i1130" style="width:0;height:1.5pt" o:hralign="center" o:hrstd="t" o:hr="t" fillcolor="#a0a0a0" stroked="f"/>
+          <v:rect id="_x0000_i1136" style="width:0;height:1.5pt" o:hralign="center" o:hrstd="t" o:hr="t" fillcolor="#a0a0a0" stroked="f"/>
         </w:pict>
       </w:r>
     </w:p>
@@ -6016,7 +6016,7 @@
     <w:p>
       <w:r>
         <w:pict w14:anchorId="59B74B87">
-          <v:rect id="_x0000_i1131" style="width:0;height:1.5pt" o:hralign="center" o:hrstd="t" o:hr="t" fillcolor="#a0a0a0" stroked="f"/>
+          <v:rect id="_x0000_i1137" style="width:0;height:1.5pt" o:hralign="center" o:hrstd="t" o:hr="t" fillcolor="#a0a0a0" stroked="f"/>
         </w:pict>
       </w:r>
     </w:p>
@@ -6070,7 +6070,7 @@
     <w:p>
       <w:r>
         <w:pict w14:anchorId="67D950BC">
-          <v:rect id="_x0000_i1132" style="width:0;height:1.5pt" o:hralign="center" o:hrstd="t" o:hr="t" fillcolor="#a0a0a0" stroked="f"/>
+          <v:rect id="_x0000_i1138" style="width:0;height:1.5pt" o:hralign="center" o:hrstd="t" o:hr="t" fillcolor="#a0a0a0" stroked="f"/>
         </w:pict>
       </w:r>
     </w:p>
@@ -6117,7 +6117,7 @@
     <w:p>
       <w:r>
         <w:pict w14:anchorId="16FB1C35">
-          <v:rect id="_x0000_i1133" style="width:0;height:1.5pt" o:hralign="center" o:hrstd="t" o:hr="t" fillcolor="#a0a0a0" stroked="f"/>
+          <v:rect id="_x0000_i1139" style="width:0;height:1.5pt" o:hralign="center" o:hrstd="t" o:hr="t" fillcolor="#a0a0a0" stroked="f"/>
         </w:pict>
       </w:r>
     </w:p>
@@ -6164,7 +6164,7 @@
     <w:p>
       <w:r>
         <w:pict w14:anchorId="3A75E3E9">
-          <v:rect id="_x0000_i1134" style="width:0;height:1.5pt" o:hralign="center" o:hrstd="t" o:hr="t" fillcolor="#a0a0a0" stroked="f"/>
+          <v:rect id="_x0000_i1140" style="width:0;height:1.5pt" o:hralign="center" o:hrstd="t" o:hr="t" fillcolor="#a0a0a0" stroked="f"/>
         </w:pict>
       </w:r>
     </w:p>
@@ -6200,7 +6200,7 @@
     <w:p>
       <w:r>
         <w:pict w14:anchorId="57B5467F">
-          <v:rect id="_x0000_i1135" style="width:0;height:1.5pt" o:hralign="center" o:hrstd="t" o:hr="t" fillcolor="#a0a0a0" stroked="f"/>
+          <v:rect id="_x0000_i1141" style="width:0;height:1.5pt" o:hralign="center" o:hrstd="t" o:hr="t" fillcolor="#a0a0a0" stroked="f"/>
         </w:pict>
       </w:r>
     </w:p>
@@ -6239,7 +6239,7 @@
     <w:p>
       <w:r>
         <w:pict w14:anchorId="605E62B5">
-          <v:rect id="_x0000_i1136" style="width:0;height:1.5pt" o:hralign="center" o:hrstd="t" o:hr="t" fillcolor="#a0a0a0" stroked="f"/>
+          <v:rect id="_x0000_i1142" style="width:0;height:1.5pt" o:hralign="center" o:hrstd="t" o:hr="t" fillcolor="#a0a0a0" stroked="f"/>
         </w:pict>
       </w:r>
     </w:p>
@@ -6278,7 +6278,7 @@
     <w:p>
       <w:r>
         <w:pict w14:anchorId="1FFD9B2A">
-          <v:rect id="_x0000_i1137" style="width:0;height:1.5pt" o:hralign="center" o:hrstd="t" o:hr="t" fillcolor="#a0a0a0" stroked="f"/>
+          <v:rect id="_x0000_i1143" style="width:0;height:1.5pt" o:hralign="center" o:hrstd="t" o:hr="t" fillcolor="#a0a0a0" stroked="f"/>
         </w:pict>
       </w:r>
     </w:p>
@@ -6317,7 +6317,7 @@
     <w:p>
       <w:r>
         <w:pict w14:anchorId="5F3652D4">
-          <v:rect id="_x0000_i1138" style="width:0;height:1.5pt" o:hralign="center" o:hrstd="t" o:hr="t" fillcolor="#a0a0a0" stroked="f"/>
+          <v:rect id="_x0000_i1144" style="width:0;height:1.5pt" o:hralign="center" o:hrstd="t" o:hr="t" fillcolor="#a0a0a0" stroked="f"/>
         </w:pict>
       </w:r>
     </w:p>
@@ -6376,7 +6376,7 @@
     <w:p>
       <w:r>
         <w:pict w14:anchorId="42146E2D">
-          <v:rect id="_x0000_i1139" style="width:0;height:1.5pt" o:hralign="center" o:hrstd="t" o:hr="t" fillcolor="#a0a0a0" stroked="f"/>
+          <v:rect id="_x0000_i1145" style="width:0;height:1.5pt" o:hralign="center" o:hrstd="t" o:hr="t" fillcolor="#a0a0a0" stroked="f"/>
         </w:pict>
       </w:r>
     </w:p>
@@ -6415,7 +6415,7 @@
     <w:p>
       <w:r>
         <w:pict w14:anchorId="24D3820D">
-          <v:rect id="_x0000_i1140" style="width:0;height:1.5pt" o:hralign="center" o:hrstd="t" o:hr="t" fillcolor="#a0a0a0" stroked="f"/>
+          <v:rect id="_x0000_i1146" style="width:0;height:1.5pt" o:hralign="center" o:hrstd="t" o:hr="t" fillcolor="#a0a0a0" stroked="f"/>
         </w:pict>
       </w:r>
     </w:p>
@@ -6479,7 +6479,7 @@
     <w:p>
       <w:r>
         <w:pict w14:anchorId="6130EE0F">
-          <v:rect id="_x0000_i1141" style="width:0;height:1.5pt" o:hralign="center" o:hrstd="t" o:hr="t" fillcolor="#a0a0a0" stroked="f"/>
+          <v:rect id="_x0000_i1147" style="width:0;height:1.5pt" o:hralign="center" o:hrstd="t" o:hr="t" fillcolor="#a0a0a0" stroked="f"/>
         </w:pict>
       </w:r>
     </w:p>
@@ -6522,7 +6522,7 @@
     <w:p>
       <w:r>
         <w:pict w14:anchorId="2D299E46">
-          <v:rect id="_x0000_i1142" style="width:0;height:1.5pt" o:hralign="center" o:hrstd="t" o:hr="t" fillcolor="#a0a0a0" stroked="f"/>
+          <v:rect id="_x0000_i1148" style="width:0;height:1.5pt" o:hralign="center" o:hrstd="t" o:hr="t" fillcolor="#a0a0a0" stroked="f"/>
         </w:pict>
       </w:r>
     </w:p>
@@ -6549,7 +6549,7 @@
     <w:p>
       <w:r>
         <w:pict w14:anchorId="30A9C1B1">
-          <v:rect id="_x0000_i1143" style="width:0;height:1.5pt" o:hralign="center" o:hrstd="t" o:hr="t" fillcolor="#a0a0a0" stroked="f"/>
+          <v:rect id="_x0000_i1149" style="width:0;height:1.5pt" o:hralign="center" o:hrstd="t" o:hr="t" fillcolor="#a0a0a0" stroked="f"/>
         </w:pict>
       </w:r>
     </w:p>
@@ -6638,7 +6638,7 @@
     <w:p>
       <w:r>
         <w:pict w14:anchorId="7B786A1B">
-          <v:rect id="_x0000_i1144" style="width:0;height:1.5pt" o:hralign="center" o:hrstd="t" o:hr="t" fillcolor="#a0a0a0" stroked="f"/>
+          <v:rect id="_x0000_i1150" style="width:0;height:1.5pt" o:hralign="center" o:hrstd="t" o:hr="t" fillcolor="#a0a0a0" stroked="f"/>
         </w:pict>
       </w:r>
     </w:p>
@@ -6691,7 +6691,7 @@
     <w:p>
       <w:r>
         <w:pict w14:anchorId="558B8099">
-          <v:rect id="_x0000_i1145" style="width:0;height:1.5pt" o:hralign="center" o:hrstd="t" o:hr="t" fillcolor="#a0a0a0" stroked="f"/>
+          <v:rect id="_x0000_i1151" style="width:0;height:1.5pt" o:hralign="center" o:hrstd="t" o:hr="t" fillcolor="#a0a0a0" stroked="f"/>
         </w:pict>
       </w:r>
     </w:p>
@@ -6757,7 +6757,7 @@
     <w:p>
       <w:r>
         <w:pict w14:anchorId="63D151E9">
-          <v:rect id="_x0000_i1146" style="width:0;height:1.5pt" o:hralign="center" o:hrstd="t" o:hr="t" fillcolor="#a0a0a0" stroked="f"/>
+          <v:rect id="_x0000_i1152" style="width:0;height:1.5pt" o:hralign="center" o:hrstd="t" o:hr="t" fillcolor="#a0a0a0" stroked="f"/>
         </w:pict>
       </w:r>
     </w:p>
@@ -6804,7 +6804,7 @@
     <w:p>
       <w:r>
         <w:pict w14:anchorId="704039CC">
-          <v:rect id="_x0000_i1147" style="width:0;height:1.5pt" o:hralign="center" o:hrstd="t" o:hr="t" fillcolor="#a0a0a0" stroked="f"/>
+          <v:rect id="_x0000_i1153" style="width:0;height:1.5pt" o:hralign="center" o:hrstd="t" o:hr="t" fillcolor="#a0a0a0" stroked="f"/>
         </w:pict>
       </w:r>
     </w:p>
@@ -6868,7 +6868,7 @@
     <w:p>
       <w:r>
         <w:pict w14:anchorId="6AF6455C">
-          <v:rect id="_x0000_i1148" style="width:0;height:1.5pt" o:hralign="center" o:hrstd="t" o:hr="t" fillcolor="#a0a0a0" stroked="f"/>
+          <v:rect id="_x0000_i1154" style="width:0;height:1.5pt" o:hralign="center" o:hrstd="t" o:hr="t" fillcolor="#a0a0a0" stroked="f"/>
         </w:pict>
       </w:r>
     </w:p>
@@ -7237,7 +7237,7 @@
     <w:p>
       <w:r>
         <w:pict w14:anchorId="5902B935">
-          <v:rect id="_x0000_i1149" style="width:0;height:1.5pt" o:hralign="center" o:hrstd="t" o:hr="t" fillcolor="#a0a0a0" stroked="f"/>
+          <v:rect id="_x0000_i1155" style="width:0;height:1.5pt" o:hralign="center" o:hrstd="t" o:hr="t" fillcolor="#a0a0a0" stroked="f"/>
         </w:pict>
       </w:r>
     </w:p>
@@ -7414,7 +7414,7 @@
     <w:p>
       <w:r>
         <w:pict w14:anchorId="58881034">
-          <v:rect id="_x0000_i1150" style="width:0;height:1.5pt" o:hralign="center" o:hrstd="t" o:hr="t" fillcolor="#a0a0a0" stroked="f"/>
+          <v:rect id="_x0000_i1156" style="width:0;height:1.5pt" o:hralign="center" o:hrstd="t" o:hr="t" fillcolor="#a0a0a0" stroked="f"/>
         </w:pict>
       </w:r>
     </w:p>
@@ -7594,7 +7594,7 @@
     <w:p>
       <w:r>
         <w:pict w14:anchorId="76E26E95">
-          <v:rect id="_x0000_i1151" style="width:0;height:1.5pt" o:hralign="center" o:hrstd="t" o:hr="t" fillcolor="#a0a0a0" stroked="f"/>
+          <v:rect id="_x0000_i1157" style="width:0;height:1.5pt" o:hralign="center" o:hrstd="t" o:hr="t" fillcolor="#a0a0a0" stroked="f"/>
         </w:pict>
       </w:r>
     </w:p>
@@ -7670,7 +7670,7 @@
     <w:p>
       <w:r>
         <w:pict w14:anchorId="67B94635">
-          <v:rect id="_x0000_i1152" style="width:0;height:1.5pt" o:hralign="center" o:hrstd="t" o:hr="t" fillcolor="#a0a0a0" stroked="f"/>
+          <v:rect id="_x0000_i1158" style="width:0;height:1.5pt" o:hralign="center" o:hrstd="t" o:hr="t" fillcolor="#a0a0a0" stroked="f"/>
         </w:pict>
       </w:r>
     </w:p>
@@ -7783,7 +7783,7 @@
     <w:p>
       <w:r>
         <w:pict w14:anchorId="49C757AA">
-          <v:rect id="_x0000_i1153" style="width:0;height:1.5pt" o:hralign="center" o:hrstd="t" o:hr="t" fillcolor="#a0a0a0" stroked="f"/>
+          <v:rect id="_x0000_i1159" style="width:0;height:1.5pt" o:hralign="center" o:hrstd="t" o:hr="t" fillcolor="#a0a0a0" stroked="f"/>
         </w:pict>
       </w:r>
     </w:p>
@@ -7897,7 +7897,7 @@
     <w:p>
       <w:r>
         <w:pict w14:anchorId="7F7AEA9F">
-          <v:rect id="_x0000_i1154" style="width:0;height:1.5pt" o:hralign="center" o:hrstd="t" o:hr="t" fillcolor="#a0a0a0" stroked="f"/>
+          <v:rect id="_x0000_i1160" style="width:0;height:1.5pt" o:hralign="center" o:hrstd="t" o:hr="t" fillcolor="#a0a0a0" stroked="f"/>
         </w:pict>
       </w:r>
     </w:p>
@@ -8022,7 +8022,7 @@
     <w:p>
       <w:r>
         <w:pict w14:anchorId="2987DC1C">
-          <v:rect id="_x0000_i1155" style="width:0;height:1.5pt" o:hralign="center" o:hrstd="t" o:hr="t" fillcolor="#a0a0a0" stroked="f"/>
+          <v:rect id="_x0000_i1161" style="width:0;height:1.5pt" o:hralign="center" o:hrstd="t" o:hr="t" fillcolor="#a0a0a0" stroked="f"/>
         </w:pict>
       </w:r>
     </w:p>
@@ -8105,10 +8105,27 @@
         <w:t>[3]</w:t>
       </w:r>
     </w:p>
+    <w:p/>
+    <w:p>
+      <w:r>
+        <w:rPr>
+          <w:highlight w:val="cyan"/>
+        </w:rPr>
+        <w:lastRenderedPageBreak/>
+        <w:t>my_list = [1, 2]</w:t>
+      </w:r>
+      <w:r>
+        <w:rPr>
+          <w:highlight w:val="cyan"/>
+        </w:rPr>
+        <w:br/>
+        <w:t>add_item(3, my_list) → [1, 2, 3]</w:t>
+      </w:r>
+    </w:p>
     <w:p>
       <w:r>
         <w:pict w14:anchorId="5C13EBDF">
-          <v:rect id="_x0000_i1156" style="width:0;height:1.5pt" o:hralign="center" o:hrstd="t" o:hr="t" fillcolor="#a0a0a0" stroked="f"/>
+          <v:rect id="_x0000_i1162" style="width:0;height:1.5pt" o:hralign="center" o:hrstd="t" o:hr="t" fillcolor="#a0a0a0" stroked="f"/>
         </w:pict>
       </w:r>
     </w:p>
@@ -8135,7 +8152,6 @@
         </w:numPr>
       </w:pPr>
       <w:r>
-        <w:lastRenderedPageBreak/>
         <w:t xml:space="preserve">== → value comparison </w:t>
       </w:r>
     </w:p>
@@ -8175,7 +8191,7 @@
     <w:p>
       <w:r>
         <w:pict w14:anchorId="034CB1B7">
-          <v:rect id="_x0000_i1157" style="width:0;height:1.5pt" o:hralign="center" o:hrstd="t" o:hr="t" fillcolor="#a0a0a0" stroked="f"/>
+          <v:rect id="_x0000_i1163" style="width:0;height:1.5pt" o:hralign="center" o:hrstd="t" o:hr="t" fillcolor="#a0a0a0" stroked="f"/>
         </w:pict>
       </w:r>
     </w:p>
@@ -8288,7 +8304,7 @@
     <w:p>
       <w:r>
         <w:pict w14:anchorId="304A7BF1">
-          <v:rect id="_x0000_i1158" style="width:0;height:1.5pt" o:hralign="center" o:hrstd="t" o:hr="t" fillcolor="#a0a0a0" stroked="f"/>
+          <v:rect id="_x0000_i1164" style="width:0;height:1.5pt" o:hralign="center" o:hrstd="t" o:hr="t" fillcolor="#a0a0a0" stroked="f"/>
         </w:pict>
       </w:r>
     </w:p>
@@ -8362,6 +8378,7 @@
         </w:numPr>
       </w:pPr>
       <w:r>
+        <w:lastRenderedPageBreak/>
         <w:t xml:space="preserve">First call: </w:t>
       </w:r>
     </w:p>
@@ -8406,7 +8423,6 @@
         </w:numPr>
       </w:pPr>
       <w:r>
-        <w:lastRenderedPageBreak/>
         <w:t xml:space="preserve">Second call: </w:t>
       </w:r>
     </w:p>
@@ -8453,7 +8469,7 @@
     <w:p>
       <w:r>
         <w:pict w14:anchorId="3481AAD0">
-          <v:rect id="_x0000_i1159" style="width:0;height:1.5pt" o:hralign="center" o:hrstd="t" o:hr="t" fillcolor="#a0a0a0" stroked="f"/>
+          <v:rect id="_x0000_i1165" style="width:0;height:1.5pt" o:hralign="center" o:hrstd="t" o:hr="t" fillcolor="#a0a0a0" stroked="f"/>
         </w:pict>
       </w:r>
     </w:p>
@@ -8517,7 +8533,7 @@
     <w:p>
       <w:r>
         <w:pict w14:anchorId="6D82CB5F">
-          <v:rect id="_x0000_i1160" style="width:0;height:1.5pt" o:hralign="center" o:hrstd="t" o:hr="t" fillcolor="#a0a0a0" stroked="f"/>
+          <v:rect id="_x0000_i1166" style="width:0;height:1.5pt" o:hralign="center" o:hrstd="t" o:hr="t" fillcolor="#a0a0a0" stroked="f"/>
         </w:pict>
       </w:r>
     </w:p>
@@ -8595,7 +8611,7 @@
     <w:p>
       <w:r>
         <w:pict w14:anchorId="4DC0E53C">
-          <v:rect id="_x0000_i1161" style="width:0;height:1.5pt" o:hralign="center" o:hrstd="t" o:hr="t" fillcolor="#a0a0a0" stroked="f"/>
+          <v:rect id="_x0000_i1167" style="width:0;height:1.5pt" o:hralign="center" o:hrstd="t" o:hr="t" fillcolor="#a0a0a0" stroked="f"/>
         </w:pict>
       </w:r>
     </w:p>
@@ -8695,23 +8711,22 @@
     <w:p>
       <w:r>
         <w:pict w14:anchorId="3F282A51">
-          <v:rect id="_x0000_i1162" style="width:0;height:1.5pt" o:hralign="center" o:hrstd="t" o:hr="t" fillcolor="#a0a0a0" stroked="f"/>
-        </w:pict>
-      </w:r>
-    </w:p>
-    <w:p>
-      <w:pPr>
-        <w:rPr>
-          <w:b/>
-          <w:bCs/>
-        </w:rPr>
-      </w:pPr>
-      <w:r>
-        <w:rPr>
-          <w:b/>
-          <w:bCs/>
-        </w:rPr>
-        <w:lastRenderedPageBreak/>
+          <v:rect id="_x0000_i1168" style="width:0;height:1.5pt" o:hralign="center" o:hrstd="t" o:hr="t" fillcolor="#a0a0a0" stroked="f"/>
+        </w:pict>
+      </w:r>
+    </w:p>
+    <w:p>
+      <w:pPr>
+        <w:rPr>
+          <w:b/>
+          <w:bCs/>
+        </w:rPr>
+      </w:pPr>
+      <w:r>
+        <w:rPr>
+          <w:b/>
+          <w:bCs/>
+        </w:rPr>
         <w:t>1. Mutable + None trap</w:t>
       </w:r>
     </w:p>
@@ -8823,7 +8838,7 @@
     <w:p>
       <w:r>
         <w:pict w14:anchorId="02EC4BEF">
-          <v:rect id="_x0000_i1163" style="width:0;height:1.5pt" o:hralign="center" o:hrstd="t" o:hr="t" fillcolor="#a0a0a0" stroked="f"/>
+          <v:rect id="_x0000_i1169" style="width:0;height:1.5pt" o:hralign="center" o:hrstd="t" o:hr="t" fillcolor="#a0a0a0" stroked="f"/>
         </w:pict>
       </w:r>
     </w:p>
@@ -8910,6 +8925,7 @@
           <w:b/>
           <w:bCs/>
         </w:rPr>
+        <w:lastRenderedPageBreak/>
         <w:t>Concept</w:t>
       </w:r>
     </w:p>
@@ -8938,23 +8954,22 @@
     <w:p>
       <w:r>
         <w:pict w14:anchorId="3E29AF85">
-          <v:rect id="_x0000_i1164" style="width:0;height:1.5pt" o:hralign="center" o:hrstd="t" o:hr="t" fillcolor="#a0a0a0" stroked="f"/>
-        </w:pict>
-      </w:r>
-    </w:p>
-    <w:p>
-      <w:pPr>
-        <w:rPr>
-          <w:b/>
-          <w:bCs/>
-        </w:rPr>
-      </w:pPr>
-      <w:r>
-        <w:rPr>
-          <w:b/>
-          <w:bCs/>
-        </w:rPr>
-        <w:lastRenderedPageBreak/>
+          <v:rect id="_x0000_i1170" style="width:0;height:1.5pt" o:hralign="center" o:hrstd="t" o:hr="t" fillcolor="#a0a0a0" stroked="f"/>
+        </w:pict>
+      </w:r>
+    </w:p>
+    <w:p>
+      <w:pPr>
+        <w:rPr>
+          <w:b/>
+          <w:bCs/>
+        </w:rPr>
+      </w:pPr>
+      <w:r>
+        <w:rPr>
+          <w:b/>
+          <w:bCs/>
+        </w:rPr>
         <w:t>3. Closure + default argument (very tricky)</w:t>
       </w:r>
     </w:p>
@@ -9038,7 +9053,7 @@
     <w:p>
       <w:r>
         <w:pict w14:anchorId="603F54CA">
-          <v:rect id="_x0000_i1165" style="width:0;height:1.5pt" o:hralign="center" o:hrstd="t" o:hr="t" fillcolor="#a0a0a0" stroked="f"/>
+          <v:rect id="_x0000_i1171" style="width:0;height:1.5pt" o:hralign="center" o:hrstd="t" o:hr="t" fillcolor="#a0a0a0" stroked="f"/>
         </w:pict>
       </w:r>
     </w:p>
@@ -9111,7 +9126,7 @@
     <w:p>
       <w:r>
         <w:pict w14:anchorId="78A4A132">
-          <v:rect id="_x0000_i1166" style="width:0;height:1.5pt" o:hralign="center" o:hrstd="t" o:hr="t" fillcolor="#a0a0a0" stroked="f"/>
+          <v:rect id="_x0000_i1172" style="width:0;height:1.5pt" o:hralign="center" o:hrstd="t" o:hr="t" fillcolor="#a0a0a0" stroked="f"/>
         </w:pict>
       </w:r>
     </w:p>
@@ -9140,6 +9155,9 @@
       </w:r>
       <w:r>
         <w:br/>
+      </w:r>
+      <w:r>
+        <w:lastRenderedPageBreak/>
         <w:t xml:space="preserve">    x.append(1)</w:t>
       </w:r>
       <w:r>
@@ -9171,7 +9189,6 @@
     </w:p>
     <w:p>
       <w:r>
-        <w:lastRenderedPageBreak/>
         <w:t>[1]</w:t>
       </w:r>
     </w:p>
@@ -9204,7 +9221,7 @@
     <w:p>
       <w:r>
         <w:pict w14:anchorId="5EC8F6DE">
-          <v:rect id="_x0000_i1167" style="width:0;height:1.5pt" o:hralign="center" o:hrstd="t" o:hr="t" fillcolor="#a0a0a0" stroked="f"/>
+          <v:rect id="_x0000_i1173" style="width:0;height:1.5pt" o:hralign="center" o:hrstd="t" o:hr="t" fillcolor="#a0a0a0" stroked="f"/>
         </w:pict>
       </w:r>
     </w:p>
@@ -9304,7 +9321,7 @@
     <w:p>
       <w:r>
         <w:pict w14:anchorId="5EB39EA7">
-          <v:rect id="_x0000_i1168" style="width:0;height:1.5pt" o:hralign="center" o:hrstd="t" o:hr="t" fillcolor="#a0a0a0" stroked="f"/>
+          <v:rect id="_x0000_i1174" style="width:0;height:1.5pt" o:hralign="center" o:hrstd="t" o:hr="t" fillcolor="#a0a0a0" stroked="f"/>
         </w:pict>
       </w:r>
     </w:p>
@@ -9366,22 +9383,23 @@
     <w:p>
       <w:r>
         <w:pict w14:anchorId="2BDA5E1C">
-          <v:rect id="_x0000_i1169" style="width:0;height:1.5pt" o:hralign="center" o:hrstd="t" o:hr="t" fillcolor="#a0a0a0" stroked="f"/>
-        </w:pict>
-      </w:r>
-    </w:p>
-    <w:p>
-      <w:pPr>
-        <w:rPr>
-          <w:b/>
-          <w:bCs/>
-        </w:rPr>
-      </w:pPr>
-      <w:r>
-        <w:rPr>
-          <w:b/>
-          <w:bCs/>
-        </w:rPr>
+          <v:rect id="_x0000_i1175" style="width:0;height:1.5pt" o:hralign="center" o:hrstd="t" o:hr="t" fillcolor="#a0a0a0" stroked="f"/>
+        </w:pict>
+      </w:r>
+    </w:p>
+    <w:p>
+      <w:pPr>
+        <w:rPr>
+          <w:b/>
+          <w:bCs/>
+        </w:rPr>
+      </w:pPr>
+      <w:r>
+        <w:rPr>
+          <w:b/>
+          <w:bCs/>
+        </w:rPr>
+        <w:lastRenderedPageBreak/>
         <w:t>8. None vs empty in condition</w:t>
       </w:r>
     </w:p>
@@ -9406,9 +9424,6 @@
       </w:r>
       <w:r>
         <w:br/>
-      </w:r>
-      <w:r>
-        <w:lastRenderedPageBreak/>
         <w:t>print(check(None))</w:t>
       </w:r>
       <w:r>
@@ -9469,7 +9484,7 @@
     <w:p>
       <w:r>
         <w:pict w14:anchorId="73593228">
-          <v:rect id="_x0000_i1170" style="width:0;height:1.5pt" o:hralign="center" o:hrstd="t" o:hr="t" fillcolor="#a0a0a0" stroked="f"/>
+          <v:rect id="_x0000_i1176" style="width:0;height:1.5pt" o:hralign="center" o:hrstd="t" o:hr="t" fillcolor="#a0a0a0" stroked="f"/>
         </w:pict>
       </w:r>
     </w:p>
@@ -9512,7 +9527,7 @@
     <w:p>
       <w:r>
         <w:pict w14:anchorId="3FE62E81">
-          <v:rect id="_x0000_i1171" style="width:0;height:1.5pt" o:hralign="center" o:hrstd="t" o:hr="t" fillcolor="#a0a0a0" stroked="f"/>
+          <v:rect id="_x0000_i1177" style="width:0;height:1.5pt" o:hralign="center" o:hrstd="t" o:hr="t" fillcolor="#a0a0a0" stroked="f"/>
         </w:pict>
       </w:r>
     </w:p>
@@ -9578,7 +9593,7 @@
     <w:p>
       <w:r>
         <w:pict w14:anchorId="7C92DC02">
-          <v:rect id="_x0000_i1172" style="width:0;height:1.5pt" o:hralign="center" o:hrstd="t" o:hr="t" fillcolor="#a0a0a0" stroked="f"/>
+          <v:rect id="_x0000_i1178" style="width:0;height:1.5pt" o:hralign="center" o:hrstd="t" o:hr="t" fillcolor="#a0a0a0" stroked="f"/>
         </w:pict>
       </w:r>
     </w:p>
@@ -9599,6 +9614,7 @@
     </w:p>
     <w:p>
       <w:r>
+        <w:lastRenderedPageBreak/>
         <w:t>def f():</w:t>
       </w:r>
       <w:r>
@@ -9631,8 +9647,191 @@
     <w:p>
       <w:r>
         <w:pict w14:anchorId="290F2E11">
-          <v:rect id="_x0000_i1173" style="width:0;height:1.5pt" o:hralign="center" o:hrstd="t" o:hr="t" fillcolor="#a0a0a0" stroked="f"/>
-        </w:pict>
+          <v:rect id="_x0000_i1179" style="width:0;height:1.5pt" o:hralign="center" o:hrstd="t" o:hr="t" fillcolor="#a0a0a0" stroked="f"/>
+        </w:pict>
+      </w:r>
+    </w:p>
+    <w:p>
+      <w:pPr>
+        <w:rPr>
+          <w:b/>
+          <w:bCs/>
+        </w:rPr>
+      </w:pPr>
+      <w:r>
+        <w:rPr>
+          <w:b/>
+          <w:bCs/>
+        </w:rPr>
+        <w:t>12. Fix</w:t>
+      </w:r>
+    </w:p>
+    <w:p>
+      <w:r>
+        <w:t>def f():</w:t>
+      </w:r>
+      <w:r>
+        <w:br/>
+        <w:t xml:space="preserve">    return (None, None)</w:t>
+      </w:r>
+    </w:p>
+    <w:p>
+      <w:r>
+        <w:pict w14:anchorId="46670709">
+          <v:rect id="_x0000_i1180" style="width:0;height:1.5pt" o:hralign="center" o:hrstd="t" o:hr="t" fillcolor="#a0a0a0" stroked="f"/>
+        </w:pict>
+      </w:r>
+    </w:p>
+    <w:p>
+      <w:pPr>
+        <w:rPr>
+          <w:b/>
+          <w:bCs/>
+        </w:rPr>
+      </w:pPr>
+      <w:r>
+        <w:rPr>
+          <w:b/>
+          <w:bCs/>
+        </w:rPr>
+        <w:t>13. Mutable inside tuple</w:t>
+      </w:r>
+    </w:p>
+    <w:p>
+      <w:r>
+        <w:t>t = ([],)</w:t>
+      </w:r>
+      <w:r>
+        <w:br/>
+        <w:t>t[0].append(1)</w:t>
+      </w:r>
+      <w:r>
+        <w:br/>
+        <w:t>print(t)</w:t>
+      </w:r>
+    </w:p>
+    <w:p>
+      <w:pPr>
+        <w:rPr>
+          <w:b/>
+          <w:bCs/>
+        </w:rPr>
+      </w:pPr>
+      <w:r>
+        <w:rPr>
+          <w:b/>
+          <w:bCs/>
+        </w:rPr>
+        <w:t>Output</w:t>
+      </w:r>
+    </w:p>
+    <w:p>
+      <w:r>
+        <w:t>([1],)</w:t>
+      </w:r>
+    </w:p>
+    <w:p>
+      <w:r>
+        <w:pict w14:anchorId="7985BB55">
+          <v:rect id="_x0000_i1181" style="width:0;height:1.5pt" o:hralign="center" o:hrstd="t" o:hr="t" fillcolor="#a0a0a0" stroked="f"/>
+        </w:pict>
+      </w:r>
+    </w:p>
+    <w:p>
+      <w:pPr>
+        <w:rPr>
+          <w:b/>
+          <w:bCs/>
+        </w:rPr>
+      </w:pPr>
+      <w:r>
+        <w:rPr>
+          <w:b/>
+          <w:bCs/>
+        </w:rPr>
+        <w:t>14. None identity</w:t>
+      </w:r>
+    </w:p>
+    <w:p>
+      <w:r>
+        <w:t>def f():</w:t>
+      </w:r>
+      <w:r>
+        <w:br/>
+        <w:t xml:space="preserve">    return None</w:t>
+      </w:r>
+      <w:r>
+        <w:br/>
+      </w:r>
+      <w:r>
+        <w:br/>
+        <w:t>print(f() is None)</w:t>
+      </w:r>
+    </w:p>
+    <w:p>
+      <w:pPr>
+        <w:rPr>
+          <w:b/>
+          <w:bCs/>
+        </w:rPr>
+      </w:pPr>
+      <w:r>
+        <w:rPr>
+          <w:b/>
+          <w:bCs/>
+        </w:rPr>
+        <w:t>Output</w:t>
+      </w:r>
+    </w:p>
+    <w:p>
+      <w:r>
+        <w:t>True</w:t>
+      </w:r>
+    </w:p>
+    <w:p>
+      <w:r>
+        <w:pict w14:anchorId="1A70AEA2">
+          <v:rect id="_x0000_i1182" style="width:0;height:1.5pt" o:hralign="center" o:hrstd="t" o:hr="t" fillcolor="#a0a0a0" stroked="f"/>
+        </w:pict>
+      </w:r>
+    </w:p>
+    <w:p>
+      <w:pPr>
+        <w:rPr>
+          <w:b/>
+          <w:bCs/>
+        </w:rPr>
+      </w:pPr>
+      <w:r>
+        <w:rPr>
+          <w:b/>
+          <w:bCs/>
+        </w:rPr>
+        <w:t>15. Mixed bug (real interview)</w:t>
+      </w:r>
+    </w:p>
+    <w:p>
+      <w:r>
+        <w:t>def process(data=None):</w:t>
+      </w:r>
+      <w:r>
+        <w:br/>
+        <w:t xml:space="preserve">    data = data or []</w:t>
+      </w:r>
+      <w:r>
+        <w:br/>
+        <w:t xml:space="preserve">    data.append("x")</w:t>
+      </w:r>
+      <w:r>
+        <w:br/>
+        <w:t xml:space="preserve">    return data</w:t>
+      </w:r>
+      <w:r>
+        <w:br/>
+      </w:r>
+      <w:r>
+        <w:br/>
+        <w:t>print(process([]))</w:t>
       </w:r>
     </w:p>
     <w:p>
@@ -9648,189 +9847,6 @@
           <w:bCs/>
         </w:rPr>
         <w:lastRenderedPageBreak/>
-        <w:t>12. Fix</w:t>
-      </w:r>
-    </w:p>
-    <w:p>
-      <w:r>
-        <w:t>def f():</w:t>
-      </w:r>
-      <w:r>
-        <w:br/>
-        <w:t xml:space="preserve">    return (None, None)</w:t>
-      </w:r>
-    </w:p>
-    <w:p>
-      <w:r>
-        <w:pict w14:anchorId="46670709">
-          <v:rect id="_x0000_i1174" style="width:0;height:1.5pt" o:hralign="center" o:hrstd="t" o:hr="t" fillcolor="#a0a0a0" stroked="f"/>
-        </w:pict>
-      </w:r>
-    </w:p>
-    <w:p>
-      <w:pPr>
-        <w:rPr>
-          <w:b/>
-          <w:bCs/>
-        </w:rPr>
-      </w:pPr>
-      <w:r>
-        <w:rPr>
-          <w:b/>
-          <w:bCs/>
-        </w:rPr>
-        <w:t>13. Mutable inside tuple</w:t>
-      </w:r>
-    </w:p>
-    <w:p>
-      <w:r>
-        <w:t>t = ([],)</w:t>
-      </w:r>
-      <w:r>
-        <w:br/>
-        <w:t>t[0].append(1)</w:t>
-      </w:r>
-      <w:r>
-        <w:br/>
-        <w:t>print(t)</w:t>
-      </w:r>
-    </w:p>
-    <w:p>
-      <w:pPr>
-        <w:rPr>
-          <w:b/>
-          <w:bCs/>
-        </w:rPr>
-      </w:pPr>
-      <w:r>
-        <w:rPr>
-          <w:b/>
-          <w:bCs/>
-        </w:rPr>
-        <w:t>Output</w:t>
-      </w:r>
-    </w:p>
-    <w:p>
-      <w:r>
-        <w:t>([1],)</w:t>
-      </w:r>
-    </w:p>
-    <w:p>
-      <w:r>
-        <w:pict w14:anchorId="7985BB55">
-          <v:rect id="_x0000_i1175" style="width:0;height:1.5pt" o:hralign="center" o:hrstd="t" o:hr="t" fillcolor="#a0a0a0" stroked="f"/>
-        </w:pict>
-      </w:r>
-    </w:p>
-    <w:p>
-      <w:pPr>
-        <w:rPr>
-          <w:b/>
-          <w:bCs/>
-        </w:rPr>
-      </w:pPr>
-      <w:r>
-        <w:rPr>
-          <w:b/>
-          <w:bCs/>
-        </w:rPr>
-        <w:t>14. None identity</w:t>
-      </w:r>
-    </w:p>
-    <w:p>
-      <w:r>
-        <w:t>def f():</w:t>
-      </w:r>
-      <w:r>
-        <w:br/>
-        <w:t xml:space="preserve">    return None</w:t>
-      </w:r>
-      <w:r>
-        <w:br/>
-      </w:r>
-      <w:r>
-        <w:br/>
-        <w:t>print(f() is None)</w:t>
-      </w:r>
-    </w:p>
-    <w:p>
-      <w:pPr>
-        <w:rPr>
-          <w:b/>
-          <w:bCs/>
-        </w:rPr>
-      </w:pPr>
-      <w:r>
-        <w:rPr>
-          <w:b/>
-          <w:bCs/>
-        </w:rPr>
-        <w:t>Output</w:t>
-      </w:r>
-    </w:p>
-    <w:p>
-      <w:r>
-        <w:t>True</w:t>
-      </w:r>
-    </w:p>
-    <w:p>
-      <w:r>
-        <w:pict w14:anchorId="1A70AEA2">
-          <v:rect id="_x0000_i1176" style="width:0;height:1.5pt" o:hralign="center" o:hrstd="t" o:hr="t" fillcolor="#a0a0a0" stroked="f"/>
-        </w:pict>
-      </w:r>
-    </w:p>
-    <w:p>
-      <w:pPr>
-        <w:rPr>
-          <w:b/>
-          <w:bCs/>
-        </w:rPr>
-      </w:pPr>
-      <w:r>
-        <w:rPr>
-          <w:b/>
-          <w:bCs/>
-        </w:rPr>
-        <w:t>15. Mixed bug (real interview)</w:t>
-      </w:r>
-    </w:p>
-    <w:p>
-      <w:r>
-        <w:t>def process(data=None):</w:t>
-      </w:r>
-      <w:r>
-        <w:br/>
-        <w:t xml:space="preserve">    data = data or []</w:t>
-      </w:r>
-      <w:r>
-        <w:br/>
-        <w:t xml:space="preserve">    data.append("x")</w:t>
-      </w:r>
-      <w:r>
-        <w:br/>
-        <w:t xml:space="preserve">    return data</w:t>
-      </w:r>
-      <w:r>
-        <w:br/>
-      </w:r>
-      <w:r>
-        <w:br/>
-        <w:t>print(process([]))</w:t>
-      </w:r>
-    </w:p>
-    <w:p>
-      <w:pPr>
-        <w:rPr>
-          <w:b/>
-          <w:bCs/>
-        </w:rPr>
-      </w:pPr>
-      <w:r>
-        <w:rPr>
-          <w:b/>
-          <w:bCs/>
-        </w:rPr>
         <w:t>Output</w:t>
       </w:r>
     </w:p>
@@ -9868,86 +9884,203 @@
     <w:p>
       <w:r>
         <w:pict w14:anchorId="6FE82EFA">
-          <v:rect id="_x0000_i1177" style="width:0;height:1.5pt" o:hralign="center" o:hrstd="t" o:hr="t" fillcolor="#a0a0a0" stroked="f"/>
-        </w:pict>
-      </w:r>
-    </w:p>
-    <w:p>
-      <w:pPr>
-        <w:rPr>
-          <w:b/>
-          <w:bCs/>
-        </w:rPr>
-      </w:pPr>
-      <w:r>
-        <w:rPr>
-          <w:b/>
-          <w:bCs/>
-        </w:rPr>
+          <v:rect id="_x0000_i1183" style="width:0;height:1.5pt" o:hralign="center" o:hrstd="t" o:hr="t" fillcolor="#a0a0a0" stroked="f"/>
+        </w:pict>
+      </w:r>
+    </w:p>
+    <w:p>
+      <w:pPr>
+        <w:rPr>
+          <w:b/>
+          <w:bCs/>
+        </w:rPr>
+      </w:pPr>
+      <w:r>
+        <w:rPr>
+          <w:b/>
+          <w:bCs/>
+        </w:rPr>
+        <w:t>16. Correct version</w:t>
+      </w:r>
+    </w:p>
+    <w:p>
+      <w:r>
+        <w:t>if data is None:</w:t>
+      </w:r>
+      <w:r>
+        <w:br/>
+        <w:t xml:space="preserve">    data = []</w:t>
+      </w:r>
+    </w:p>
+    <w:p>
+      <w:r>
+        <w:pict w14:anchorId="395F1A84">
+          <v:rect id="_x0000_i1184" style="width:0;height:1.5pt" o:hralign="center" o:hrstd="t" o:hr="t" fillcolor="#a0a0a0" stroked="f"/>
+        </w:pict>
+      </w:r>
+    </w:p>
+    <w:p>
+      <w:pPr>
+        <w:rPr>
+          <w:b/>
+          <w:bCs/>
+        </w:rPr>
+      </w:pPr>
+      <w:r>
+        <w:rPr>
+          <w:b/>
+          <w:bCs/>
+        </w:rPr>
+        <w:t>17. Closure + loop + mutable</w:t>
+      </w:r>
+    </w:p>
+    <w:p>
+      <w:r>
+        <w:t>funcs = []</w:t>
+      </w:r>
+      <w:r>
+        <w:br/>
+        <w:t>x = []</w:t>
+      </w:r>
+      <w:r>
+        <w:br/>
+      </w:r>
+      <w:r>
+        <w:br/>
+        <w:t>for i in range(3):</w:t>
+      </w:r>
+      <w:r>
+        <w:br/>
+        <w:t xml:space="preserve">    x.append(i)</w:t>
+      </w:r>
+      <w:r>
+        <w:br/>
+        <w:t xml:space="preserve">    funcs.append(lambda: x)</w:t>
+      </w:r>
+      <w:r>
+        <w:br/>
+      </w:r>
+      <w:r>
+        <w:br/>
+        <w:t>print(funcs[0](), funcs[1]())</w:t>
+      </w:r>
+    </w:p>
+    <w:p>
+      <w:pPr>
+        <w:rPr>
+          <w:b/>
+          <w:bCs/>
+        </w:rPr>
+      </w:pPr>
+      <w:r>
+        <w:rPr>
+          <w:b/>
+          <w:bCs/>
+        </w:rPr>
+        <w:t>Output</w:t>
+      </w:r>
+    </w:p>
+    <w:p>
+      <w:r>
+        <w:t>[0,1,2] [0,1,2]</w:t>
+      </w:r>
+    </w:p>
+    <w:p>
+      <w:r>
+        <w:pict w14:anchorId="108910CC">
+          <v:rect id="_x0000_i1185" style="width:0;height:1.5pt" o:hralign="center" o:hrstd="t" o:hr="t" fillcolor="#a0a0a0" stroked="f"/>
+        </w:pict>
+      </w:r>
+    </w:p>
+    <w:p>
+      <w:pPr>
+        <w:rPr>
+          <w:b/>
+          <w:bCs/>
+        </w:rPr>
+      </w:pPr>
+      <w:r>
+        <w:rPr>
+          <w:b/>
+          <w:bCs/>
+        </w:rPr>
+        <w:t>18. Generator + None</w:t>
+      </w:r>
+    </w:p>
+    <w:p>
+      <w:r>
+        <w:t>def gen():</w:t>
+      </w:r>
+      <w:r>
+        <w:br/>
+        <w:t xml:space="preserve">    yield None</w:t>
+      </w:r>
+      <w:r>
+        <w:br/>
+      </w:r>
+      <w:r>
+        <w:br/>
+        <w:t>g = gen()</w:t>
+      </w:r>
+      <w:r>
+        <w:br/>
+        <w:t>print(next(g))</w:t>
+      </w:r>
+    </w:p>
+    <w:p>
+      <w:pPr>
+        <w:rPr>
+          <w:b/>
+          <w:bCs/>
+        </w:rPr>
+      </w:pPr>
+      <w:r>
+        <w:rPr>
+          <w:b/>
+          <w:bCs/>
+        </w:rPr>
+        <w:t>Output</w:t>
+      </w:r>
+    </w:p>
+    <w:p>
+      <w:r>
+        <w:t>None</w:t>
+      </w:r>
+    </w:p>
+    <w:p>
+      <w:r>
+        <w:pict w14:anchorId="75562997">
+          <v:rect id="_x0000_i1186" style="width:0;height:1.5pt" o:hralign="center" o:hrstd="t" o:hr="t" fillcolor="#a0a0a0" stroked="f"/>
+        </w:pict>
+      </w:r>
+    </w:p>
+    <w:p>
+      <w:pPr>
+        <w:rPr>
+          <w:b/>
+          <w:bCs/>
+        </w:rPr>
+      </w:pPr>
+      <w:r>
+        <w:rPr>
+          <w:b/>
+          <w:bCs/>
+        </w:rPr>
+        <w:t>19. Mutable + copy confusion</w:t>
+      </w:r>
+    </w:p>
+    <w:p>
+      <w:r>
         <w:lastRenderedPageBreak/>
-        <w:t>16. Correct version</w:t>
-      </w:r>
-    </w:p>
-    <w:p>
-      <w:r>
-        <w:t>if data is None:</w:t>
-      </w:r>
-      <w:r>
-        <w:br/>
-        <w:t xml:space="preserve">    data = []</w:t>
-      </w:r>
-    </w:p>
-    <w:p>
-      <w:r>
-        <w:pict w14:anchorId="395F1A84">
-          <v:rect id="_x0000_i1178" style="width:0;height:1.5pt" o:hralign="center" o:hrstd="t" o:hr="t" fillcolor="#a0a0a0" stroked="f"/>
-        </w:pict>
-      </w:r>
-    </w:p>
-    <w:p>
-      <w:pPr>
-        <w:rPr>
-          <w:b/>
-          <w:bCs/>
-        </w:rPr>
-      </w:pPr>
-      <w:r>
-        <w:rPr>
-          <w:b/>
-          <w:bCs/>
-        </w:rPr>
-        <w:t>17. Closure + loop + mutable</w:t>
-      </w:r>
-    </w:p>
-    <w:p>
-      <w:r>
-        <w:t>funcs = []</w:t>
-      </w:r>
-      <w:r>
-        <w:br/>
-        <w:t>x = []</w:t>
-      </w:r>
-      <w:r>
-        <w:br/>
-      </w:r>
-      <w:r>
-        <w:br/>
-        <w:t>for i in range(3):</w:t>
-      </w:r>
-      <w:r>
-        <w:br/>
-        <w:t xml:space="preserve">    x.append(i)</w:t>
-      </w:r>
-      <w:r>
-        <w:br/>
-        <w:t xml:space="preserve">    funcs.append(lambda: x)</w:t>
-      </w:r>
-      <w:r>
-        <w:br/>
-      </w:r>
-      <w:r>
-        <w:br/>
-        <w:t>print(funcs[0](), funcs[1]())</w:t>
+        <w:t>a = [[]]*3</w:t>
+      </w:r>
+      <w:r>
+        <w:br/>
+        <w:t>a[0].append(1)</w:t>
+      </w:r>
+      <w:r>
+        <w:br/>
+        <w:t>print(a)</w:t>
       </w:r>
     </w:p>
     <w:p>
@@ -9967,49 +10100,80 @@
     </w:p>
     <w:p>
       <w:r>
-        <w:t>[0,1,2] [0,1,2]</w:t>
-      </w:r>
-    </w:p>
-    <w:p>
-      <w:r>
-        <w:pict w14:anchorId="108910CC">
-          <v:rect id="_x0000_i1179" style="width:0;height:1.5pt" o:hralign="center" o:hrstd="t" o:hr="t" fillcolor="#a0a0a0" stroked="f"/>
-        </w:pict>
-      </w:r>
-    </w:p>
-    <w:p>
-      <w:pPr>
-        <w:rPr>
-          <w:b/>
-          <w:bCs/>
-        </w:rPr>
-      </w:pPr>
-      <w:r>
-        <w:rPr>
-          <w:b/>
-          <w:bCs/>
-        </w:rPr>
-        <w:t>18. Generator + None</w:t>
-      </w:r>
-    </w:p>
-    <w:p>
-      <w:r>
-        <w:t>def gen():</w:t>
-      </w:r>
-      <w:r>
-        <w:br/>
-        <w:t xml:space="preserve">    yield None</w:t>
-      </w:r>
-      <w:r>
-        <w:br/>
-      </w:r>
-      <w:r>
-        <w:br/>
-        <w:t>g = gen()</w:t>
-      </w:r>
-      <w:r>
-        <w:br/>
-        <w:t>print(next(g))</w:t>
+        <w:t>[[1],[1],[1]]</w:t>
+      </w:r>
+    </w:p>
+    <w:p>
+      <w:r>
+        <w:pict w14:anchorId="05866AA3">
+          <v:rect id="_x0000_i1187" style="width:0;height:1.5pt" o:hralign="center" o:hrstd="t" o:hr="t" fillcolor="#a0a0a0" stroked="f"/>
+        </w:pict>
+      </w:r>
+    </w:p>
+    <w:p>
+      <w:pPr>
+        <w:rPr>
+          <w:b/>
+          <w:bCs/>
+        </w:rPr>
+      </w:pPr>
+      <w:r>
+        <w:rPr>
+          <w:b/>
+          <w:bCs/>
+        </w:rPr>
+        <w:t>20. Fix</w:t>
+      </w:r>
+    </w:p>
+    <w:p>
+      <w:r>
+        <w:t>a = [[] for _ in range(3)]</w:t>
+      </w:r>
+    </w:p>
+    <w:p>
+      <w:r>
+        <w:pict w14:anchorId="10B5AE88">
+          <v:rect id="_x0000_i1188" style="width:0;height:1.5pt" o:hralign="center" o:hrstd="t" o:hr="t" fillcolor="#a0a0a0" stroked="f"/>
+        </w:pict>
+      </w:r>
+    </w:p>
+    <w:p>
+      <w:pPr>
+        <w:rPr>
+          <w:b/>
+          <w:bCs/>
+        </w:rPr>
+      </w:pPr>
+      <w:r>
+        <w:rPr>
+          <w:b/>
+          <w:bCs/>
+        </w:rPr>
+        <w:t>21. None in dict</w:t>
+      </w:r>
+    </w:p>
+    <w:p>
+      <w:r>
+        <w:t>d = {'a': None}</w:t>
+      </w:r>
+      <w:r>
+        <w:br/>
+      </w:r>
+      <w:r>
+        <w:br/>
+        <w:t>if d.get('a'):</w:t>
+      </w:r>
+      <w:r>
+        <w:br/>
+        <w:t xml:space="preserve">    print("Yes")</w:t>
+      </w:r>
+      <w:r>
+        <w:br/>
+        <w:t>else:</w:t>
+      </w:r>
+      <w:r>
+        <w:br/>
+        <w:t xml:space="preserve">    print("No")</w:t>
       </w:r>
     </w:p>
     <w:p>
@@ -10029,38 +10193,132 @@
     </w:p>
     <w:p>
       <w:r>
-        <w:t>None</w:t>
-      </w:r>
-    </w:p>
-    <w:p>
-      <w:r>
-        <w:pict w14:anchorId="75562997">
-          <v:rect id="_x0000_i1180" style="width:0;height:1.5pt" o:hralign="center" o:hrstd="t" o:hr="t" fillcolor="#a0a0a0" stroked="f"/>
-        </w:pict>
-      </w:r>
-    </w:p>
-    <w:p>
-      <w:pPr>
-        <w:rPr>
-          <w:b/>
-          <w:bCs/>
-        </w:rPr>
-      </w:pPr>
-      <w:r>
-        <w:rPr>
-          <w:b/>
-          <w:bCs/>
-        </w:rPr>
-        <w:t>19. Mutable + copy confusion</w:t>
-      </w:r>
-    </w:p>
-    <w:p>
-      <w:r>
-        <w:t>a = [[]]*3</w:t>
-      </w:r>
-      <w:r>
-        <w:br/>
-        <w:t>a[0].append(1)</w:t>
+        <w:t>No</w:t>
+      </w:r>
+    </w:p>
+    <w:p>
+      <w:r>
+        <w:pict w14:anchorId="24F55D8B">
+          <v:rect id="_x0000_i1189" style="width:0;height:1.5pt" o:hralign="center" o:hrstd="t" o:hr="t" fillcolor="#a0a0a0" stroked="f"/>
+        </w:pict>
+      </w:r>
+    </w:p>
+    <w:p>
+      <w:pPr>
+        <w:rPr>
+          <w:b/>
+          <w:bCs/>
+        </w:rPr>
+      </w:pPr>
+      <w:r>
+        <w:rPr>
+          <w:b/>
+          <w:bCs/>
+        </w:rPr>
+        <w:t>22. Correct check</w:t>
+      </w:r>
+    </w:p>
+    <w:p>
+      <w:r>
+        <w:t>if 'a' in d:</w:t>
+      </w:r>
+    </w:p>
+    <w:p>
+      <w:r>
+        <w:pict w14:anchorId="74125192">
+          <v:rect id="_x0000_i1190" style="width:0;height:1.5pt" o:hralign="center" o:hrstd="t" o:hr="t" fillcolor="#a0a0a0" stroked="f"/>
+        </w:pict>
+      </w:r>
+    </w:p>
+    <w:p>
+      <w:pPr>
+        <w:rPr>
+          <w:b/>
+          <w:bCs/>
+        </w:rPr>
+      </w:pPr>
+      <w:r>
+        <w:rPr>
+          <w:b/>
+          <w:bCs/>
+        </w:rPr>
+        <w:t>23. Function override bug</w:t>
+      </w:r>
+    </w:p>
+    <w:p>
+      <w:r>
+        <w:t>def f(x=[]):</w:t>
+      </w:r>
+      <w:r>
+        <w:br/>
+        <w:t xml:space="preserve">    return x</w:t>
+      </w:r>
+      <w:r>
+        <w:br/>
+      </w:r>
+      <w:r>
+        <w:br/>
+        <w:t>f().append(1)</w:t>
+      </w:r>
+      <w:r>
+        <w:br/>
+        <w:t>print(f())</w:t>
+      </w:r>
+    </w:p>
+    <w:p>
+      <w:pPr>
+        <w:rPr>
+          <w:b/>
+          <w:bCs/>
+        </w:rPr>
+      </w:pPr>
+      <w:r>
+        <w:rPr>
+          <w:b/>
+          <w:bCs/>
+        </w:rPr>
+        <w:t>Output</w:t>
+      </w:r>
+    </w:p>
+    <w:p>
+      <w:r>
+        <w:t>[1]</w:t>
+      </w:r>
+    </w:p>
+    <w:p>
+      <w:r>
+        <w:pict w14:anchorId="7DD03117">
+          <v:rect id="_x0000_i1191" style="width:0;height:1.5pt" o:hralign="center" o:hrstd="t" o:hr="t" fillcolor="#a0a0a0" stroked="f"/>
+        </w:pict>
+      </w:r>
+    </w:p>
+    <w:p>
+      <w:pPr>
+        <w:rPr>
+          <w:b/>
+          <w:bCs/>
+        </w:rPr>
+      </w:pPr>
+      <w:r>
+        <w:rPr>
+          <w:b/>
+          <w:bCs/>
+        </w:rPr>
+        <w:lastRenderedPageBreak/>
+        <w:t>24. Nested mutable</w:t>
+      </w:r>
+    </w:p>
+    <w:p>
+      <w:r>
+        <w:t>a = [[1,2],[3,4]]</w:t>
+      </w:r>
+      <w:r>
+        <w:br/>
+        <w:t>b = a[:]</w:t>
+      </w:r>
+      <w:r>
+        <w:br/>
+        <w:t>b[0][0] = 99</w:t>
       </w:r>
       <w:r>
         <w:br/>
@@ -10084,81 +10342,65 @@
     </w:p>
     <w:p>
       <w:r>
-        <w:t>[[1],[1],[1]]</w:t>
-      </w:r>
-    </w:p>
-    <w:p>
-      <w:r>
-        <w:pict w14:anchorId="05866AA3">
-          <v:rect id="_x0000_i1181" style="width:0;height:1.5pt" o:hralign="center" o:hrstd="t" o:hr="t" fillcolor="#a0a0a0" stroked="f"/>
-        </w:pict>
-      </w:r>
-    </w:p>
-    <w:p>
-      <w:pPr>
-        <w:rPr>
-          <w:b/>
-          <w:bCs/>
-        </w:rPr>
-      </w:pPr>
-      <w:r>
-        <w:rPr>
-          <w:b/>
-          <w:bCs/>
-        </w:rPr>
-        <w:lastRenderedPageBreak/>
-        <w:t>20. Fix</w:t>
-      </w:r>
-    </w:p>
-    <w:p>
-      <w:r>
-        <w:t>a = [[] for _ in range(3)]</w:t>
-      </w:r>
-    </w:p>
-    <w:p>
-      <w:r>
-        <w:pict w14:anchorId="10B5AE88">
-          <v:rect id="_x0000_i1182" style="width:0;height:1.5pt" o:hralign="center" o:hrstd="t" o:hr="t" fillcolor="#a0a0a0" stroked="f"/>
-        </w:pict>
-      </w:r>
-    </w:p>
-    <w:p>
-      <w:pPr>
-        <w:rPr>
-          <w:b/>
-          <w:bCs/>
-        </w:rPr>
-      </w:pPr>
-      <w:r>
-        <w:rPr>
-          <w:b/>
-          <w:bCs/>
-        </w:rPr>
-        <w:t>21. None in dict</w:t>
-      </w:r>
-    </w:p>
-    <w:p>
-      <w:r>
-        <w:t>d = {'a': None}</w:t>
-      </w:r>
-      <w:r>
-        <w:br/>
-      </w:r>
-      <w:r>
-        <w:br/>
-        <w:t>if d.get('a'):</w:t>
-      </w:r>
-      <w:r>
-        <w:br/>
-        <w:t xml:space="preserve">    print("Yes")</w:t>
-      </w:r>
-      <w:r>
-        <w:br/>
-        <w:t>else:</w:t>
-      </w:r>
-      <w:r>
-        <w:br/>
-        <w:t xml:space="preserve">    print("No")</w:t>
+        <w:t>[[99,2],[3,4]]</w:t>
+      </w:r>
+    </w:p>
+    <w:p>
+      <w:r>
+        <w:pict w14:anchorId="36F844A7">
+          <v:rect id="_x0000_i1192" style="width:0;height:1.5pt" o:hralign="center" o:hrstd="t" o:hr="t" fillcolor="#a0a0a0" stroked="f"/>
+        </w:pict>
+      </w:r>
+    </w:p>
+    <w:p>
+      <w:pPr>
+        <w:rPr>
+          <w:b/>
+          <w:bCs/>
+        </w:rPr>
+      </w:pPr>
+      <w:r>
+        <w:rPr>
+          <w:b/>
+          <w:bCs/>
+        </w:rPr>
+        <w:t>25. Deep copy fix</w:t>
+      </w:r>
+    </w:p>
+    <w:p>
+      <w:r>
+        <w:t>import copy</w:t>
+      </w:r>
+      <w:r>
+        <w:br/>
+        <w:t>b = copy.deepcopy(a)</w:t>
+      </w:r>
+    </w:p>
+    <w:p>
+      <w:r>
+        <w:pict w14:anchorId="6D6E99E6">
+          <v:rect id="_x0000_i1193" style="width:0;height:1.5pt" o:hralign="center" o:hrstd="t" o:hr="t" fillcolor="#a0a0a0" stroked="f"/>
+        </w:pict>
+      </w:r>
+    </w:p>
+    <w:p>
+      <w:pPr>
+        <w:rPr>
+          <w:b/>
+          <w:bCs/>
+        </w:rPr>
+      </w:pPr>
+      <w:r>
+        <w:rPr>
+          <w:b/>
+          <w:bCs/>
+        </w:rPr>
+        <w:t>26. None chaining</w:t>
+      </w:r>
+    </w:p>
+    <w:p>
+      <w:r>
+        <w:t>print(None or 5 or 10)</w:t>
       </w:r>
     </w:p>
     <w:p>
@@ -10178,76 +10420,38 @@
     </w:p>
     <w:p>
       <w:r>
-        <w:t>No</w:t>
-      </w:r>
-    </w:p>
-    <w:p>
-      <w:r>
-        <w:pict w14:anchorId="24F55D8B">
-          <v:rect id="_x0000_i1183" style="width:0;height:1.5pt" o:hralign="center" o:hrstd="t" o:hr="t" fillcolor="#a0a0a0" stroked="f"/>
-        </w:pict>
-      </w:r>
-    </w:p>
-    <w:p>
-      <w:pPr>
-        <w:rPr>
-          <w:b/>
-          <w:bCs/>
-        </w:rPr>
-      </w:pPr>
-      <w:r>
-        <w:rPr>
-          <w:b/>
-          <w:bCs/>
-        </w:rPr>
-        <w:t>22. Correct check</w:t>
-      </w:r>
-    </w:p>
-    <w:p>
-      <w:r>
-        <w:t>if 'a' in d:</w:t>
-      </w:r>
-    </w:p>
-    <w:p>
-      <w:r>
-        <w:pict w14:anchorId="74125192">
-          <v:rect id="_x0000_i1184" style="width:0;height:1.5pt" o:hralign="center" o:hrstd="t" o:hr="t" fillcolor="#a0a0a0" stroked="f"/>
-        </w:pict>
-      </w:r>
-    </w:p>
-    <w:p>
-      <w:pPr>
-        <w:rPr>
-          <w:b/>
-          <w:bCs/>
-        </w:rPr>
-      </w:pPr>
-      <w:r>
-        <w:rPr>
-          <w:b/>
-          <w:bCs/>
-        </w:rPr>
-        <w:t>23. Function override bug</w:t>
-      </w:r>
-    </w:p>
-    <w:p>
-      <w:r>
-        <w:t>def f(x=[]):</w:t>
-      </w:r>
-      <w:r>
-        <w:br/>
-        <w:t xml:space="preserve">    return x</w:t>
-      </w:r>
-      <w:r>
-        <w:br/>
-      </w:r>
-      <w:r>
-        <w:br/>
-        <w:t>f().append(1)</w:t>
-      </w:r>
-      <w:r>
-        <w:br/>
-        <w:t>print(f())</w:t>
+        <w:t>5</w:t>
+      </w:r>
+    </w:p>
+    <w:p>
+      <w:r>
+        <w:pict w14:anchorId="47130796">
+          <v:rect id="_x0000_i1194" style="width:0;height:1.5pt" o:hralign="center" o:hrstd="t" o:hr="t" fillcolor="#a0a0a0" stroked="f"/>
+        </w:pict>
+      </w:r>
+    </w:p>
+    <w:p>
+      <w:pPr>
+        <w:rPr>
+          <w:b/>
+          <w:bCs/>
+        </w:rPr>
+      </w:pPr>
+      <w:r>
+        <w:rPr>
+          <w:b/>
+          <w:bCs/>
+        </w:rPr>
+        <w:t>27. Boolean trap</w:t>
+      </w:r>
+    </w:p>
+    <w:p>
+      <w:r>
+        <w:t>print([] and 5)</w:t>
+      </w:r>
+      <w:r>
+        <w:br/>
+        <w:t>print([] or 5)</w:t>
       </w:r>
     </w:p>
     <w:p>
@@ -10267,202 +10471,13 @@
     </w:p>
     <w:p>
       <w:r>
-        <w:t>[1]</w:t>
-      </w:r>
-    </w:p>
-    <w:p>
-      <w:r>
-        <w:pict w14:anchorId="7DD03117">
-          <v:rect id="_x0000_i1185" style="width:0;height:1.5pt" o:hralign="center" o:hrstd="t" o:hr="t" fillcolor="#a0a0a0" stroked="f"/>
-        </w:pict>
-      </w:r>
-    </w:p>
-    <w:p>
-      <w:pPr>
-        <w:rPr>
-          <w:b/>
-          <w:bCs/>
-        </w:rPr>
-      </w:pPr>
-      <w:r>
-        <w:rPr>
-          <w:b/>
-          <w:bCs/>
-        </w:rPr>
-        <w:t>24. Nested mutable</w:t>
-      </w:r>
-    </w:p>
-    <w:p>
-      <w:r>
-        <w:t>a = [[1,2],[3,4]]</w:t>
-      </w:r>
-      <w:r>
-        <w:br/>
-        <w:t>b = a[:]</w:t>
-      </w:r>
-      <w:r>
-        <w:br/>
-        <w:t>b[0][0] = 99</w:t>
-      </w:r>
-      <w:r>
-        <w:br/>
-        <w:t>print(a)</w:t>
-      </w:r>
-    </w:p>
-    <w:p>
-      <w:pPr>
-        <w:rPr>
-          <w:b/>
-          <w:bCs/>
-        </w:rPr>
-      </w:pPr>
-      <w:r>
-        <w:rPr>
-          <w:b/>
-          <w:bCs/>
-        </w:rPr>
-        <w:t>Output</w:t>
-      </w:r>
-    </w:p>
-    <w:p>
-      <w:r>
-        <w:t>[[99,2],[3,4]]</w:t>
-      </w:r>
-    </w:p>
-    <w:p>
-      <w:r>
-        <w:lastRenderedPageBreak/>
-        <w:pict w14:anchorId="36F844A7">
-          <v:rect id="_x0000_i1186" style="width:0;height:1.5pt" o:hralign="center" o:hrstd="t" o:hr="t" fillcolor="#a0a0a0" stroked="f"/>
-        </w:pict>
-      </w:r>
-    </w:p>
-    <w:p>
-      <w:pPr>
-        <w:rPr>
-          <w:b/>
-          <w:bCs/>
-        </w:rPr>
-      </w:pPr>
-      <w:r>
-        <w:rPr>
-          <w:b/>
-          <w:bCs/>
-        </w:rPr>
-        <w:t>25. Deep copy fix</w:t>
-      </w:r>
-    </w:p>
-    <w:p>
-      <w:r>
-        <w:t>import copy</w:t>
-      </w:r>
-      <w:r>
-        <w:br/>
-        <w:t>b = copy.deepcopy(a)</w:t>
-      </w:r>
-    </w:p>
-    <w:p>
-      <w:r>
-        <w:pict w14:anchorId="6D6E99E6">
-          <v:rect id="_x0000_i1187" style="width:0;height:1.5pt" o:hralign="center" o:hrstd="t" o:hr="t" fillcolor="#a0a0a0" stroked="f"/>
-        </w:pict>
-      </w:r>
-    </w:p>
-    <w:p>
-      <w:pPr>
-        <w:rPr>
-          <w:b/>
-          <w:bCs/>
-        </w:rPr>
-      </w:pPr>
-      <w:r>
-        <w:rPr>
-          <w:b/>
-          <w:bCs/>
-        </w:rPr>
-        <w:t>26. None chaining</w:t>
-      </w:r>
-    </w:p>
-    <w:p>
-      <w:r>
-        <w:t>print(None or 5 or 10)</w:t>
-      </w:r>
-    </w:p>
-    <w:p>
-      <w:pPr>
-        <w:rPr>
-          <w:b/>
-          <w:bCs/>
-        </w:rPr>
-      </w:pPr>
-      <w:r>
-        <w:rPr>
-          <w:b/>
-          <w:bCs/>
-        </w:rPr>
-        <w:t>Output</w:t>
-      </w:r>
-    </w:p>
-    <w:p>
-      <w:r>
-        <w:t>5</w:t>
-      </w:r>
-    </w:p>
-    <w:p>
-      <w:r>
-        <w:pict w14:anchorId="47130796">
-          <v:rect id="_x0000_i1188" style="width:0;height:1.5pt" o:hralign="center" o:hrstd="t" o:hr="t" fillcolor="#a0a0a0" stroked="f"/>
-        </w:pict>
-      </w:r>
-    </w:p>
-    <w:p>
-      <w:pPr>
-        <w:rPr>
-          <w:b/>
-          <w:bCs/>
-        </w:rPr>
-      </w:pPr>
-      <w:r>
-        <w:rPr>
-          <w:b/>
-          <w:bCs/>
-        </w:rPr>
-        <w:t>27. Boolean trap</w:t>
-      </w:r>
-    </w:p>
-    <w:p>
-      <w:r>
-        <w:t>print([] and 5)</w:t>
-      </w:r>
-      <w:r>
-        <w:br/>
-        <w:t>print([] or 5)</w:t>
-      </w:r>
-    </w:p>
-    <w:p>
-      <w:pPr>
-        <w:rPr>
-          <w:b/>
-          <w:bCs/>
-        </w:rPr>
-      </w:pPr>
-      <w:r>
-        <w:rPr>
-          <w:b/>
-          <w:bCs/>
-        </w:rPr>
-        <w:t>Output</w:t>
-      </w:r>
-    </w:p>
-    <w:p>
-      <w:r>
         <w:t>[] 5</w:t>
       </w:r>
     </w:p>
     <w:p>
       <w:r>
         <w:pict w14:anchorId="4016E939">
-          <v:rect id="_x0000_i1189" style="width:0;height:1.5pt" o:hralign="center" o:hrstd="t" o:hr="t" fillcolor="#a0a0a0" stroked="f"/>
+          <v:rect id="_x0000_i1195" style="width:0;height:1.5pt" o:hralign="center" o:hrstd="t" o:hr="t" fillcolor="#a0a0a0" stroked="f"/>
         </w:pict>
       </w:r>
     </w:p>
@@ -10523,22 +10538,23 @@
     <w:p>
       <w:r>
         <w:pict w14:anchorId="49FE007B">
-          <v:rect id="_x0000_i1190" style="width:0;height:1.5pt" o:hralign="center" o:hrstd="t" o:hr="t" fillcolor="#a0a0a0" stroked="f"/>
-        </w:pict>
-      </w:r>
-    </w:p>
-    <w:p>
-      <w:pPr>
-        <w:rPr>
-          <w:b/>
-          <w:bCs/>
-        </w:rPr>
-      </w:pPr>
-      <w:r>
-        <w:rPr>
-          <w:b/>
-          <w:bCs/>
-        </w:rPr>
+          <v:rect id="_x0000_i1196" style="width:0;height:1.5pt" o:hralign="center" o:hrstd="t" o:hr="t" fillcolor="#a0a0a0" stroked="f"/>
+        </w:pict>
+      </w:r>
+    </w:p>
+    <w:p>
+      <w:pPr>
+        <w:rPr>
+          <w:b/>
+          <w:bCs/>
+        </w:rPr>
+      </w:pPr>
+      <w:r>
+        <w:rPr>
+          <w:b/>
+          <w:bCs/>
+        </w:rPr>
+        <w:lastRenderedPageBreak/>
         <w:t>29. Safe design</w:t>
       </w:r>
     </w:p>
@@ -10550,7 +10566,7 @@
     <w:p>
       <w:r>
         <w:pict w14:anchorId="3065412E">
-          <v:rect id="_x0000_i1191" style="width:0;height:1.5pt" o:hralign="center" o:hrstd="t" o:hr="t" fillcolor="#a0a0a0" stroked="f"/>
+          <v:rect id="_x0000_i1197" style="width:0;height:1.5pt" o:hralign="center" o:hrstd="t" o:hr="t" fillcolor="#a0a0a0" stroked="f"/>
         </w:pict>
       </w:r>
     </w:p>
@@ -10594,7 +10610,6 @@
           <w:b/>
           <w:bCs/>
         </w:rPr>
-        <w:lastRenderedPageBreak/>
         <w:t>Root Causes:</w:t>
       </w:r>
     </w:p>
@@ -10697,7 +10712,7 @@
     <w:p>
       <w:r>
         <w:pict w14:anchorId="61E6B0D5">
-          <v:rect id="_x0000_i1192" style="width:0;height:1.5pt" o:hralign="center" o:hrstd="t" o:hr="t" fillcolor="#a0a0a0" stroked="f"/>
+          <v:rect id="_x0000_i1198" style="width:0;height:1.5pt" o:hralign="center" o:hrstd="t" o:hr="t" fillcolor="#a0a0a0" stroked="f"/>
         </w:pict>
       </w:r>
     </w:p>
@@ -10763,22 +10778,23 @@
     <w:p>
       <w:r>
         <w:pict w14:anchorId="6A1ABB82">
-          <v:rect id="_x0000_i1193" style="width:0;height:1.5pt" o:hralign="center" o:hrstd="t" o:hr="t" fillcolor="#a0a0a0" stroked="f"/>
-        </w:pict>
-      </w:r>
-    </w:p>
-    <w:p>
-      <w:pPr>
-        <w:rPr>
-          <w:b/>
-          <w:bCs/>
-        </w:rPr>
-      </w:pPr>
-      <w:r>
-        <w:rPr>
-          <w:b/>
-          <w:bCs/>
-        </w:rPr>
+          <v:rect id="_x0000_i1199" style="width:0;height:1.5pt" o:hralign="center" o:hrstd="t" o:hr="t" fillcolor="#a0a0a0" stroked="f"/>
+        </w:pict>
+      </w:r>
+    </w:p>
+    <w:p>
+      <w:pPr>
+        <w:rPr>
+          <w:b/>
+          <w:bCs/>
+        </w:rPr>
+      </w:pPr>
+      <w:r>
+        <w:rPr>
+          <w:b/>
+          <w:bCs/>
+        </w:rPr>
+        <w:lastRenderedPageBreak/>
         <w:t>Key Concept</w:t>
       </w:r>
     </w:p>
@@ -10910,175 +10926,175 @@
     <w:p>
       <w:r>
         <w:pict w14:anchorId="1E986C28">
-          <v:rect id="_x0000_i1194" style="width:0;height:1.5pt" o:hralign="center" o:hrstd="t" o:hr="t" fillcolor="#a0a0a0" stroked="f"/>
-        </w:pict>
-      </w:r>
-    </w:p>
-    <w:p>
-      <w:pPr>
-        <w:rPr>
-          <w:b/>
-          <w:bCs/>
-        </w:rPr>
-      </w:pPr>
-      <w:r>
-        <w:rPr>
-          <w:b/>
-          <w:bCs/>
-        </w:rPr>
+          <v:rect id="_x0000_i1200" style="width:0;height:1.5pt" o:hralign="center" o:hrstd="t" o:hr="t" fillcolor="#a0a0a0" stroked="f"/>
+        </w:pict>
+      </w:r>
+    </w:p>
+    <w:p>
+      <w:pPr>
+        <w:rPr>
+          <w:b/>
+          <w:bCs/>
+        </w:rPr>
+      </w:pPr>
+      <w:r>
+        <w:rPr>
+          <w:b/>
+          <w:bCs/>
+        </w:rPr>
+        <w:t>More Examples</w:t>
+      </w:r>
+    </w:p>
+    <w:p>
+      <w:r>
+        <w:t>print(True + True)   # 2</w:t>
+      </w:r>
+      <w:r>
+        <w:br/>
+        <w:t>print(False + 5)     # 5</w:t>
+      </w:r>
+      <w:r>
+        <w:br/>
+        <w:t>print(True * 10)     # 10</w:t>
+      </w:r>
+      <w:r>
+        <w:br/>
+        <w:t>print(0 == False)    # True</w:t>
+      </w:r>
+    </w:p>
+    <w:p>
+      <w:r>
+        <w:pict w14:anchorId="5879ECA8">
+          <v:rect id="_x0000_i1201" style="width:0;height:1.5pt" o:hralign="center" o:hrstd="t" o:hr="t" fillcolor="#a0a0a0" stroked="f"/>
+        </w:pict>
+      </w:r>
+    </w:p>
+    <w:p>
+      <w:pPr>
+        <w:rPr>
+          <w:b/>
+          <w:bCs/>
+        </w:rPr>
+      </w:pPr>
+      <w:r>
+        <w:rPr>
+          <w:b/>
+          <w:bCs/>
+        </w:rPr>
+        <w:t>Interview Insight</w:t>
+      </w:r>
+    </w:p>
+    <w:p>
+      <w:r>
+        <w:t>Python treats bool as a subclass of int, so True behaves like 1 and False like 0 in arithmetic and comparisons.</w:t>
+      </w:r>
+    </w:p>
+    <w:p>
+      <w:r>
+        <w:pict w14:anchorId="5878D6BA">
+          <v:rect id="_x0000_i1202" style="width:0;height:1.5pt" o:hralign="center" o:hrstd="t" o:hr="t" fillcolor="#a0a0a0" stroked="f"/>
+        </w:pict>
+      </w:r>
+    </w:p>
+    <w:p>
+      <w:pPr>
+        <w:rPr>
+          <w:b/>
+          <w:bCs/>
+        </w:rPr>
+      </w:pPr>
+      <w:r>
+        <w:rPr>
+          <w:b/>
+          <w:bCs/>
+        </w:rPr>
+        <w:t>Important Caution</w:t>
+      </w:r>
+    </w:p>
+    <w:p>
+      <w:r>
+        <w:t>Even though:</w:t>
+      </w:r>
+    </w:p>
+    <w:p>
+      <w:r>
+        <w:t>True == 1   # True</w:t>
+      </w:r>
+    </w:p>
+    <w:p>
+      <w:r>
+        <w:t>Avoid writing logic like this in production code—it reduces readability and can cause confusion.</w:t>
+      </w:r>
+    </w:p>
+    <w:p>
+      <w:r>
+        <w:t>+++++++++++++++++++++++++++++++++++++++++++++++++++</w:t>
+      </w:r>
+    </w:p>
+    <w:p/>
+    <w:p>
+      <w:pPr>
+        <w:rPr>
+          <w:b/>
+          <w:bCs/>
+        </w:rPr>
+      </w:pPr>
+      <w:r>
+        <w:rPr>
+          <w:b/>
+          <w:bCs/>
+        </w:rPr>
+        <w:t>Tricky Boolean + None + Comparison Questions (Interview Level)</w:t>
+      </w:r>
+    </w:p>
+    <w:p>
+      <w:r>
+        <w:t>Focus: evaluation order, truthiness, identity vs equality, and hidden bugs.</w:t>
+      </w:r>
+    </w:p>
+    <w:p>
+      <w:r>
+        <w:pict w14:anchorId="16AF805A">
+          <v:rect id="_x0000_i1203" style="width:0;height:1.5pt" o:hralign="center" o:hrstd="t" o:hr="t" fillcolor="#a0a0a0" stroked="f"/>
+        </w:pict>
+      </w:r>
+    </w:p>
+    <w:p>
+      <w:pPr>
+        <w:rPr>
+          <w:b/>
+          <w:bCs/>
+        </w:rPr>
+      </w:pPr>
+      <w:r>
+        <w:rPr>
+          <w:b/>
+          <w:bCs/>
+        </w:rPr>
+        <w:t>1. Boolean vs Integer</w:t>
+      </w:r>
+    </w:p>
+    <w:p>
+      <w:r>
+        <w:t>print(True == 1)</w:t>
+      </w:r>
+      <w:r>
+        <w:br/>
+        <w:t>print(True is 1)</w:t>
+      </w:r>
+    </w:p>
+    <w:p>
+      <w:r>
+        <w:rPr>
+          <w:b/>
+          <w:bCs/>
+        </w:rPr>
+        <w:t>Output:</w:t>
+      </w:r>
+    </w:p>
+    <w:p>
+      <w:r>
         <w:lastRenderedPageBreak/>
-        <w:t>More Examples</w:t>
-      </w:r>
-    </w:p>
-    <w:p>
-      <w:r>
-        <w:t>print(True + True)   # 2</w:t>
-      </w:r>
-      <w:r>
-        <w:br/>
-        <w:t>print(False + 5)     # 5</w:t>
-      </w:r>
-      <w:r>
-        <w:br/>
-        <w:t>print(True * 10)     # 10</w:t>
-      </w:r>
-      <w:r>
-        <w:br/>
-        <w:t>print(0 == False)    # True</w:t>
-      </w:r>
-    </w:p>
-    <w:p>
-      <w:r>
-        <w:pict w14:anchorId="5879ECA8">
-          <v:rect id="_x0000_i1195" style="width:0;height:1.5pt" o:hralign="center" o:hrstd="t" o:hr="t" fillcolor="#a0a0a0" stroked="f"/>
-        </w:pict>
-      </w:r>
-    </w:p>
-    <w:p>
-      <w:pPr>
-        <w:rPr>
-          <w:b/>
-          <w:bCs/>
-        </w:rPr>
-      </w:pPr>
-      <w:r>
-        <w:rPr>
-          <w:b/>
-          <w:bCs/>
-        </w:rPr>
-        <w:t>Interview Insight</w:t>
-      </w:r>
-    </w:p>
-    <w:p>
-      <w:r>
-        <w:t>Python treats bool as a subclass of int, so True behaves like 1 and False like 0 in arithmetic and comparisons.</w:t>
-      </w:r>
-    </w:p>
-    <w:p>
-      <w:r>
-        <w:pict w14:anchorId="5878D6BA">
-          <v:rect id="_x0000_i1196" style="width:0;height:1.5pt" o:hralign="center" o:hrstd="t" o:hr="t" fillcolor="#a0a0a0" stroked="f"/>
-        </w:pict>
-      </w:r>
-    </w:p>
-    <w:p>
-      <w:pPr>
-        <w:rPr>
-          <w:b/>
-          <w:bCs/>
-        </w:rPr>
-      </w:pPr>
-      <w:r>
-        <w:rPr>
-          <w:b/>
-          <w:bCs/>
-        </w:rPr>
-        <w:t>Important Caution</w:t>
-      </w:r>
-    </w:p>
-    <w:p>
-      <w:r>
-        <w:t>Even though:</w:t>
-      </w:r>
-    </w:p>
-    <w:p>
-      <w:r>
-        <w:t>True == 1   # True</w:t>
-      </w:r>
-    </w:p>
-    <w:p>
-      <w:r>
-        <w:t>Avoid writing logic like this in production code—it reduces readability and can cause confusion.</w:t>
-      </w:r>
-    </w:p>
-    <w:p>
-      <w:r>
-        <w:t>+++++++++++++++++++++++++++++++++++++++++++++++++++</w:t>
-      </w:r>
-    </w:p>
-    <w:p/>
-    <w:p>
-      <w:pPr>
-        <w:rPr>
-          <w:b/>
-          <w:bCs/>
-        </w:rPr>
-      </w:pPr>
-      <w:r>
-        <w:rPr>
-          <w:b/>
-          <w:bCs/>
-        </w:rPr>
-        <w:t>Tricky Boolean + None + Comparison Questions (Interview Level)</w:t>
-      </w:r>
-    </w:p>
-    <w:p>
-      <w:r>
-        <w:t>Focus: evaluation order, truthiness, identity vs equality, and hidden bugs.</w:t>
-      </w:r>
-    </w:p>
-    <w:p>
-      <w:r>
-        <w:pict w14:anchorId="16AF805A">
-          <v:rect id="_x0000_i1197" style="width:0;height:1.5pt" o:hralign="center" o:hrstd="t" o:hr="t" fillcolor="#a0a0a0" stroked="f"/>
-        </w:pict>
-      </w:r>
-    </w:p>
-    <w:p>
-      <w:pPr>
-        <w:rPr>
-          <w:b/>
-          <w:bCs/>
-        </w:rPr>
-      </w:pPr>
-      <w:r>
-        <w:rPr>
-          <w:b/>
-          <w:bCs/>
-        </w:rPr>
-        <w:t>1. Boolean vs Integer</w:t>
-      </w:r>
-    </w:p>
-    <w:p>
-      <w:r>
-        <w:t>print(True == 1)</w:t>
-      </w:r>
-      <w:r>
-        <w:br/>
-        <w:t>print(True is 1)</w:t>
-      </w:r>
-    </w:p>
-    <w:p>
-      <w:r>
-        <w:rPr>
-          <w:b/>
-          <w:bCs/>
-        </w:rPr>
-        <w:t>Output:</w:t>
-      </w:r>
-    </w:p>
-    <w:p>
-      <w:r>
         <w:t>True</w:t>
       </w:r>
       <w:r>
@@ -11111,7 +11127,7 @@
     <w:p>
       <w:r>
         <w:pict w14:anchorId="65DBCD04">
-          <v:rect id="_x0000_i1198" style="width:0;height:1.5pt" o:hralign="center" o:hrstd="t" o:hr="t" fillcolor="#a0a0a0" stroked="f"/>
+          <v:rect id="_x0000_i1204" style="width:0;height:1.5pt" o:hralign="center" o:hrstd="t" o:hr="t" fillcolor="#a0a0a0" stroked="f"/>
         </w:pict>
       </w:r>
     </w:p>
@@ -11132,108 +11148,775 @@
     </w:p>
     <w:p>
       <w:r>
+        <w:t>print(None == 0)</w:t>
+      </w:r>
+      <w:r>
+        <w:br/>
+        <w:t>print(None is 0)</w:t>
+      </w:r>
+    </w:p>
+    <w:p>
+      <w:r>
+        <w:rPr>
+          <w:b/>
+          <w:bCs/>
+        </w:rPr>
+        <w:t>Output:</w:t>
+      </w:r>
+    </w:p>
+    <w:p>
+      <w:r>
+        <w:t>False</w:t>
+      </w:r>
+      <w:r>
+        <w:br/>
+        <w:t>False</w:t>
+      </w:r>
+    </w:p>
+    <w:p>
+      <w:r>
+        <w:pict w14:anchorId="3C5507DE">
+          <v:rect id="_x0000_i1205" style="width:0;height:1.5pt" o:hralign="center" o:hrstd="t" o:hr="t" fillcolor="#a0a0a0" stroked="f"/>
+        </w:pict>
+      </w:r>
+    </w:p>
+    <w:p>
+      <w:pPr>
+        <w:rPr>
+          <w:b/>
+          <w:bCs/>
+        </w:rPr>
+      </w:pPr>
+      <w:r>
+        <w:rPr>
+          <w:b/>
+          <w:bCs/>
+        </w:rPr>
+        <w:t>3. Invalid comparison</w:t>
+      </w:r>
+    </w:p>
+    <w:p>
+      <w:r>
+        <w:t>print(None &gt; 0)</w:t>
+      </w:r>
+    </w:p>
+    <w:p>
+      <w:r>
+        <w:rPr>
+          <w:b/>
+          <w:bCs/>
+        </w:rPr>
+        <w:t>Error:</w:t>
+      </w:r>
+      <w:r>
+        <w:t xml:space="preserve"> TypeError</w:t>
+      </w:r>
+    </w:p>
+    <w:p>
+      <w:r>
+        <w:pict w14:anchorId="251B9B54">
+          <v:rect id="_x0000_i1206" style="width:0;height:1.5pt" o:hralign="center" o:hrstd="t" o:hr="t" fillcolor="#a0a0a0" stroked="f"/>
+        </w:pict>
+      </w:r>
+    </w:p>
+    <w:p>
+      <w:pPr>
+        <w:rPr>
+          <w:b/>
+          <w:bCs/>
+        </w:rPr>
+      </w:pPr>
+      <w:r>
+        <w:rPr>
+          <w:b/>
+          <w:bCs/>
+        </w:rPr>
+        <w:t>4. Truthiness trap</w:t>
+      </w:r>
+    </w:p>
+    <w:p>
+      <w:r>
+        <w:t>if None:</w:t>
+      </w:r>
+      <w:r>
+        <w:br/>
+        <w:t xml:space="preserve">    print("Yes")</w:t>
+      </w:r>
+      <w:r>
+        <w:br/>
+        <w:t>else:</w:t>
+      </w:r>
+      <w:r>
+        <w:br/>
+        <w:t xml:space="preserve">    print("No")</w:t>
+      </w:r>
+    </w:p>
+    <w:p>
+      <w:r>
+        <w:rPr>
+          <w:b/>
+          <w:bCs/>
+        </w:rPr>
+        <w:t>Output:</w:t>
+      </w:r>
+      <w:r>
+        <w:t xml:space="preserve"> No</w:t>
+      </w:r>
+    </w:p>
+    <w:p>
+      <w:r>
+        <w:pict w14:anchorId="2F22AA87">
+          <v:rect id="_x0000_i1207" style="width:0;height:1.5pt" o:hralign="center" o:hrstd="t" o:hr="t" fillcolor="#a0a0a0" stroked="f"/>
+        </w:pict>
+      </w:r>
+    </w:p>
+    <w:p>
+      <w:pPr>
+        <w:rPr>
+          <w:b/>
+          <w:bCs/>
+        </w:rPr>
+      </w:pPr>
+      <w:r>
+        <w:rPr>
+          <w:b/>
+          <w:bCs/>
+        </w:rPr>
+        <w:t>5. Mixed truthy values</w:t>
+      </w:r>
+    </w:p>
+    <w:p>
+      <w:r>
+        <w:t>print(bool(None), bool([]), bool(0))</w:t>
+      </w:r>
+    </w:p>
+    <w:p>
+      <w:r>
+        <w:rPr>
+          <w:b/>
+          <w:bCs/>
+        </w:rPr>
+        <w:t>Output:</w:t>
+      </w:r>
+      <w:r>
+        <w:t xml:space="preserve"> False False False</w:t>
+      </w:r>
+    </w:p>
+    <w:p>
+      <w:r>
+        <w:pict w14:anchorId="5FF4BBAE">
+          <v:rect id="_x0000_i1208" style="width:0;height:1.5pt" o:hralign="center" o:hrstd="t" o:hr="t" fillcolor="#a0a0a0" stroked="f"/>
+        </w:pict>
+      </w:r>
+    </w:p>
+    <w:p>
+      <w:pPr>
+        <w:rPr>
+          <w:b/>
+          <w:bCs/>
+        </w:rPr>
+      </w:pPr>
+      <w:r>
+        <w:rPr>
+          <w:b/>
+          <w:bCs/>
+        </w:rPr>
+        <w:t>6. or behavior</w:t>
+      </w:r>
+    </w:p>
+    <w:p>
+      <w:r>
+        <w:t>print(None or 0 or [] or 5)</w:t>
+      </w:r>
+    </w:p>
+    <w:p>
+      <w:r>
+        <w:rPr>
+          <w:b/>
+          <w:bCs/>
+        </w:rPr>
         <w:lastRenderedPageBreak/>
-        <w:t>print(None == 0)</w:t>
-      </w:r>
-      <w:r>
-        <w:br/>
-        <w:t>print(None is 0)</w:t>
-      </w:r>
-    </w:p>
-    <w:p>
-      <w:r>
-        <w:rPr>
-          <w:b/>
-          <w:bCs/>
-        </w:rPr>
         <w:t>Output:</w:t>
       </w:r>
-    </w:p>
-    <w:p>
-      <w:r>
+      <w:r>
+        <w:t xml:space="preserve"> 5</w:t>
+      </w:r>
+      <w:r>
+        <w:br/>
+      </w:r>
+      <w:r>
+        <w:rPr>
+          <w:rFonts w:ascii="Segoe UI Emoji" w:hAnsi="Segoe UI Emoji" w:cs="Segoe UI Emoji"/>
+        </w:rPr>
+        <w:t>👉</w:t>
+      </w:r>
+      <w:r>
+        <w:t xml:space="preserve"> returns first truthy value</w:t>
+      </w:r>
+    </w:p>
+    <w:p>
+      <w:r>
+        <w:pict w14:anchorId="4AD0FCB8">
+          <v:rect id="_x0000_i1209" style="width:0;height:1.5pt" o:hralign="center" o:hrstd="t" o:hr="t" fillcolor="#a0a0a0" stroked="f"/>
+        </w:pict>
+      </w:r>
+    </w:p>
+    <w:p>
+      <w:pPr>
+        <w:rPr>
+          <w:b/>
+          <w:bCs/>
+        </w:rPr>
+      </w:pPr>
+      <w:r>
+        <w:rPr>
+          <w:b/>
+          <w:bCs/>
+        </w:rPr>
+        <w:t>7. and behavior</w:t>
+      </w:r>
+    </w:p>
+    <w:p>
+      <w:r>
+        <w:t>print(None and 5)</w:t>
+      </w:r>
+      <w:r>
+        <w:br/>
+        <w:t>print(5 and None)</w:t>
+      </w:r>
+    </w:p>
+    <w:p>
+      <w:r>
+        <w:rPr>
+          <w:b/>
+          <w:bCs/>
+        </w:rPr>
+        <w:t>Output:</w:t>
+      </w:r>
+    </w:p>
+    <w:p>
+      <w:r>
+        <w:t>None</w:t>
+      </w:r>
+      <w:r>
+        <w:br/>
+        <w:t>None</w:t>
+      </w:r>
+    </w:p>
+    <w:p>
+      <w:r>
+        <w:pict w14:anchorId="4E7BF802">
+          <v:rect id="_x0000_i1210" style="width:0;height:1.5pt" o:hralign="center" o:hrstd="t" o:hr="t" fillcolor="#a0a0a0" stroked="f"/>
+        </w:pict>
+      </w:r>
+    </w:p>
+    <w:p>
+      <w:pPr>
+        <w:rPr>
+          <w:b/>
+          <w:bCs/>
+        </w:rPr>
+      </w:pPr>
+      <w:r>
+        <w:rPr>
+          <w:b/>
+          <w:bCs/>
+        </w:rPr>
+        <w:t>8. Short-circuit trap</w:t>
+      </w:r>
+    </w:p>
+    <w:p>
+      <w:r>
+        <w:t>x = None</w:t>
+      </w:r>
+      <w:r>
+        <w:br/>
+        <w:t>print(x and x.append(1))</w:t>
+      </w:r>
+    </w:p>
+    <w:p>
+      <w:r>
+        <w:rPr>
+          <w:b/>
+          <w:bCs/>
+        </w:rPr>
+        <w:t>Output:</w:t>
+      </w:r>
+      <w:r>
+        <w:t xml:space="preserve"> None</w:t>
+      </w:r>
+      <w:r>
+        <w:br/>
+      </w:r>
+      <w:r>
+        <w:rPr>
+          <w:rFonts w:ascii="Segoe UI Emoji" w:hAnsi="Segoe UI Emoji" w:cs="Segoe UI Emoji"/>
+        </w:rPr>
+        <w:t>👉</w:t>
+      </w:r>
+      <w:r>
+        <w:t xml:space="preserve"> second part never executed</w:t>
+      </w:r>
+    </w:p>
+    <w:p>
+      <w:r>
+        <w:pict w14:anchorId="04E6446A">
+          <v:rect id="_x0000_i1211" style="width:0;height:1.5pt" o:hralign="center" o:hrstd="t" o:hr="t" fillcolor="#a0a0a0" stroked="f"/>
+        </w:pict>
+      </w:r>
+    </w:p>
+    <w:p>
+      <w:pPr>
+        <w:rPr>
+          <w:b/>
+          <w:bCs/>
+        </w:rPr>
+      </w:pPr>
+      <w:r>
+        <w:rPr>
+          <w:b/>
+          <w:bCs/>
+        </w:rPr>
+        <w:t>9. or default bug</w:t>
+      </w:r>
+    </w:p>
+    <w:p>
+      <w:r>
+        <w:t>x = 0</w:t>
+      </w:r>
+      <w:r>
+        <w:br/>
+        <w:t>y = x or 10</w:t>
+      </w:r>
+      <w:r>
+        <w:br/>
+        <w:t>print(y)</w:t>
+      </w:r>
+    </w:p>
+    <w:p>
+      <w:r>
+        <w:rPr>
+          <w:b/>
+          <w:bCs/>
+        </w:rPr>
+        <w:t>Output:</w:t>
+      </w:r>
+      <w:r>
+        <w:t xml:space="preserve"> 10 (bug if 0 is valid)</w:t>
+      </w:r>
+    </w:p>
+    <w:p>
+      <w:r>
+        <w:pict w14:anchorId="10DB4843">
+          <v:rect id="_x0000_i1212" style="width:0;height:1.5pt" o:hralign="center" o:hrstd="t" o:hr="t" fillcolor="#a0a0a0" stroked="f"/>
+        </w:pict>
+      </w:r>
+    </w:p>
+    <w:p>
+      <w:pPr>
+        <w:rPr>
+          <w:b/>
+          <w:bCs/>
+        </w:rPr>
+      </w:pPr>
+      <w:r>
+        <w:rPr>
+          <w:b/>
+          <w:bCs/>
+        </w:rPr>
+        <w:t>10. Correct default handling</w:t>
+      </w:r>
+    </w:p>
+    <w:p>
+      <w:r>
+        <w:t>if x is None:</w:t>
+      </w:r>
+      <w:r>
+        <w:br/>
+        <w:t xml:space="preserve">    x = 10</w:t>
+      </w:r>
+    </w:p>
+    <w:p>
+      <w:r>
+        <w:pict w14:anchorId="476FFD31">
+          <v:rect id="_x0000_i1213" style="width:0;height:1.5pt" o:hralign="center" o:hrstd="t" o:hr="t" fillcolor="#a0a0a0" stroked="f"/>
+        </w:pict>
+      </w:r>
+    </w:p>
+    <w:p>
+      <w:pPr>
+        <w:rPr>
+          <w:b/>
+          <w:bCs/>
+        </w:rPr>
+      </w:pPr>
+      <w:r>
+        <w:rPr>
+          <w:b/>
+          <w:bCs/>
+        </w:rPr>
+        <w:t>11. Equality override trap</w:t>
+      </w:r>
+    </w:p>
+    <w:p>
+      <w:r>
+        <w:t>class A:</w:t>
+      </w:r>
+      <w:r>
+        <w:br/>
+        <w:t xml:space="preserve">    def __eq__(self, other):</w:t>
+      </w:r>
+      <w:r>
+        <w:br/>
+        <w:t xml:space="preserve">        return True</w:t>
+      </w:r>
+      <w:r>
+        <w:br/>
+      </w:r>
+      <w:r>
+        <w:br/>
+        <w:t>a = A()</w:t>
+      </w:r>
+      <w:r>
+        <w:br/>
+      </w:r>
+      <w:r>
+        <w:lastRenderedPageBreak/>
+        <w:t>print(a == None)</w:t>
+      </w:r>
+      <w:r>
+        <w:br/>
+        <w:t>print(a is None)</w:t>
+      </w:r>
+    </w:p>
+    <w:p>
+      <w:r>
+        <w:rPr>
+          <w:b/>
+          <w:bCs/>
+        </w:rPr>
+        <w:t>Output:</w:t>
+      </w:r>
+    </w:p>
+    <w:p>
+      <w:r>
+        <w:t>True</w:t>
+      </w:r>
+      <w:r>
+        <w:br/>
         <w:t>False</w:t>
       </w:r>
-      <w:r>
-        <w:br/>
+    </w:p>
+    <w:p>
+      <w:r>
+        <w:pict w14:anchorId="2E512C40">
+          <v:rect id="_x0000_i1214" style="width:0;height:1.5pt" o:hralign="center" o:hrstd="t" o:hr="t" fillcolor="#a0a0a0" stroked="f"/>
+        </w:pict>
+      </w:r>
+    </w:p>
+    <w:p>
+      <w:pPr>
+        <w:rPr>
+          <w:b/>
+          <w:bCs/>
+        </w:rPr>
+      </w:pPr>
+      <w:r>
+        <w:rPr>
+          <w:b/>
+          <w:bCs/>
+        </w:rPr>
+        <w:t>12. Chained comparison</w:t>
+      </w:r>
+    </w:p>
+    <w:p>
+      <w:r>
+        <w:t>print(1 &lt; True &lt; 3)</w:t>
+      </w:r>
+    </w:p>
+    <w:p>
+      <w:r>
+        <w:rPr>
+          <w:b/>
+          <w:bCs/>
+        </w:rPr>
+        <w:t>Output:</w:t>
+      </w:r>
+      <w:r>
+        <w:t xml:space="preserve"> False</w:t>
+      </w:r>
+    </w:p>
+    <w:p>
+      <w:r>
+        <w:rPr>
+          <w:rFonts w:ascii="Segoe UI Emoji" w:hAnsi="Segoe UI Emoji" w:cs="Segoe UI Emoji"/>
+        </w:rPr>
+        <w:t>👉</w:t>
+      </w:r>
+      <w:r>
+        <w:t xml:space="preserve"> because:</w:t>
+      </w:r>
+    </w:p>
+    <w:p>
+      <w:r>
+        <w:t>1 &lt; 1 &lt; 3</w:t>
+      </w:r>
+    </w:p>
+    <w:p>
+      <w:r>
+        <w:pict w14:anchorId="7B1B58DB">
+          <v:rect id="_x0000_i1215" style="width:0;height:1.5pt" o:hralign="center" o:hrstd="t" o:hr="t" fillcolor="#a0a0a0" stroked="f"/>
+        </w:pict>
+      </w:r>
+    </w:p>
+    <w:p>
+      <w:pPr>
+        <w:rPr>
+          <w:b/>
+          <w:bCs/>
+        </w:rPr>
+      </w:pPr>
+      <w:r>
+        <w:rPr>
+          <w:b/>
+          <w:bCs/>
+        </w:rPr>
+        <w:t>13. Boolean arithmetic</w:t>
+      </w:r>
+    </w:p>
+    <w:p>
+      <w:r>
+        <w:t>print(True + False + True)</w:t>
+      </w:r>
+    </w:p>
+    <w:p>
+      <w:r>
+        <w:rPr>
+          <w:b/>
+          <w:bCs/>
+        </w:rPr>
+        <w:t>Output:</w:t>
+      </w:r>
+      <w:r>
+        <w:t xml:space="preserve"> 2</w:t>
+      </w:r>
+    </w:p>
+    <w:p>
+      <w:r>
+        <w:pict w14:anchorId="632CBFF2">
+          <v:rect id="_x0000_i1216" style="width:0;height:1.5pt" o:hralign="center" o:hrstd="t" o:hr="t" fillcolor="#a0a0a0" stroked="f"/>
+        </w:pict>
+      </w:r>
+    </w:p>
+    <w:p>
+      <w:pPr>
+        <w:rPr>
+          <w:b/>
+          <w:bCs/>
+        </w:rPr>
+      </w:pPr>
+      <w:r>
+        <w:rPr>
+          <w:b/>
+          <w:bCs/>
+        </w:rPr>
+        <w:t>14. None in list check</w:t>
+      </w:r>
+    </w:p>
+    <w:p>
+      <w:r>
+        <w:t>print(None in [0, False, None])</w:t>
+      </w:r>
+    </w:p>
+    <w:p>
+      <w:r>
+        <w:rPr>
+          <w:b/>
+          <w:bCs/>
+        </w:rPr>
+        <w:t>Output:</w:t>
+      </w:r>
+      <w:r>
+        <w:t xml:space="preserve"> True</w:t>
+      </w:r>
+    </w:p>
+    <w:p>
+      <w:r>
+        <w:pict w14:anchorId="46CC8074">
+          <v:rect id="_x0000_i1217" style="width:0;height:1.5pt" o:hralign="center" o:hrstd="t" o:hr="t" fillcolor="#a0a0a0" stroked="f"/>
+        </w:pict>
+      </w:r>
+    </w:p>
+    <w:p>
+      <w:pPr>
+        <w:rPr>
+          <w:b/>
+          <w:bCs/>
+        </w:rPr>
+      </w:pPr>
+      <w:r>
+        <w:rPr>
+          <w:b/>
+          <w:bCs/>
+        </w:rPr>
+        <w:t>15. Filter behavior</w:t>
+      </w:r>
+    </w:p>
+    <w:p>
+      <w:r>
+        <w:t>print(list(filter(None, [0, None, 1, 2])))</w:t>
+      </w:r>
+    </w:p>
+    <w:p>
+      <w:r>
+        <w:rPr>
+          <w:b/>
+          <w:bCs/>
+        </w:rPr>
+        <w:t>Output:</w:t>
+      </w:r>
+      <w:r>
+        <w:t xml:space="preserve"> [1, 2]</w:t>
+      </w:r>
+    </w:p>
+    <w:p>
+      <w:r>
+        <w:pict w14:anchorId="2E68BE4E">
+          <v:rect id="_x0000_i1218" style="width:0;height:1.5pt" o:hralign="center" o:hrstd="t" o:hr="t" fillcolor="#a0a0a0" stroked="f"/>
+        </w:pict>
+      </w:r>
+    </w:p>
+    <w:p>
+      <w:pPr>
+        <w:rPr>
+          <w:b/>
+          <w:bCs/>
+        </w:rPr>
+      </w:pPr>
+      <w:r>
+        <w:rPr>
+          <w:b/>
+          <w:bCs/>
+        </w:rPr>
+        <w:t>16. Comparison chaining tricky</w:t>
+      </w:r>
+    </w:p>
+    <w:p>
+      <w:r>
+        <w:t>print(False == 0 &lt; True)</w:t>
+      </w:r>
+    </w:p>
+    <w:p>
+      <w:r>
+        <w:rPr>
+          <w:b/>
+          <w:bCs/>
+        </w:rPr>
+        <w:t>Output:</w:t>
+      </w:r>
+      <w:r>
+        <w:t xml:space="preserve"> True</w:t>
+      </w:r>
+    </w:p>
+    <w:p>
+      <w:r>
+        <w:rPr>
+          <w:rFonts w:ascii="Segoe UI Emoji" w:hAnsi="Segoe UI Emoji" w:cs="Segoe UI Emoji"/>
+        </w:rPr>
+        <w:t>👉</w:t>
+      </w:r>
+      <w:r>
+        <w:t xml:space="preserve"> evaluated as:</w:t>
+      </w:r>
+    </w:p>
+    <w:p>
+      <w:r>
+        <w:lastRenderedPageBreak/>
+        <w:t>(False == 0) and (0 &lt; True)</w:t>
+      </w:r>
+    </w:p>
+    <w:p>
+      <w:r>
+        <w:pict w14:anchorId="035979DA">
+          <v:rect id="_x0000_i1219" style="width:0;height:1.5pt" o:hralign="center" o:hrstd="t" o:hr="t" fillcolor="#a0a0a0" stroked="f"/>
+        </w:pict>
+      </w:r>
+    </w:p>
+    <w:p>
+      <w:pPr>
+        <w:rPr>
+          <w:b/>
+          <w:bCs/>
+        </w:rPr>
+      </w:pPr>
+      <w:r>
+        <w:rPr>
+          <w:b/>
+          <w:bCs/>
+        </w:rPr>
+        <w:t>17. Identity vs equality</w:t>
+      </w:r>
+    </w:p>
+    <w:p>
+      <w:r>
+        <w:t>print([] == False)</w:t>
+      </w:r>
+      <w:r>
+        <w:br/>
+        <w:t>print([] is False)</w:t>
+      </w:r>
+    </w:p>
+    <w:p>
+      <w:r>
+        <w:rPr>
+          <w:b/>
+          <w:bCs/>
+        </w:rPr>
+        <w:t>Output:</w:t>
+      </w:r>
+    </w:p>
+    <w:p>
+      <w:r>
         <w:t>False</w:t>
       </w:r>
-    </w:p>
-    <w:p>
-      <w:r>
-        <w:pict w14:anchorId="3C5507DE">
-          <v:rect id="_x0000_i1199" style="width:0;height:1.5pt" o:hralign="center" o:hrstd="t" o:hr="t" fillcolor="#a0a0a0" stroked="f"/>
-        </w:pict>
-      </w:r>
-    </w:p>
-    <w:p>
-      <w:pPr>
-        <w:rPr>
-          <w:b/>
-          <w:bCs/>
-        </w:rPr>
-      </w:pPr>
-      <w:r>
-        <w:rPr>
-          <w:b/>
-          <w:bCs/>
-        </w:rPr>
-        <w:t>3. Invalid comparison</w:t>
-      </w:r>
-    </w:p>
-    <w:p>
-      <w:r>
-        <w:t>print(None &gt; 0)</w:t>
-      </w:r>
-    </w:p>
-    <w:p>
-      <w:r>
-        <w:rPr>
-          <w:b/>
-          <w:bCs/>
-        </w:rPr>
-        <w:t>Error:</w:t>
-      </w:r>
-      <w:r>
-        <w:t xml:space="preserve"> TypeError</w:t>
-      </w:r>
-    </w:p>
-    <w:p>
-      <w:r>
-        <w:pict w14:anchorId="251B9B54">
-          <v:rect id="_x0000_i1200" style="width:0;height:1.5pt" o:hralign="center" o:hrstd="t" o:hr="t" fillcolor="#a0a0a0" stroked="f"/>
-        </w:pict>
-      </w:r>
-    </w:p>
-    <w:p>
-      <w:pPr>
-        <w:rPr>
-          <w:b/>
-          <w:bCs/>
-        </w:rPr>
-      </w:pPr>
-      <w:r>
-        <w:rPr>
-          <w:b/>
-          <w:bCs/>
-        </w:rPr>
-        <w:t>4. Truthiness trap</w:t>
-      </w:r>
-    </w:p>
-    <w:p>
-      <w:r>
-        <w:t>if None:</w:t>
-      </w:r>
-      <w:r>
-        <w:br/>
-        <w:t xml:space="preserve">    print("Yes")</w:t>
-      </w:r>
-      <w:r>
-        <w:br/>
-        <w:t>else:</w:t>
-      </w:r>
-      <w:r>
-        <w:br/>
-        <w:t xml:space="preserve">    print("No")</w:t>
+      <w:r>
+        <w:br/>
+        <w:t>False</w:t>
+      </w:r>
+    </w:p>
+    <w:p>
+      <w:r>
+        <w:pict w14:anchorId="1AA44690">
+          <v:rect id="_x0000_i1220" style="width:0;height:1.5pt" o:hralign="center" o:hrstd="t" o:hr="t" fillcolor="#a0a0a0" stroked="f"/>
+        </w:pict>
+      </w:r>
+    </w:p>
+    <w:p>
+      <w:pPr>
+        <w:rPr>
+          <w:b/>
+          <w:bCs/>
+        </w:rPr>
+      </w:pPr>
+      <w:r>
+        <w:rPr>
+          <w:b/>
+          <w:bCs/>
+        </w:rPr>
+        <w:t>18. Empty vs None confusion</w:t>
+      </w:r>
+    </w:p>
+    <w:p>
+      <w:r>
+        <w:t>x = []</w:t>
+      </w:r>
+      <w:r>
+        <w:br/>
+        <w:t>if not x:</w:t>
+      </w:r>
+      <w:r>
+        <w:br/>
+        <w:t xml:space="preserve">    print("Empty or None")</w:t>
       </w:r>
     </w:p>
     <w:p>
@@ -11245,34 +11928,73 @@
         <w:t>Output:</w:t>
       </w:r>
       <w:r>
-        <w:t xml:space="preserve"> No</w:t>
-      </w:r>
-    </w:p>
-    <w:p>
-      <w:r>
-        <w:pict w14:anchorId="2F22AA87">
-          <v:rect id="_x0000_i1201" style="width:0;height:1.5pt" o:hralign="center" o:hrstd="t" o:hr="t" fillcolor="#a0a0a0" stroked="f"/>
-        </w:pict>
-      </w:r>
-    </w:p>
-    <w:p>
-      <w:pPr>
-        <w:rPr>
-          <w:b/>
-          <w:bCs/>
-        </w:rPr>
-      </w:pPr>
-      <w:r>
-        <w:rPr>
-          <w:b/>
-          <w:bCs/>
-        </w:rPr>
-        <w:t>5. Mixed truthy values</w:t>
-      </w:r>
-    </w:p>
-    <w:p>
-      <w:r>
-        <w:t>print(bool(None), bool([]), bool(0))</w:t>
+        <w:t xml:space="preserve"> printed</w:t>
+      </w:r>
+      <w:r>
+        <w:br/>
+      </w:r>
+      <w:r>
+        <w:rPr>
+          <w:rFonts w:ascii="Segoe UI Emoji" w:hAnsi="Segoe UI Emoji" w:cs="Segoe UI Emoji"/>
+        </w:rPr>
+        <w:t>👉</w:t>
+      </w:r>
+      <w:r>
+        <w:t xml:space="preserve"> cannot distinguish</w:t>
+      </w:r>
+    </w:p>
+    <w:p>
+      <w:r>
+        <w:pict w14:anchorId="2B33B5CA">
+          <v:rect id="_x0000_i1221" style="width:0;height:1.5pt" o:hralign="center" o:hrstd="t" o:hr="t" fillcolor="#a0a0a0" stroked="f"/>
+        </w:pict>
+      </w:r>
+    </w:p>
+    <w:p>
+      <w:pPr>
+        <w:rPr>
+          <w:b/>
+          <w:bCs/>
+        </w:rPr>
+      </w:pPr>
+      <w:r>
+        <w:rPr>
+          <w:b/>
+          <w:bCs/>
+        </w:rPr>
+        <w:t>19. Safe distinction</w:t>
+      </w:r>
+    </w:p>
+    <w:p>
+      <w:r>
+        <w:t>if x is None:</w:t>
+      </w:r>
+    </w:p>
+    <w:p>
+      <w:r>
+        <w:pict w14:anchorId="79D1D80D">
+          <v:rect id="_x0000_i1222" style="width:0;height:1.5pt" o:hralign="center" o:hrstd="t" o:hr="t" fillcolor="#a0a0a0" stroked="f"/>
+        </w:pict>
+      </w:r>
+    </w:p>
+    <w:p>
+      <w:pPr>
+        <w:rPr>
+          <w:b/>
+          <w:bCs/>
+        </w:rPr>
+      </w:pPr>
+      <w:r>
+        <w:rPr>
+          <w:b/>
+          <w:bCs/>
+        </w:rPr>
+        <w:t>20. Boolean casting</w:t>
+      </w:r>
+    </w:p>
+    <w:p>
+      <w:r>
+        <w:t>print(bool("False"))</w:t>
       </w:r>
     </w:p>
     <w:p>
@@ -11284,34 +12006,46 @@
         <w:t>Output:</w:t>
       </w:r>
       <w:r>
-        <w:t xml:space="preserve"> False False False</w:t>
-      </w:r>
-    </w:p>
-    <w:p>
-      <w:r>
-        <w:pict w14:anchorId="5FF4BBAE">
-          <v:rect id="_x0000_i1202" style="width:0;height:1.5pt" o:hralign="center" o:hrstd="t" o:hr="t" fillcolor="#a0a0a0" stroked="f"/>
-        </w:pict>
-      </w:r>
-    </w:p>
-    <w:p>
-      <w:pPr>
-        <w:rPr>
-          <w:b/>
-          <w:bCs/>
-        </w:rPr>
-      </w:pPr>
-      <w:r>
-        <w:rPr>
-          <w:b/>
-          <w:bCs/>
-        </w:rPr>
-        <w:t>6. or behavior</w:t>
-      </w:r>
-    </w:p>
-    <w:p>
-      <w:r>
-        <w:t>print(None or 0 or [] or 5)</w:t>
+        <w:t xml:space="preserve"> True</w:t>
+      </w:r>
+      <w:r>
+        <w:br/>
+      </w:r>
+      <w:r>
+        <w:rPr>
+          <w:rFonts w:ascii="Segoe UI Emoji" w:hAnsi="Segoe UI Emoji" w:cs="Segoe UI Emoji"/>
+        </w:rPr>
+        <w:t>👉</w:t>
+      </w:r>
+      <w:r>
+        <w:t xml:space="preserve"> non-empty string</w:t>
+      </w:r>
+    </w:p>
+    <w:p>
+      <w:r>
+        <w:pict w14:anchorId="025A6A7B">
+          <v:rect id="_x0000_i1223" style="width:0;height:1.5pt" o:hralign="center" o:hrstd="t" o:hr="t" fillcolor="#a0a0a0" stroked="f"/>
+        </w:pict>
+      </w:r>
+    </w:p>
+    <w:p>
+      <w:pPr>
+        <w:rPr>
+          <w:b/>
+          <w:bCs/>
+        </w:rPr>
+      </w:pPr>
+      <w:r>
+        <w:rPr>
+          <w:b/>
+          <w:bCs/>
+        </w:rPr>
+        <w:t>21. String vs boolean</w:t>
+      </w:r>
+    </w:p>
+    <w:p>
+      <w:r>
+        <w:t>print("False" == False)</w:t>
       </w:r>
     </w:p>
     <w:p>
@@ -11323,7 +12057,86 @@
         <w:t>Output:</w:t>
       </w:r>
       <w:r>
-        <w:t xml:space="preserve"> 5</w:t>
+        <w:t xml:space="preserve"> False</w:t>
+      </w:r>
+    </w:p>
+    <w:p>
+      <w:r>
+        <w:pict w14:anchorId="61B3989E">
+          <v:rect id="_x0000_i1224" style="width:0;height:1.5pt" o:hralign="center" o:hrstd="t" o:hr="t" fillcolor="#a0a0a0" stroked="f"/>
+        </w:pict>
+      </w:r>
+    </w:p>
+    <w:p>
+      <w:pPr>
+        <w:rPr>
+          <w:b/>
+          <w:bCs/>
+        </w:rPr>
+      </w:pPr>
+      <w:r>
+        <w:rPr>
+          <w:b/>
+          <w:bCs/>
+        </w:rPr>
+        <w:t>22. None equality chain</w:t>
+      </w:r>
+    </w:p>
+    <w:p>
+      <w:r>
+        <w:t>print(None == None == None)</w:t>
+      </w:r>
+    </w:p>
+    <w:p>
+      <w:r>
+        <w:rPr>
+          <w:b/>
+          <w:bCs/>
+        </w:rPr>
+        <w:lastRenderedPageBreak/>
+        <w:t>Output:</w:t>
+      </w:r>
+      <w:r>
+        <w:t xml:space="preserve"> True</w:t>
+      </w:r>
+    </w:p>
+    <w:p>
+      <w:r>
+        <w:pict w14:anchorId="41F2DE7C">
+          <v:rect id="_x0000_i1225" style="width:0;height:1.5pt" o:hralign="center" o:hrstd="t" o:hr="t" fillcolor="#a0a0a0" stroked="f"/>
+        </w:pict>
+      </w:r>
+    </w:p>
+    <w:p>
+      <w:pPr>
+        <w:rPr>
+          <w:b/>
+          <w:bCs/>
+        </w:rPr>
+      </w:pPr>
+      <w:r>
+        <w:rPr>
+          <w:b/>
+          <w:bCs/>
+        </w:rPr>
+        <w:t>23. Weird comparison</w:t>
+      </w:r>
+    </w:p>
+    <w:p>
+      <w:r>
+        <w:t>print(False &lt; True)</w:t>
+      </w:r>
+    </w:p>
+    <w:p>
+      <w:r>
+        <w:rPr>
+          <w:b/>
+          <w:bCs/>
+        </w:rPr>
+        <w:t>Output:</w:t>
+      </w:r>
+      <w:r>
+        <w:t xml:space="preserve"> True</w:t>
       </w:r>
       <w:r>
         <w:br/>
@@ -11335,38 +12148,34 @@
         <w:t>👉</w:t>
       </w:r>
       <w:r>
-        <w:t xml:space="preserve"> returns first truthy value</w:t>
-      </w:r>
-    </w:p>
-    <w:p>
-      <w:r>
-        <w:pict w14:anchorId="4AD0FCB8">
-          <v:rect id="_x0000_i1203" style="width:0;height:1.5pt" o:hralign="center" o:hrstd="t" o:hr="t" fillcolor="#a0a0a0" stroked="f"/>
-        </w:pict>
-      </w:r>
-    </w:p>
-    <w:p>
-      <w:pPr>
-        <w:rPr>
-          <w:b/>
-          <w:bCs/>
-        </w:rPr>
-      </w:pPr>
-      <w:r>
-        <w:rPr>
-          <w:b/>
-          <w:bCs/>
-        </w:rPr>
-        <w:t>7. and behavior</w:t>
-      </w:r>
-    </w:p>
-    <w:p>
-      <w:r>
-        <w:t>print(None and 5)</w:t>
-      </w:r>
-      <w:r>
-        <w:br/>
-        <w:t>print(5 and None)</w:t>
+        <w:t xml:space="preserve"> 0 &lt; 1</w:t>
+      </w:r>
+    </w:p>
+    <w:p>
+      <w:r>
+        <w:pict w14:anchorId="1D4E19E9">
+          <v:rect id="_x0000_i1226" style="width:0;height:1.5pt" o:hralign="center" o:hrstd="t" o:hr="t" fillcolor="#a0a0a0" stroked="f"/>
+        </w:pict>
+      </w:r>
+    </w:p>
+    <w:p>
+      <w:pPr>
+        <w:rPr>
+          <w:b/>
+          <w:bCs/>
+        </w:rPr>
+      </w:pPr>
+      <w:r>
+        <w:rPr>
+          <w:b/>
+          <w:bCs/>
+        </w:rPr>
+        <w:t>24. Mixed types</w:t>
+      </w:r>
+    </w:p>
+    <w:p>
+      <w:r>
+        <w:t>print(0 == False == None)</w:t>
       </w:r>
     </w:p>
     <w:p>
@@ -11377,46 +12186,188 @@
         </w:rPr>
         <w:t>Output:</w:t>
       </w:r>
+      <w:r>
+        <w:t xml:space="preserve"> False</w:t>
+      </w:r>
+    </w:p>
+    <w:p>
+      <w:r>
+        <w:pict w14:anchorId="5844B178">
+          <v:rect id="_x0000_i1227" style="width:0;height:1.5pt" o:hralign="center" o:hrstd="t" o:hr="t" fillcolor="#a0a0a0" stroked="f"/>
+        </w:pict>
+      </w:r>
+    </w:p>
+    <w:p>
+      <w:pPr>
+        <w:rPr>
+          <w:b/>
+          <w:bCs/>
+        </w:rPr>
+      </w:pPr>
+      <w:r>
+        <w:rPr>
+          <w:b/>
+          <w:bCs/>
+        </w:rPr>
+        <w:t>25. Boolean in sorting</w:t>
+      </w:r>
+    </w:p>
+    <w:p>
+      <w:r>
+        <w:t>print(sorted([True, False, True]))</w:t>
+      </w:r>
+    </w:p>
+    <w:p>
+      <w:r>
+        <w:rPr>
+          <w:b/>
+          <w:bCs/>
+        </w:rPr>
+        <w:t>Output:</w:t>
+      </w:r>
+      <w:r>
+        <w:t xml:space="preserve"> [False, True, True]</w:t>
+      </w:r>
+    </w:p>
+    <w:p>
+      <w:r>
+        <w:pict w14:anchorId="5E5940C7">
+          <v:rect id="_x0000_i1228" style="width:0;height:1.5pt" o:hralign="center" o:hrstd="t" o:hr="t" fillcolor="#a0a0a0" stroked="f"/>
+        </w:pict>
+      </w:r>
+    </w:p>
+    <w:p>
+      <w:pPr>
+        <w:rPr>
+          <w:b/>
+          <w:bCs/>
+        </w:rPr>
+      </w:pPr>
+      <w:r>
+        <w:rPr>
+          <w:b/>
+          <w:bCs/>
+        </w:rPr>
+        <w:t>26. Conditional expression</w:t>
+      </w:r>
+    </w:p>
+    <w:p>
+      <w:r>
+        <w:t>x = None</w:t>
+      </w:r>
+      <w:r>
+        <w:br/>
+        <w:t>result = x if x else 10</w:t>
+      </w:r>
+      <w:r>
+        <w:br/>
+        <w:t>print(result)</w:t>
+      </w:r>
+    </w:p>
+    <w:p>
+      <w:r>
+        <w:rPr>
+          <w:b/>
+          <w:bCs/>
+        </w:rPr>
+        <w:t>Output:</w:t>
+      </w:r>
+      <w:r>
+        <w:t xml:space="preserve"> 10</w:t>
+      </w:r>
+    </w:p>
+    <w:p>
+      <w:r>
+        <w:pict w14:anchorId="2116F99F">
+          <v:rect id="_x0000_i1229" style="width:0;height:1.5pt" o:hralign="center" o:hrstd="t" o:hr="t" fillcolor="#a0a0a0" stroked="f"/>
+        </w:pict>
+      </w:r>
+    </w:p>
+    <w:p>
+      <w:pPr>
+        <w:rPr>
+          <w:b/>
+          <w:bCs/>
+        </w:rPr>
+      </w:pPr>
+      <w:r>
+        <w:rPr>
+          <w:b/>
+          <w:bCs/>
+        </w:rPr>
+        <w:t>27. Correct version</w:t>
+      </w:r>
+    </w:p>
+    <w:p>
+      <w:r>
+        <w:t>result = x if x is not None else 10</w:t>
+      </w:r>
+    </w:p>
+    <w:p>
+      <w:r>
+        <w:pict w14:anchorId="09730EC0">
+          <v:rect id="_x0000_i1230" style="width:0;height:1.5pt" o:hralign="center" o:hrstd="t" o:hr="t" fillcolor="#a0a0a0" stroked="f"/>
+        </w:pict>
+      </w:r>
+    </w:p>
+    <w:p>
+      <w:pPr>
+        <w:rPr>
+          <w:b/>
+          <w:bCs/>
+        </w:rPr>
+      </w:pPr>
+      <w:r>
+        <w:rPr>
+          <w:b/>
+          <w:bCs/>
+        </w:rPr>
+        <w:t>28. all() trap</w:t>
+      </w:r>
+    </w:p>
+    <w:p>
+      <w:r>
+        <w:t>print(all([1, True, None]))</w:t>
+      </w:r>
+    </w:p>
+    <w:p>
+      <w:r>
+        <w:rPr>
+          <w:b/>
+          <w:bCs/>
+        </w:rPr>
+        <w:t>Output:</w:t>
+      </w:r>
+      <w:r>
+        <w:t xml:space="preserve"> False</w:t>
+      </w:r>
+    </w:p>
+    <w:p>
+      <w:r>
+        <w:pict w14:anchorId="1E0981E4">
+          <v:rect id="_x0000_i1231" style="width:0;height:1.5pt" o:hralign="center" o:hrstd="t" o:hr="t" fillcolor="#a0a0a0" stroked="f"/>
+        </w:pict>
+      </w:r>
+    </w:p>
+    <w:p>
+      <w:pPr>
+        <w:rPr>
+          <w:b/>
+          <w:bCs/>
+        </w:rPr>
+      </w:pPr>
+      <w:r>
+        <w:rPr>
+          <w:b/>
+          <w:bCs/>
+        </w:rPr>
+        <w:t>29. any() trap</w:t>
+      </w:r>
     </w:p>
     <w:p>
       <w:r>
         <w:lastRenderedPageBreak/>
-        <w:t>None</w:t>
-      </w:r>
-      <w:r>
-        <w:br/>
-        <w:t>None</w:t>
-      </w:r>
-    </w:p>
-    <w:p>
-      <w:r>
-        <w:pict w14:anchorId="4E7BF802">
-          <v:rect id="_x0000_i1204" style="width:0;height:1.5pt" o:hralign="center" o:hrstd="t" o:hr="t" fillcolor="#a0a0a0" stroked="f"/>
-        </w:pict>
-      </w:r>
-    </w:p>
-    <w:p>
-      <w:pPr>
-        <w:rPr>
-          <w:b/>
-          <w:bCs/>
-        </w:rPr>
-      </w:pPr>
-      <w:r>
-        <w:rPr>
-          <w:b/>
-          <w:bCs/>
-        </w:rPr>
-        <w:t>8. Short-circuit trap</w:t>
-      </w:r>
-    </w:p>
-    <w:p>
-      <w:r>
-        <w:t>x = None</w:t>
-      </w:r>
-      <w:r>
-        <w:br/>
-        <w:t>print(x and x.append(1))</w:t>
+        <w:t>print(any([0, None, False]))</w:t>
       </w:r>
     </w:p>
     <w:p>
@@ -11428,946 +12379,13 @@
         <w:t>Output:</w:t>
       </w:r>
       <w:r>
-        <w:t xml:space="preserve"> None</w:t>
-      </w:r>
-      <w:r>
-        <w:br/>
-      </w:r>
-      <w:r>
-        <w:rPr>
-          <w:rFonts w:ascii="Segoe UI Emoji" w:hAnsi="Segoe UI Emoji" w:cs="Segoe UI Emoji"/>
-        </w:rPr>
-        <w:t>👉</w:t>
-      </w:r>
-      <w:r>
-        <w:t xml:space="preserve"> second part never executed</w:t>
-      </w:r>
-    </w:p>
-    <w:p>
-      <w:r>
-        <w:pict w14:anchorId="04E6446A">
-          <v:rect id="_x0000_i1205" style="width:0;height:1.5pt" o:hralign="center" o:hrstd="t" o:hr="t" fillcolor="#a0a0a0" stroked="f"/>
-        </w:pict>
-      </w:r>
-    </w:p>
-    <w:p>
-      <w:pPr>
-        <w:rPr>
-          <w:b/>
-          <w:bCs/>
-        </w:rPr>
-      </w:pPr>
-      <w:r>
-        <w:rPr>
-          <w:b/>
-          <w:bCs/>
-        </w:rPr>
-        <w:t>9. or default bug</w:t>
-      </w:r>
-    </w:p>
-    <w:p>
-      <w:r>
-        <w:t>x = 0</w:t>
-      </w:r>
-      <w:r>
-        <w:br/>
-        <w:t>y = x or 10</w:t>
-      </w:r>
-      <w:r>
-        <w:br/>
-        <w:t>print(y)</w:t>
-      </w:r>
-    </w:p>
-    <w:p>
-      <w:r>
-        <w:rPr>
-          <w:b/>
-          <w:bCs/>
-        </w:rPr>
-        <w:t>Output:</w:t>
-      </w:r>
-      <w:r>
-        <w:t xml:space="preserve"> 10 (bug if 0 is valid)</w:t>
-      </w:r>
-    </w:p>
-    <w:p>
-      <w:r>
-        <w:pict w14:anchorId="10DB4843">
-          <v:rect id="_x0000_i1206" style="width:0;height:1.5pt" o:hralign="center" o:hrstd="t" o:hr="t" fillcolor="#a0a0a0" stroked="f"/>
-        </w:pict>
-      </w:r>
-    </w:p>
-    <w:p>
-      <w:pPr>
-        <w:rPr>
-          <w:b/>
-          <w:bCs/>
-        </w:rPr>
-      </w:pPr>
-      <w:r>
-        <w:rPr>
-          <w:b/>
-          <w:bCs/>
-        </w:rPr>
-        <w:t>10. Correct default handling</w:t>
-      </w:r>
-    </w:p>
-    <w:p>
-      <w:r>
-        <w:t>if x is None:</w:t>
-      </w:r>
-      <w:r>
-        <w:br/>
-        <w:t xml:space="preserve">    x = 10</w:t>
-      </w:r>
-    </w:p>
-    <w:p>
-      <w:r>
-        <w:pict w14:anchorId="476FFD31">
-          <v:rect id="_x0000_i1207" style="width:0;height:1.5pt" o:hralign="center" o:hrstd="t" o:hr="t" fillcolor="#a0a0a0" stroked="f"/>
-        </w:pict>
-      </w:r>
-    </w:p>
-    <w:p>
-      <w:pPr>
-        <w:rPr>
-          <w:b/>
-          <w:bCs/>
-        </w:rPr>
-      </w:pPr>
-      <w:r>
-        <w:rPr>
-          <w:b/>
-          <w:bCs/>
-        </w:rPr>
-        <w:t>11. Equality override trap</w:t>
-      </w:r>
-    </w:p>
-    <w:p>
-      <w:r>
-        <w:t>class A:</w:t>
-      </w:r>
-      <w:r>
-        <w:br/>
-        <w:t xml:space="preserve">    def __eq__(self, other):</w:t>
-      </w:r>
-      <w:r>
-        <w:br/>
-        <w:t xml:space="preserve">        return True</w:t>
-      </w:r>
-      <w:r>
-        <w:br/>
-      </w:r>
-      <w:r>
-        <w:br/>
-        <w:t>a = A()</w:t>
-      </w:r>
-      <w:r>
-        <w:br/>
-        <w:t>print(a == None)</w:t>
-      </w:r>
-      <w:r>
-        <w:br/>
-        <w:t>print(a is None)</w:t>
-      </w:r>
-    </w:p>
-    <w:p>
-      <w:r>
-        <w:rPr>
-          <w:b/>
-          <w:bCs/>
-        </w:rPr>
-        <w:t>Output:</w:t>
-      </w:r>
-    </w:p>
-    <w:p>
-      <w:r>
-        <w:t>True</w:t>
-      </w:r>
-      <w:r>
-        <w:br/>
-        <w:t>False</w:t>
-      </w:r>
-    </w:p>
-    <w:p>
-      <w:r>
-        <w:pict w14:anchorId="2E512C40">
-          <v:rect id="_x0000_i1208" style="width:0;height:1.5pt" o:hralign="center" o:hrstd="t" o:hr="t" fillcolor="#a0a0a0" stroked="f"/>
-        </w:pict>
-      </w:r>
-    </w:p>
-    <w:p>
-      <w:pPr>
-        <w:rPr>
-          <w:b/>
-          <w:bCs/>
-        </w:rPr>
-      </w:pPr>
-      <w:r>
-        <w:rPr>
-          <w:b/>
-          <w:bCs/>
-        </w:rPr>
-        <w:t>12. Chained comparison</w:t>
-      </w:r>
-    </w:p>
-    <w:p>
-      <w:r>
-        <w:lastRenderedPageBreak/>
-        <w:t>print(1 &lt; True &lt; 3)</w:t>
-      </w:r>
-    </w:p>
-    <w:p>
-      <w:r>
-        <w:rPr>
-          <w:b/>
-          <w:bCs/>
-        </w:rPr>
-        <w:t>Output:</w:t>
-      </w:r>
-      <w:r>
         <w:t xml:space="preserve"> False</w:t>
       </w:r>
     </w:p>
     <w:p>
       <w:r>
-        <w:rPr>
-          <w:rFonts w:ascii="Segoe UI Emoji" w:hAnsi="Segoe UI Emoji" w:cs="Segoe UI Emoji"/>
-        </w:rPr>
-        <w:t>👉</w:t>
-      </w:r>
-      <w:r>
-        <w:t xml:space="preserve"> because:</w:t>
-      </w:r>
-    </w:p>
-    <w:p>
-      <w:r>
-        <w:t>1 &lt; 1 &lt; 3</w:t>
-      </w:r>
-    </w:p>
-    <w:p>
-      <w:r>
-        <w:pict w14:anchorId="7B1B58DB">
-          <v:rect id="_x0000_i1209" style="width:0;height:1.5pt" o:hralign="center" o:hrstd="t" o:hr="t" fillcolor="#a0a0a0" stroked="f"/>
-        </w:pict>
-      </w:r>
-    </w:p>
-    <w:p>
-      <w:pPr>
-        <w:rPr>
-          <w:b/>
-          <w:bCs/>
-        </w:rPr>
-      </w:pPr>
-      <w:r>
-        <w:rPr>
-          <w:b/>
-          <w:bCs/>
-        </w:rPr>
-        <w:t>13. Boolean arithmetic</w:t>
-      </w:r>
-    </w:p>
-    <w:p>
-      <w:r>
-        <w:t>print(True + False + True)</w:t>
-      </w:r>
-    </w:p>
-    <w:p>
-      <w:r>
-        <w:rPr>
-          <w:b/>
-          <w:bCs/>
-        </w:rPr>
-        <w:t>Output:</w:t>
-      </w:r>
-      <w:r>
-        <w:t xml:space="preserve"> 2</w:t>
-      </w:r>
-    </w:p>
-    <w:p>
-      <w:r>
-        <w:pict w14:anchorId="632CBFF2">
-          <v:rect id="_x0000_i1210" style="width:0;height:1.5pt" o:hralign="center" o:hrstd="t" o:hr="t" fillcolor="#a0a0a0" stroked="f"/>
-        </w:pict>
-      </w:r>
-    </w:p>
-    <w:p>
-      <w:pPr>
-        <w:rPr>
-          <w:b/>
-          <w:bCs/>
-        </w:rPr>
-      </w:pPr>
-      <w:r>
-        <w:rPr>
-          <w:b/>
-          <w:bCs/>
-        </w:rPr>
-        <w:t>14. None in list check</w:t>
-      </w:r>
-    </w:p>
-    <w:p>
-      <w:r>
-        <w:t>print(None in [0, False, None])</w:t>
-      </w:r>
-    </w:p>
-    <w:p>
-      <w:r>
-        <w:rPr>
-          <w:b/>
-          <w:bCs/>
-        </w:rPr>
-        <w:t>Output:</w:t>
-      </w:r>
-      <w:r>
-        <w:t xml:space="preserve"> True</w:t>
-      </w:r>
-    </w:p>
-    <w:p>
-      <w:r>
-        <w:pict w14:anchorId="46CC8074">
-          <v:rect id="_x0000_i1211" style="width:0;height:1.5pt" o:hralign="center" o:hrstd="t" o:hr="t" fillcolor="#a0a0a0" stroked="f"/>
-        </w:pict>
-      </w:r>
-    </w:p>
-    <w:p>
-      <w:pPr>
-        <w:rPr>
-          <w:b/>
-          <w:bCs/>
-        </w:rPr>
-      </w:pPr>
-      <w:r>
-        <w:rPr>
-          <w:b/>
-          <w:bCs/>
-        </w:rPr>
-        <w:t>15. Filter behavior</w:t>
-      </w:r>
-    </w:p>
-    <w:p>
-      <w:r>
-        <w:t>print(list(filter(None, [0, None, 1, 2])))</w:t>
-      </w:r>
-    </w:p>
-    <w:p>
-      <w:r>
-        <w:rPr>
-          <w:b/>
-          <w:bCs/>
-        </w:rPr>
-        <w:t>Output:</w:t>
-      </w:r>
-      <w:r>
-        <w:t xml:space="preserve"> [1, 2]</w:t>
-      </w:r>
-    </w:p>
-    <w:p>
-      <w:r>
-        <w:pict w14:anchorId="2E68BE4E">
-          <v:rect id="_x0000_i1212" style="width:0;height:1.5pt" o:hralign="center" o:hrstd="t" o:hr="t" fillcolor="#a0a0a0" stroked="f"/>
-        </w:pict>
-      </w:r>
-    </w:p>
-    <w:p>
-      <w:pPr>
-        <w:rPr>
-          <w:b/>
-          <w:bCs/>
-        </w:rPr>
-      </w:pPr>
-      <w:r>
-        <w:rPr>
-          <w:b/>
-          <w:bCs/>
-        </w:rPr>
-        <w:t>16. Comparison chaining tricky</w:t>
-      </w:r>
-    </w:p>
-    <w:p>
-      <w:r>
-        <w:t>print(False == 0 &lt; True)</w:t>
-      </w:r>
-    </w:p>
-    <w:p>
-      <w:r>
-        <w:rPr>
-          <w:b/>
-          <w:bCs/>
-        </w:rPr>
-        <w:t>Output:</w:t>
-      </w:r>
-      <w:r>
-        <w:t xml:space="preserve"> True</w:t>
-      </w:r>
-    </w:p>
-    <w:p>
-      <w:r>
-        <w:rPr>
-          <w:rFonts w:ascii="Segoe UI Emoji" w:hAnsi="Segoe UI Emoji" w:cs="Segoe UI Emoji"/>
-        </w:rPr>
-        <w:t>👉</w:t>
-      </w:r>
-      <w:r>
-        <w:t xml:space="preserve"> evaluated as:</w:t>
-      </w:r>
-    </w:p>
-    <w:p>
-      <w:r>
-        <w:t>(False == 0) and (0 &lt; True)</w:t>
-      </w:r>
-    </w:p>
-    <w:p>
-      <w:r>
-        <w:pict w14:anchorId="035979DA">
-          <v:rect id="_x0000_i1213" style="width:0;height:1.5pt" o:hralign="center" o:hrstd="t" o:hr="t" fillcolor="#a0a0a0" stroked="f"/>
-        </w:pict>
-      </w:r>
-    </w:p>
-    <w:p>
-      <w:pPr>
-        <w:rPr>
-          <w:b/>
-          <w:bCs/>
-        </w:rPr>
-      </w:pPr>
-      <w:r>
-        <w:rPr>
-          <w:b/>
-          <w:bCs/>
-        </w:rPr>
-        <w:t>17. Identity vs equality</w:t>
-      </w:r>
-    </w:p>
-    <w:p>
-      <w:r>
-        <w:t>print([] == False)</w:t>
-      </w:r>
-      <w:r>
-        <w:br/>
-        <w:t>print([] is False)</w:t>
-      </w:r>
-    </w:p>
-    <w:p>
-      <w:r>
-        <w:rPr>
-          <w:b/>
-          <w:bCs/>
-        </w:rPr>
-        <w:t>Output:</w:t>
-      </w:r>
-    </w:p>
-    <w:p>
-      <w:r>
-        <w:lastRenderedPageBreak/>
-        <w:t>False</w:t>
-      </w:r>
-      <w:r>
-        <w:br/>
-        <w:t>False</w:t>
-      </w:r>
-    </w:p>
-    <w:p>
-      <w:r>
-        <w:pict w14:anchorId="1AA44690">
-          <v:rect id="_x0000_i1214" style="width:0;height:1.5pt" o:hralign="center" o:hrstd="t" o:hr="t" fillcolor="#a0a0a0" stroked="f"/>
-        </w:pict>
-      </w:r>
-    </w:p>
-    <w:p>
-      <w:pPr>
-        <w:rPr>
-          <w:b/>
-          <w:bCs/>
-        </w:rPr>
-      </w:pPr>
-      <w:r>
-        <w:rPr>
-          <w:b/>
-          <w:bCs/>
-        </w:rPr>
-        <w:t>18. Empty vs None confusion</w:t>
-      </w:r>
-    </w:p>
-    <w:p>
-      <w:r>
-        <w:t>x = []</w:t>
-      </w:r>
-      <w:r>
-        <w:br/>
-        <w:t>if not x:</w:t>
-      </w:r>
-      <w:r>
-        <w:br/>
-        <w:t xml:space="preserve">    print("Empty or None")</w:t>
-      </w:r>
-    </w:p>
-    <w:p>
-      <w:r>
-        <w:rPr>
-          <w:b/>
-          <w:bCs/>
-        </w:rPr>
-        <w:t>Output:</w:t>
-      </w:r>
-      <w:r>
-        <w:t xml:space="preserve"> printed</w:t>
-      </w:r>
-      <w:r>
-        <w:br/>
-      </w:r>
-      <w:r>
-        <w:rPr>
-          <w:rFonts w:ascii="Segoe UI Emoji" w:hAnsi="Segoe UI Emoji" w:cs="Segoe UI Emoji"/>
-        </w:rPr>
-        <w:t>👉</w:t>
-      </w:r>
-      <w:r>
-        <w:t xml:space="preserve"> cannot distinguish</w:t>
-      </w:r>
-    </w:p>
-    <w:p>
-      <w:r>
-        <w:pict w14:anchorId="2B33B5CA">
-          <v:rect id="_x0000_i1215" style="width:0;height:1.5pt" o:hralign="center" o:hrstd="t" o:hr="t" fillcolor="#a0a0a0" stroked="f"/>
-        </w:pict>
-      </w:r>
-    </w:p>
-    <w:p>
-      <w:pPr>
-        <w:rPr>
-          <w:b/>
-          <w:bCs/>
-        </w:rPr>
-      </w:pPr>
-      <w:r>
-        <w:rPr>
-          <w:b/>
-          <w:bCs/>
-        </w:rPr>
-        <w:t>19. Safe distinction</w:t>
-      </w:r>
-    </w:p>
-    <w:p>
-      <w:r>
-        <w:t>if x is None:</w:t>
-      </w:r>
-    </w:p>
-    <w:p>
-      <w:r>
-        <w:pict w14:anchorId="79D1D80D">
-          <v:rect id="_x0000_i1216" style="width:0;height:1.5pt" o:hralign="center" o:hrstd="t" o:hr="t" fillcolor="#a0a0a0" stroked="f"/>
-        </w:pict>
-      </w:r>
-    </w:p>
-    <w:p>
-      <w:pPr>
-        <w:rPr>
-          <w:b/>
-          <w:bCs/>
-        </w:rPr>
-      </w:pPr>
-      <w:r>
-        <w:rPr>
-          <w:b/>
-          <w:bCs/>
-        </w:rPr>
-        <w:t>20. Boolean casting</w:t>
-      </w:r>
-    </w:p>
-    <w:p>
-      <w:r>
-        <w:t>print(bool("False"))</w:t>
-      </w:r>
-    </w:p>
-    <w:p>
-      <w:r>
-        <w:rPr>
-          <w:b/>
-          <w:bCs/>
-        </w:rPr>
-        <w:t>Output:</w:t>
-      </w:r>
-      <w:r>
-        <w:t xml:space="preserve"> True</w:t>
-      </w:r>
-      <w:r>
-        <w:br/>
-      </w:r>
-      <w:r>
-        <w:rPr>
-          <w:rFonts w:ascii="Segoe UI Emoji" w:hAnsi="Segoe UI Emoji" w:cs="Segoe UI Emoji"/>
-        </w:rPr>
-        <w:t>👉</w:t>
-      </w:r>
-      <w:r>
-        <w:t xml:space="preserve"> non-empty string</w:t>
-      </w:r>
-    </w:p>
-    <w:p>
-      <w:r>
-        <w:pict w14:anchorId="025A6A7B">
-          <v:rect id="_x0000_i1217" style="width:0;height:1.5pt" o:hralign="center" o:hrstd="t" o:hr="t" fillcolor="#a0a0a0" stroked="f"/>
-        </w:pict>
-      </w:r>
-    </w:p>
-    <w:p>
-      <w:pPr>
-        <w:rPr>
-          <w:b/>
-          <w:bCs/>
-        </w:rPr>
-      </w:pPr>
-      <w:r>
-        <w:rPr>
-          <w:b/>
-          <w:bCs/>
-        </w:rPr>
-        <w:t>21. String vs boolean</w:t>
-      </w:r>
-    </w:p>
-    <w:p>
-      <w:r>
-        <w:t>print("False" == False)</w:t>
-      </w:r>
-    </w:p>
-    <w:p>
-      <w:r>
-        <w:rPr>
-          <w:b/>
-          <w:bCs/>
-        </w:rPr>
-        <w:t>Output:</w:t>
-      </w:r>
-      <w:r>
-        <w:t xml:space="preserve"> False</w:t>
-      </w:r>
-    </w:p>
-    <w:p>
-      <w:r>
-        <w:pict w14:anchorId="61B3989E">
-          <v:rect id="_x0000_i1218" style="width:0;height:1.5pt" o:hralign="center" o:hrstd="t" o:hr="t" fillcolor="#a0a0a0" stroked="f"/>
-        </w:pict>
-      </w:r>
-    </w:p>
-    <w:p>
-      <w:pPr>
-        <w:rPr>
-          <w:b/>
-          <w:bCs/>
-        </w:rPr>
-      </w:pPr>
-      <w:r>
-        <w:rPr>
-          <w:b/>
-          <w:bCs/>
-        </w:rPr>
-        <w:t>22. None equality chain</w:t>
-      </w:r>
-    </w:p>
-    <w:p>
-      <w:r>
-        <w:t>print(None == None == None)</w:t>
-      </w:r>
-    </w:p>
-    <w:p>
-      <w:r>
-        <w:rPr>
-          <w:b/>
-          <w:bCs/>
-        </w:rPr>
-        <w:t>Output:</w:t>
-      </w:r>
-      <w:r>
-        <w:t xml:space="preserve"> True</w:t>
-      </w:r>
-    </w:p>
-    <w:p>
-      <w:r>
-        <w:pict w14:anchorId="41F2DE7C">
-          <v:rect id="_x0000_i1219" style="width:0;height:1.5pt" o:hralign="center" o:hrstd="t" o:hr="t" fillcolor="#a0a0a0" stroked="f"/>
-        </w:pict>
-      </w:r>
-    </w:p>
-    <w:p>
-      <w:pPr>
-        <w:rPr>
-          <w:b/>
-          <w:bCs/>
-        </w:rPr>
-      </w:pPr>
-      <w:r>
-        <w:rPr>
-          <w:b/>
-          <w:bCs/>
-        </w:rPr>
-        <w:t>23. Weird comparison</w:t>
-      </w:r>
-    </w:p>
-    <w:p>
-      <w:r>
-        <w:t>print(False &lt; True)</w:t>
-      </w:r>
-    </w:p>
-    <w:p>
-      <w:r>
-        <w:rPr>
-          <w:b/>
-          <w:bCs/>
-        </w:rPr>
-        <w:t>Output:</w:t>
-      </w:r>
-      <w:r>
-        <w:t xml:space="preserve"> True</w:t>
-      </w:r>
-      <w:r>
-        <w:br/>
-      </w:r>
-      <w:r>
-        <w:rPr>
-          <w:rFonts w:ascii="Segoe UI Emoji" w:hAnsi="Segoe UI Emoji" w:cs="Segoe UI Emoji"/>
-        </w:rPr>
-        <w:t>👉</w:t>
-      </w:r>
-      <w:r>
-        <w:t xml:space="preserve"> 0 &lt; 1</w:t>
-      </w:r>
-    </w:p>
-    <w:p>
-      <w:r>
-        <w:lastRenderedPageBreak/>
-        <w:pict w14:anchorId="1D4E19E9">
-          <v:rect id="_x0000_i1220" style="width:0;height:1.5pt" o:hralign="center" o:hrstd="t" o:hr="t" fillcolor="#a0a0a0" stroked="f"/>
-        </w:pict>
-      </w:r>
-    </w:p>
-    <w:p>
-      <w:pPr>
-        <w:rPr>
-          <w:b/>
-          <w:bCs/>
-        </w:rPr>
-      </w:pPr>
-      <w:r>
-        <w:rPr>
-          <w:b/>
-          <w:bCs/>
-        </w:rPr>
-        <w:t>24. Mixed types</w:t>
-      </w:r>
-    </w:p>
-    <w:p>
-      <w:r>
-        <w:t>print(0 == False == None)</w:t>
-      </w:r>
-    </w:p>
-    <w:p>
-      <w:r>
-        <w:rPr>
-          <w:b/>
-          <w:bCs/>
-        </w:rPr>
-        <w:t>Output:</w:t>
-      </w:r>
-      <w:r>
-        <w:t xml:space="preserve"> False</w:t>
-      </w:r>
-    </w:p>
-    <w:p>
-      <w:r>
-        <w:pict w14:anchorId="5844B178">
-          <v:rect id="_x0000_i1221" style="width:0;height:1.5pt" o:hralign="center" o:hrstd="t" o:hr="t" fillcolor="#a0a0a0" stroked="f"/>
-        </w:pict>
-      </w:r>
-    </w:p>
-    <w:p>
-      <w:pPr>
-        <w:rPr>
-          <w:b/>
-          <w:bCs/>
-        </w:rPr>
-      </w:pPr>
-      <w:r>
-        <w:rPr>
-          <w:b/>
-          <w:bCs/>
-        </w:rPr>
-        <w:t>25. Boolean in sorting</w:t>
-      </w:r>
-    </w:p>
-    <w:p>
-      <w:r>
-        <w:t>print(sorted([True, False, True]))</w:t>
-      </w:r>
-    </w:p>
-    <w:p>
-      <w:r>
-        <w:rPr>
-          <w:b/>
-          <w:bCs/>
-        </w:rPr>
-        <w:t>Output:</w:t>
-      </w:r>
-      <w:r>
-        <w:t xml:space="preserve"> [False, True, True]</w:t>
-      </w:r>
-    </w:p>
-    <w:p>
-      <w:r>
-        <w:pict w14:anchorId="5E5940C7">
-          <v:rect id="_x0000_i1222" style="width:0;height:1.5pt" o:hralign="center" o:hrstd="t" o:hr="t" fillcolor="#a0a0a0" stroked="f"/>
-        </w:pict>
-      </w:r>
-    </w:p>
-    <w:p>
-      <w:pPr>
-        <w:rPr>
-          <w:b/>
-          <w:bCs/>
-        </w:rPr>
-      </w:pPr>
-      <w:r>
-        <w:rPr>
-          <w:b/>
-          <w:bCs/>
-        </w:rPr>
-        <w:t>26. Conditional expression</w:t>
-      </w:r>
-    </w:p>
-    <w:p>
-      <w:r>
-        <w:t>x = None</w:t>
-      </w:r>
-      <w:r>
-        <w:br/>
-        <w:t>result = x if x else 10</w:t>
-      </w:r>
-      <w:r>
-        <w:br/>
-        <w:t>print(result)</w:t>
-      </w:r>
-    </w:p>
-    <w:p>
-      <w:r>
-        <w:rPr>
-          <w:b/>
-          <w:bCs/>
-        </w:rPr>
-        <w:t>Output:</w:t>
-      </w:r>
-      <w:r>
-        <w:t xml:space="preserve"> 10</w:t>
-      </w:r>
-    </w:p>
-    <w:p>
-      <w:r>
-        <w:pict w14:anchorId="2116F99F">
-          <v:rect id="_x0000_i1223" style="width:0;height:1.5pt" o:hralign="center" o:hrstd="t" o:hr="t" fillcolor="#a0a0a0" stroked="f"/>
-        </w:pict>
-      </w:r>
-    </w:p>
-    <w:p>
-      <w:pPr>
-        <w:rPr>
-          <w:b/>
-          <w:bCs/>
-        </w:rPr>
-      </w:pPr>
-      <w:r>
-        <w:rPr>
-          <w:b/>
-          <w:bCs/>
-        </w:rPr>
-        <w:t>27. Correct version</w:t>
-      </w:r>
-    </w:p>
-    <w:p>
-      <w:r>
-        <w:t>result = x if x is not None else 10</w:t>
-      </w:r>
-    </w:p>
-    <w:p>
-      <w:r>
-        <w:pict w14:anchorId="09730EC0">
-          <v:rect id="_x0000_i1224" style="width:0;height:1.5pt" o:hralign="center" o:hrstd="t" o:hr="t" fillcolor="#a0a0a0" stroked="f"/>
-        </w:pict>
-      </w:r>
-    </w:p>
-    <w:p>
-      <w:pPr>
-        <w:rPr>
-          <w:b/>
-          <w:bCs/>
-        </w:rPr>
-      </w:pPr>
-      <w:r>
-        <w:rPr>
-          <w:b/>
-          <w:bCs/>
-        </w:rPr>
-        <w:t>28. all() trap</w:t>
-      </w:r>
-    </w:p>
-    <w:p>
-      <w:r>
-        <w:t>print(all([1, True, None]))</w:t>
-      </w:r>
-    </w:p>
-    <w:p>
-      <w:r>
-        <w:rPr>
-          <w:b/>
-          <w:bCs/>
-        </w:rPr>
-        <w:t>Output:</w:t>
-      </w:r>
-      <w:r>
-        <w:t xml:space="preserve"> False</w:t>
-      </w:r>
-    </w:p>
-    <w:p>
-      <w:r>
-        <w:pict w14:anchorId="1E0981E4">
-          <v:rect id="_x0000_i1225" style="width:0;height:1.5pt" o:hralign="center" o:hrstd="t" o:hr="t" fillcolor="#a0a0a0" stroked="f"/>
-        </w:pict>
-      </w:r>
-    </w:p>
-    <w:p>
-      <w:pPr>
-        <w:rPr>
-          <w:b/>
-          <w:bCs/>
-        </w:rPr>
-      </w:pPr>
-      <w:r>
-        <w:rPr>
-          <w:b/>
-          <w:bCs/>
-        </w:rPr>
-        <w:t>29. any() trap</w:t>
-      </w:r>
-    </w:p>
-    <w:p>
-      <w:r>
-        <w:t>print(any([0, None, False]))</w:t>
-      </w:r>
-    </w:p>
-    <w:p>
-      <w:r>
-        <w:rPr>
-          <w:b/>
-          <w:bCs/>
-        </w:rPr>
-        <w:t>Output:</w:t>
-      </w:r>
-      <w:r>
-        <w:t xml:space="preserve"> False</w:t>
-      </w:r>
-    </w:p>
-    <w:p>
-      <w:r>
         <w:pict w14:anchorId="6DC8CCC2">
-          <v:rect id="_x0000_i1226" style="width:0;height:1.5pt" o:hralign="center" o:hrstd="t" o:hr="t" fillcolor="#a0a0a0" stroked="f"/>
+          <v:rect id="_x0000_i1232" style="width:0;height:1.5pt" o:hralign="center" o:hrstd="t" o:hr="t" fillcolor="#a0a0a0" stroked="f"/>
         </w:pict>
       </w:r>
     </w:p>
@@ -12401,7 +12419,6 @@
     </w:p>
     <w:p>
       <w:r>
-        <w:lastRenderedPageBreak/>
         <w:t>if data:</w:t>
       </w:r>
       <w:r>
@@ -12491,7 +12508,7 @@
     <w:p>
       <w:r>
         <w:pict w14:anchorId="4B6432E0">
-          <v:rect id="_x0000_i1227" style="width:0;height:1.5pt" o:hralign="center" o:hrstd="t" o:hr="t" fillcolor="#a0a0a0" stroked="f"/>
+          <v:rect id="_x0000_i1233" style="width:0;height:1.5pt" o:hralign="center" o:hrstd="t" o:hr="t" fillcolor="#a0a0a0" stroked="f"/>
         </w:pict>
       </w:r>
     </w:p>
@@ -12578,7 +12595,7 @@
     <w:p>
       <w:r>
         <w:pict w14:anchorId="5E0093B7">
-          <v:rect id="_x0000_i1228" style="width:0;height:1.5pt" o:hralign="center" o:hrstd="t" o:hr="t" fillcolor="#a0a0a0" stroked="f"/>
+          <v:rect id="_x0000_i1234" style="width:0;height:1.5pt" o:hralign="center" o:hrstd="t" o:hr="t" fillcolor="#a0a0a0" stroked="f"/>
         </w:pict>
       </w:r>
     </w:p>

--- a/100+ Logical coding questions.docx
+++ b/100+ Logical coding questions.docx
@@ -350,8 +350,14 @@
           <w:ilvl w:val="0"/>
           <w:numId w:val="36"/>
         </w:numPr>
-      </w:pPr>
-      <w:r>
+        <w:rPr>
+          <w:highlight w:val="cyan"/>
+        </w:rPr>
+      </w:pPr>
+      <w:r>
+        <w:rPr>
+          <w:highlight w:val="cyan"/>
+        </w:rPr>
         <w:t xml:space="preserve">That same list reference is copied 3 times </w:t>
       </w:r>
     </w:p>
@@ -374,12 +380,16 @@
     </w:p>
     <w:p>
       <w:r>
+        <w:rPr>
+          <w:highlight w:val="cyan"/>
+        </w:rPr>
         <w:t xml:space="preserve">All 3 elements point to the </w:t>
       </w:r>
       <w:r>
         <w:rPr>
           <w:b/>
           <w:bCs/>
+          <w:highlight w:val="cyan"/>
         </w:rPr>
         <w:t>same list object</w:t>
       </w:r>
@@ -479,16 +489,23 @@
     </w:p>
     <w:p>
       <w:r>
+        <w:rPr>
+          <w:highlight w:val="cyan"/>
+        </w:rPr>
         <w:t xml:space="preserve">* operator with lists creates </w:t>
       </w:r>
       <w:r>
         <w:rPr>
           <w:b/>
           <w:bCs/>
+          <w:highlight w:val="cyan"/>
         </w:rPr>
         <w:t>multiple references</w:t>
       </w:r>
       <w:r>
+        <w:rPr>
+          <w:highlight w:val="cyan"/>
+        </w:rPr>
         <w:t>, not copies.</w:t>
       </w:r>
     </w:p>
@@ -1288,7 +1305,16 @@
       </w:r>
       <w:r>
         <w:br/>
-        <w:t>print(sorted(a, key=len))</w:t>
+        <w:t>print(</w:t>
+      </w:r>
+      <w:r>
+        <w:rPr>
+          <w:highlight w:val="cyan"/>
+        </w:rPr>
+        <w:t>sorted(a, key=len)</w:t>
+      </w:r>
+      <w:r>
+        <w:t>)</w:t>
       </w:r>
     </w:p>
     <w:p>
@@ -19142,6 +19168,7 @@
   <w:style w:type="character" w:default="1" w:styleId="DefaultParagraphFont">
     <w:name w:val="Default Paragraph Font"/>
     <w:uiPriority w:val="1"/>
+    <w:semiHidden/>
     <w:unhideWhenUsed/>
   </w:style>
   <w:style w:type="table" w:default="1" w:styleId="TableNormal">
